--- a/docs/reports/Dibut_성능최적화_QA검증_보고서.docx
+++ b/docs/reports/Dibut_성능최적화_QA검증_보고서.docx
@@ -4,13 +4,15 @@
   <w:body>
     <w:p>
       <w:pPr>
-        <w:spacing w:after="60" w:before="200"/>
+        <w:spacing w:after="70" w:before="560"/>
         <w:jc w:val="center"/>
       </w:pPr>
       <w:r>
         <w:rPr>
           <w:rFonts w:ascii="맑은 고딕" w:cs="맑은 고딕" w:eastAsia="맑은 고딕" w:hAnsi="맑은 고딕"/>
-          <w:color w:val="2E5496"/>
+          <w:b/>
+          <w:bCs/>
+          <w:color w:val="4E7A2A"/>
           <w:spacing w:val="30"/>
           <w:sz w:val="22"/>
           <w:szCs w:val="22"/>
@@ -21,10 +23,10 @@
     <w:p>
       <w:pPr>
         <w:pBdr>
-          <w:top w:val="single" w:color="1F4E79" w:sz="24" w:space="8"/>
-          <w:bottom w:val="single" w:color="1F4E79" w:sz="24" w:space="8"/>
+          <w:top w:val="single" w:color="82B84C" w:sz="26" w:space="8"/>
+          <w:bottom w:val="single" w:color="82B84C" w:sz="26" w:space="8"/>
         </w:pBdr>
-        <w:spacing w:after="80"/>
+        <w:spacing w:after="90"/>
         <w:jc w:val="center"/>
       </w:pPr>
       <w:r>
@@ -33,15 +35,15 @@
           <w:b/>
           <w:bCs/>
           <w:color w:val="222222"/>
-          <w:sz w:val="44"/>
-          <w:szCs w:val="44"/>
+          <w:sz w:val="46"/>
+          <w:szCs w:val="46"/>
         </w:rPr>
         <w:t xml:space="preserve">Dibut 성능 최적화 및 QA 검증 보고서</w:t>
       </w:r>
     </w:p>
     <w:p>
       <w:pPr>
-        <w:spacing w:after="260"/>
+        <w:spacing w:after="520"/>
         <w:jc w:val="center"/>
       </w:pPr>
       <w:r>
@@ -51,7 +53,7 @@
           <w:sz w:val="18"/>
           <w:szCs w:val="18"/>
         </w:rPr>
-        <w:t xml:space="preserve">Dibut Platform  |  Frontend(Next.js) · BFF · AI Backend(FastAPI)</w:t>
+        <w:t xml:space="preserve">Dibut Platform  ·  Frontend(Next.js) · BFF · AI Backend(FastAPI)</w:t>
       </w:r>
     </w:p>
     <w:tbl>
@@ -78,12 +80,12 @@
           <w:tcPr>
             <w:tcW w:type="dxa" w:w="885"/>
             <w:tcBorders>
-              <w:top w:val="single" w:color="BFBFBF" w:sz="3"/>
-              <w:left w:val="single" w:color="BFBFBF" w:sz="3"/>
-              <w:bottom w:val="single" w:color="BFBFBF" w:sz="3"/>
-              <w:right w:val="single" w:color="BFBFBF" w:sz="3"/>
-            </w:tcBorders>
-            <w:shd w:fill="1F4E79" w:val="clear"/>
+              <w:top w:val="single" w:color="C7D6B0" w:sz="3"/>
+              <w:left w:val="single" w:color="C7D6B0" w:sz="3"/>
+              <w:bottom w:val="single" w:color="C7D6B0" w:sz="3"/>
+              <w:right w:val="single" w:color="C7D6B0" w:sz="3"/>
+            </w:tcBorders>
+            <w:shd w:fill="4F7A2B" w:val="clear"/>
             <w:tcMar>
               <w:top w:type="dxa" w:w="60"/>
               <w:left w:type="dxa" w:w="110"/>
@@ -114,12 +116,12 @@
           <w:tcPr>
             <w:tcW w:type="dxa" w:w="8141"/>
             <w:tcBorders>
-              <w:top w:val="single" w:color="BFBFBF" w:sz="3"/>
-              <w:left w:val="single" w:color="BFBFBF" w:sz="3"/>
-              <w:bottom w:val="single" w:color="BFBFBF" w:sz="3"/>
-              <w:right w:val="single" w:color="BFBFBF" w:sz="3"/>
-            </w:tcBorders>
-            <w:shd w:fill="1F4E79" w:val="clear"/>
+              <w:top w:val="single" w:color="C7D6B0" w:sz="3"/>
+              <w:left w:val="single" w:color="C7D6B0" w:sz="3"/>
+              <w:bottom w:val="single" w:color="C7D6B0" w:sz="3"/>
+              <w:right w:val="single" w:color="C7D6B0" w:sz="3"/>
+            </w:tcBorders>
+            <w:shd w:fill="4F7A2B" w:val="clear"/>
             <w:tcMar>
               <w:top w:type="dxa" w:w="60"/>
               <w:left w:type="dxa" w:w="110"/>
@@ -155,10 +157,10 @@
           <w:tcPr>
             <w:tcW w:type="dxa" w:w="885"/>
             <w:tcBorders>
-              <w:top w:val="single" w:color="BFBFBF" w:sz="3"/>
-              <w:left w:val="single" w:color="BFBFBF" w:sz="3"/>
-              <w:bottom w:val="single" w:color="BFBFBF" w:sz="3"/>
-              <w:right w:val="single" w:color="BFBFBF" w:sz="3"/>
+              <w:top w:val="single" w:color="C7D6B0" w:sz="3"/>
+              <w:left w:val="single" w:color="C7D6B0" w:sz="3"/>
+              <w:bottom w:val="single" w:color="C7D6B0" w:sz="3"/>
+              <w:right w:val="single" w:color="C7D6B0" w:sz="3"/>
             </w:tcBorders>
             <w:shd w:fill="FFFFFF" w:val="clear"/>
             <w:tcMar>
@@ -191,10 +193,10 @@
           <w:tcPr>
             <w:tcW w:type="dxa" w:w="8141"/>
             <w:tcBorders>
-              <w:top w:val="single" w:color="BFBFBF" w:sz="3"/>
-              <w:left w:val="single" w:color="BFBFBF" w:sz="3"/>
-              <w:bottom w:val="single" w:color="BFBFBF" w:sz="3"/>
-              <w:right w:val="single" w:color="BFBFBF" w:sz="3"/>
+              <w:top w:val="single" w:color="C7D6B0" w:sz="3"/>
+              <w:left w:val="single" w:color="C7D6B0" w:sz="3"/>
+              <w:bottom w:val="single" w:color="C7D6B0" w:sz="3"/>
+              <w:right w:val="single" w:color="C7D6B0" w:sz="3"/>
             </w:tcBorders>
             <w:shd w:fill="FFFFFF" w:val="clear"/>
             <w:tcMar>
@@ -232,12 +234,12 @@
           <w:tcPr>
             <w:tcW w:type="dxa" w:w="885"/>
             <w:tcBorders>
-              <w:top w:val="single" w:color="BFBFBF" w:sz="3"/>
-              <w:left w:val="single" w:color="BFBFBF" w:sz="3"/>
-              <w:bottom w:val="single" w:color="BFBFBF" w:sz="3"/>
-              <w:right w:val="single" w:color="BFBFBF" w:sz="3"/>
-            </w:tcBorders>
-            <w:shd w:fill="EEF3FA" w:val="clear"/>
+              <w:top w:val="single" w:color="C7D6B0" w:sz="3"/>
+              <w:left w:val="single" w:color="C7D6B0" w:sz="3"/>
+              <w:bottom w:val="single" w:color="C7D6B0" w:sz="3"/>
+              <w:right w:val="single" w:color="C7D6B0" w:sz="3"/>
+            </w:tcBorders>
+            <w:shd w:fill="EEF4E1" w:val="clear"/>
             <w:tcMar>
               <w:top w:type="dxa" w:w="60"/>
               <w:left w:type="dxa" w:w="110"/>
@@ -268,12 +270,12 @@
           <w:tcPr>
             <w:tcW w:type="dxa" w:w="8141"/>
             <w:tcBorders>
-              <w:top w:val="single" w:color="BFBFBF" w:sz="3"/>
-              <w:left w:val="single" w:color="BFBFBF" w:sz="3"/>
-              <w:bottom w:val="single" w:color="BFBFBF" w:sz="3"/>
-              <w:right w:val="single" w:color="BFBFBF" w:sz="3"/>
-            </w:tcBorders>
-            <w:shd w:fill="EEF3FA" w:val="clear"/>
+              <w:top w:val="single" w:color="C7D6B0" w:sz="3"/>
+              <w:left w:val="single" w:color="C7D6B0" w:sz="3"/>
+              <w:bottom w:val="single" w:color="C7D6B0" w:sz="3"/>
+              <w:right w:val="single" w:color="C7D6B0" w:sz="3"/>
+            </w:tcBorders>
+            <w:shd w:fill="EEF4E1" w:val="clear"/>
             <w:tcMar>
               <w:top w:type="dxa" w:w="60"/>
               <w:left w:type="dxa" w:w="110"/>
@@ -318,10 +320,10 @@
           <w:tcPr>
             <w:tcW w:type="dxa" w:w="885"/>
             <w:tcBorders>
-              <w:top w:val="single" w:color="BFBFBF" w:sz="3"/>
-              <w:left w:val="single" w:color="BFBFBF" w:sz="3"/>
-              <w:bottom w:val="single" w:color="BFBFBF" w:sz="3"/>
-              <w:right w:val="single" w:color="BFBFBF" w:sz="3"/>
+              <w:top w:val="single" w:color="C7D6B0" w:sz="3"/>
+              <w:left w:val="single" w:color="C7D6B0" w:sz="3"/>
+              <w:bottom w:val="single" w:color="C7D6B0" w:sz="3"/>
+              <w:right w:val="single" w:color="C7D6B0" w:sz="3"/>
             </w:tcBorders>
             <w:shd w:fill="FFFFFF" w:val="clear"/>
             <w:tcMar>
@@ -354,10 +356,10 @@
           <w:tcPr>
             <w:tcW w:type="dxa" w:w="8141"/>
             <w:tcBorders>
-              <w:top w:val="single" w:color="BFBFBF" w:sz="3"/>
-              <w:left w:val="single" w:color="BFBFBF" w:sz="3"/>
-              <w:bottom w:val="single" w:color="BFBFBF" w:sz="3"/>
-              <w:right w:val="single" w:color="BFBFBF" w:sz="3"/>
+              <w:top w:val="single" w:color="C7D6B0" w:sz="3"/>
+              <w:left w:val="single" w:color="C7D6B0" w:sz="3"/>
+              <w:bottom w:val="single" w:color="C7D6B0" w:sz="3"/>
+              <w:right w:val="single" w:color="C7D6B0" w:sz="3"/>
             </w:tcBorders>
             <w:shd w:fill="FFFFFF" w:val="clear"/>
             <w:tcMar>
@@ -395,12 +397,12 @@
           <w:tcPr>
             <w:tcW w:type="dxa" w:w="885"/>
             <w:tcBorders>
-              <w:top w:val="single" w:color="BFBFBF" w:sz="3"/>
-              <w:left w:val="single" w:color="BFBFBF" w:sz="3"/>
-              <w:bottom w:val="single" w:color="BFBFBF" w:sz="3"/>
-              <w:right w:val="single" w:color="BFBFBF" w:sz="3"/>
-            </w:tcBorders>
-            <w:shd w:fill="EEF3FA" w:val="clear"/>
+              <w:top w:val="single" w:color="C7D6B0" w:sz="3"/>
+              <w:left w:val="single" w:color="C7D6B0" w:sz="3"/>
+              <w:bottom w:val="single" w:color="C7D6B0" w:sz="3"/>
+              <w:right w:val="single" w:color="C7D6B0" w:sz="3"/>
+            </w:tcBorders>
+            <w:shd w:fill="EEF4E1" w:val="clear"/>
             <w:tcMar>
               <w:top w:type="dxa" w:w="60"/>
               <w:left w:type="dxa" w:w="110"/>
@@ -431,12 +433,12 @@
           <w:tcPr>
             <w:tcW w:type="dxa" w:w="8141"/>
             <w:tcBorders>
-              <w:top w:val="single" w:color="BFBFBF" w:sz="3"/>
-              <w:left w:val="single" w:color="BFBFBF" w:sz="3"/>
-              <w:bottom w:val="single" w:color="BFBFBF" w:sz="3"/>
-              <w:right w:val="single" w:color="BFBFBF" w:sz="3"/>
-            </w:tcBorders>
-            <w:shd w:fill="EEF3FA" w:val="clear"/>
+              <w:top w:val="single" w:color="C7D6B0" w:sz="3"/>
+              <w:left w:val="single" w:color="C7D6B0" w:sz="3"/>
+              <w:bottom w:val="single" w:color="C7D6B0" w:sz="3"/>
+              <w:right w:val="single" w:color="C7D6B0" w:sz="3"/>
+            </w:tcBorders>
+            <w:shd w:fill="EEF4E1" w:val="clear"/>
             <w:tcMar>
               <w:top w:type="dxa" w:w="60"/>
               <w:left w:type="dxa" w:w="110"/>
@@ -472,10 +474,10 @@
           <w:tcPr>
             <w:tcW w:type="dxa" w:w="885"/>
             <w:tcBorders>
-              <w:top w:val="single" w:color="BFBFBF" w:sz="3"/>
-              <w:left w:val="single" w:color="BFBFBF" w:sz="3"/>
-              <w:bottom w:val="single" w:color="BFBFBF" w:sz="3"/>
-              <w:right w:val="single" w:color="BFBFBF" w:sz="3"/>
+              <w:top w:val="single" w:color="C7D6B0" w:sz="3"/>
+              <w:left w:val="single" w:color="C7D6B0" w:sz="3"/>
+              <w:bottom w:val="single" w:color="C7D6B0" w:sz="3"/>
+              <w:right w:val="single" w:color="C7D6B0" w:sz="3"/>
             </w:tcBorders>
             <w:shd w:fill="FFFFFF" w:val="clear"/>
             <w:tcMar>
@@ -508,10 +510,10 @@
           <w:tcPr>
             <w:tcW w:type="dxa" w:w="8141"/>
             <w:tcBorders>
-              <w:top w:val="single" w:color="BFBFBF" w:sz="3"/>
-              <w:left w:val="single" w:color="BFBFBF" w:sz="3"/>
-              <w:bottom w:val="single" w:color="BFBFBF" w:sz="3"/>
-              <w:right w:val="single" w:color="BFBFBF" w:sz="3"/>
+              <w:top w:val="single" w:color="C7D6B0" w:sz="3"/>
+              <w:left w:val="single" w:color="C7D6B0" w:sz="3"/>
+              <w:bottom w:val="single" w:color="C7D6B0" w:sz="3"/>
+              <w:right w:val="single" w:color="C7D6B0" w:sz="3"/>
             </w:tcBorders>
             <w:shd w:fill="FFFFFF" w:val="clear"/>
             <w:tcMar>
@@ -578,17 +580,806 @@
     </w:p>
     <w:p>
       <w:pPr>
-        <w:pBdr>
-          <w:bottom w:val="single" w:color="1F4E79" w:sz="14" w:space="4"/>
-        </w:pBdr>
-        <w:spacing w:after="150" w:before="320"/>
+        <w:spacing w:after="120" w:before="360"/>
+        <w:jc w:val="center"/>
       </w:pPr>
       <w:r>
         <w:rPr>
           <w:rFonts w:ascii="맑은 고딕" w:cs="맑은 고딕" w:eastAsia="맑은 고딕" w:hAnsi="맑은 고딕"/>
           <w:b/>
           <w:bCs/>
-          <w:color w:val="1F4E79"/>
+          <w:color w:val="3F6B1B"/>
+          <w:sz w:val="28"/>
+          <w:szCs w:val="28"/>
+        </w:rPr>
+        <w:t xml:space="preserve">목     차</w:t>
+      </w:r>
+    </w:p>
+    <w:tbl>
+      <w:tblPr>
+        <w:tblW w:type="dxa" w:w="9026"/>
+        <w:tblBorders>
+          <w:top w:val="single" w:color="auto" w:sz="4"/>
+          <w:left w:val="single" w:color="auto" w:sz="4"/>
+          <w:bottom w:val="single" w:color="auto" w:sz="4"/>
+          <w:right w:val="single" w:color="auto" w:sz="4"/>
+          <w:insideH w:val="single" w:color="auto" w:sz="4"/>
+          <w:insideV w:val="single" w:color="auto" w:sz="4"/>
+        </w:tblBorders>
+      </w:tblPr>
+      <w:tblGrid>
+        <w:gridCol w:w="1500"/>
+        <w:gridCol w:w="7526"/>
+      </w:tblGrid>
+      <w:tr>
+        <w:trPr>
+          <w:tblHeader/>
+        </w:trPr>
+        <w:tc>
+          <w:tcPr>
+            <w:tcW w:type="dxa" w:w="1500"/>
+            <w:tcBorders>
+              <w:top w:val="single" w:color="C7D6B0" w:sz="3"/>
+              <w:left w:val="single" w:color="C7D6B0" w:sz="3"/>
+              <w:bottom w:val="single" w:color="C7D6B0" w:sz="3"/>
+              <w:right w:val="single" w:color="C7D6B0" w:sz="3"/>
+            </w:tcBorders>
+            <w:shd w:fill="4F7A2B" w:val="clear"/>
+            <w:tcMar>
+              <w:top w:type="dxa" w:w="66"/>
+              <w:left w:type="dxa" w:w="130"/>
+              <w:bottom w:type="dxa" w:w="66"/>
+              <w:right w:type="dxa" w:w="130"/>
+            </w:tcMar>
+            <w:vAlign w:val="center"/>
+          </w:tcPr>
+          <w:p>
+            <w:pPr>
+              <w:spacing w:line="264"/>
+              <w:jc w:val="center"/>
+            </w:pPr>
+            <w:r>
+              <w:rPr>
+                <w:rFonts w:ascii="맑은 고딕" w:cs="맑은 고딕" w:eastAsia="맑은 고딕" w:hAnsi="맑은 고딕"/>
+                <w:b/>
+                <w:bCs/>
+                <w:color w:val="FFFFFF"/>
+                <w:sz w:val="19"/>
+                <w:szCs w:val="19"/>
+              </w:rPr>
+              <w:t xml:space="preserve">구분</w:t>
+            </w:r>
+          </w:p>
+        </w:tc>
+        <w:tc>
+          <w:tcPr>
+            <w:tcW w:type="dxa" w:w="7526"/>
+            <w:tcBorders>
+              <w:top w:val="single" w:color="C7D6B0" w:sz="3"/>
+              <w:left w:val="single" w:color="C7D6B0" w:sz="3"/>
+              <w:bottom w:val="single" w:color="C7D6B0" w:sz="3"/>
+              <w:right w:val="single" w:color="C7D6B0" w:sz="3"/>
+            </w:tcBorders>
+            <w:shd w:fill="4F7A2B" w:val="clear"/>
+            <w:tcMar>
+              <w:top w:type="dxa" w:w="66"/>
+              <w:left w:type="dxa" w:w="130"/>
+              <w:bottom w:type="dxa" w:w="66"/>
+              <w:right w:type="dxa" w:w="130"/>
+            </w:tcMar>
+            <w:vAlign w:val="center"/>
+          </w:tcPr>
+          <w:p>
+            <w:pPr>
+              <w:spacing w:line="264"/>
+              <w:jc w:val="left"/>
+            </w:pPr>
+            <w:r>
+              <w:rPr>
+                <w:rFonts w:ascii="맑은 고딕" w:cs="맑은 고딕" w:eastAsia="맑은 고딕" w:hAnsi="맑은 고딕"/>
+                <w:b/>
+                <w:bCs/>
+                <w:color w:val="FFFFFF"/>
+                <w:sz w:val="19"/>
+                <w:szCs w:val="19"/>
+              </w:rPr>
+              <w:t xml:space="preserve">제목</w:t>
+            </w:r>
+          </w:p>
+        </w:tc>
+      </w:tr>
+      <w:tr>
+        <w:tc>
+          <w:tcPr>
+            <w:tcW w:type="dxa" w:w="1500"/>
+            <w:tcBorders>
+              <w:top w:val="single" w:color="C7D6B0" w:sz="3"/>
+              <w:left w:val="single" w:color="C7D6B0" w:sz="3"/>
+              <w:bottom w:val="single" w:color="C7D6B0" w:sz="3"/>
+              <w:right w:val="single" w:color="C7D6B0" w:sz="3"/>
+            </w:tcBorders>
+            <w:shd w:fill="FFFFFF" w:val="clear"/>
+            <w:tcMar>
+              <w:top w:type="dxa" w:w="66"/>
+              <w:left w:type="dxa" w:w="130"/>
+              <w:bottom w:type="dxa" w:w="66"/>
+              <w:right w:type="dxa" w:w="130"/>
+            </w:tcMar>
+            <w:vAlign w:val="center"/>
+          </w:tcPr>
+          <w:p>
+            <w:pPr>
+              <w:spacing w:line="264"/>
+              <w:jc w:val="center"/>
+            </w:pPr>
+            <w:r>
+              <w:rPr>
+                <w:rFonts w:ascii="맑은 고딕" w:cs="맑은 고딕" w:eastAsia="맑은 고딕" w:hAnsi="맑은 고딕"/>
+                <w:b w:val="false"/>
+                <w:bCs w:val="false"/>
+                <w:color w:val="222222"/>
+                <w:sz w:val="19"/>
+                <w:szCs w:val="19"/>
+              </w:rPr>
+              <w:t xml:space="preserve">1장</w:t>
+            </w:r>
+          </w:p>
+        </w:tc>
+        <w:tc>
+          <w:tcPr>
+            <w:tcW w:type="dxa" w:w="7526"/>
+            <w:tcBorders>
+              <w:top w:val="single" w:color="C7D6B0" w:sz="3"/>
+              <w:left w:val="single" w:color="C7D6B0" w:sz="3"/>
+              <w:bottom w:val="single" w:color="C7D6B0" w:sz="3"/>
+              <w:right w:val="single" w:color="C7D6B0" w:sz="3"/>
+            </w:tcBorders>
+            <w:shd w:fill="FFFFFF" w:val="clear"/>
+            <w:tcMar>
+              <w:top w:type="dxa" w:w="66"/>
+              <w:left w:type="dxa" w:w="130"/>
+              <w:bottom w:type="dxa" w:w="66"/>
+              <w:right w:type="dxa" w:w="130"/>
+            </w:tcMar>
+            <w:vAlign w:val="center"/>
+          </w:tcPr>
+          <w:p>
+            <w:pPr>
+              <w:spacing w:line="264"/>
+              <w:jc w:val="left"/>
+            </w:pPr>
+            <w:r>
+              <w:rPr>
+                <w:rFonts w:ascii="맑은 고딕" w:cs="맑은 고딕" w:eastAsia="맑은 고딕" w:hAnsi="맑은 고딕"/>
+                <w:b w:val="false"/>
+                <w:bCs w:val="false"/>
+                <w:color w:val="222222"/>
+                <w:sz w:val="19"/>
+                <w:szCs w:val="19"/>
+              </w:rPr>
+              <w:t xml:space="preserve">개요</w:t>
+            </w:r>
+          </w:p>
+        </w:tc>
+      </w:tr>
+      <w:tr>
+        <w:tc>
+          <w:tcPr>
+            <w:tcW w:type="dxa" w:w="1500"/>
+            <w:tcBorders>
+              <w:top w:val="single" w:color="C7D6B0" w:sz="3"/>
+              <w:left w:val="single" w:color="C7D6B0" w:sz="3"/>
+              <w:bottom w:val="single" w:color="C7D6B0" w:sz="3"/>
+              <w:right w:val="single" w:color="C7D6B0" w:sz="3"/>
+            </w:tcBorders>
+            <w:shd w:fill="EEF4E1" w:val="clear"/>
+            <w:tcMar>
+              <w:top w:type="dxa" w:w="66"/>
+              <w:left w:type="dxa" w:w="130"/>
+              <w:bottom w:type="dxa" w:w="66"/>
+              <w:right w:type="dxa" w:w="130"/>
+            </w:tcMar>
+            <w:vAlign w:val="center"/>
+          </w:tcPr>
+          <w:p>
+            <w:pPr>
+              <w:spacing w:line="264"/>
+              <w:jc w:val="center"/>
+            </w:pPr>
+            <w:r>
+              <w:rPr>
+                <w:rFonts w:ascii="맑은 고딕" w:cs="맑은 고딕" w:eastAsia="맑은 고딕" w:hAnsi="맑은 고딕"/>
+                <w:b w:val="false"/>
+                <w:bCs w:val="false"/>
+                <w:color w:val="222222"/>
+                <w:sz w:val="19"/>
+                <w:szCs w:val="19"/>
+              </w:rPr>
+              <w:t xml:space="preserve">2장</w:t>
+            </w:r>
+          </w:p>
+        </w:tc>
+        <w:tc>
+          <w:tcPr>
+            <w:tcW w:type="dxa" w:w="7526"/>
+            <w:tcBorders>
+              <w:top w:val="single" w:color="C7D6B0" w:sz="3"/>
+              <w:left w:val="single" w:color="C7D6B0" w:sz="3"/>
+              <w:bottom w:val="single" w:color="C7D6B0" w:sz="3"/>
+              <w:right w:val="single" w:color="C7D6B0" w:sz="3"/>
+            </w:tcBorders>
+            <w:shd w:fill="EEF4E1" w:val="clear"/>
+            <w:tcMar>
+              <w:top w:type="dxa" w:w="66"/>
+              <w:left w:type="dxa" w:w="130"/>
+              <w:bottom w:type="dxa" w:w="66"/>
+              <w:right w:type="dxa" w:w="130"/>
+            </w:tcMar>
+            <w:vAlign w:val="center"/>
+          </w:tcPr>
+          <w:p>
+            <w:pPr>
+              <w:spacing w:line="264"/>
+              <w:jc w:val="left"/>
+            </w:pPr>
+            <w:r>
+              <w:rPr>
+                <w:rFonts w:ascii="맑은 고딕" w:cs="맑은 고딕" w:eastAsia="맑은 고딕" w:hAnsi="맑은 고딕"/>
+                <w:b w:val="false"/>
+                <w:bCs w:val="false"/>
+                <w:color w:val="222222"/>
+                <w:sz w:val="19"/>
+                <w:szCs w:val="19"/>
+              </w:rPr>
+              <w:t xml:space="preserve">검증 방법</w:t>
+            </w:r>
+          </w:p>
+        </w:tc>
+      </w:tr>
+      <w:tr>
+        <w:tc>
+          <w:tcPr>
+            <w:tcW w:type="dxa" w:w="1500"/>
+            <w:tcBorders>
+              <w:top w:val="single" w:color="C7D6B0" w:sz="3"/>
+              <w:left w:val="single" w:color="C7D6B0" w:sz="3"/>
+              <w:bottom w:val="single" w:color="C7D6B0" w:sz="3"/>
+              <w:right w:val="single" w:color="C7D6B0" w:sz="3"/>
+            </w:tcBorders>
+            <w:shd w:fill="FFFFFF" w:val="clear"/>
+            <w:tcMar>
+              <w:top w:type="dxa" w:w="66"/>
+              <w:left w:type="dxa" w:w="130"/>
+              <w:bottom w:type="dxa" w:w="66"/>
+              <w:right w:type="dxa" w:w="130"/>
+            </w:tcMar>
+            <w:vAlign w:val="center"/>
+          </w:tcPr>
+          <w:p>
+            <w:pPr>
+              <w:spacing w:line="264"/>
+              <w:jc w:val="center"/>
+            </w:pPr>
+            <w:r>
+              <w:rPr>
+                <w:rFonts w:ascii="맑은 고딕" w:cs="맑은 고딕" w:eastAsia="맑은 고딕" w:hAnsi="맑은 고딕"/>
+                <w:b w:val="false"/>
+                <w:bCs w:val="false"/>
+                <w:color w:val="222222"/>
+                <w:sz w:val="19"/>
+                <w:szCs w:val="19"/>
+              </w:rPr>
+              <w:t xml:space="preserve">3장</w:t>
+            </w:r>
+          </w:p>
+        </w:tc>
+        <w:tc>
+          <w:tcPr>
+            <w:tcW w:type="dxa" w:w="7526"/>
+            <w:tcBorders>
+              <w:top w:val="single" w:color="C7D6B0" w:sz="3"/>
+              <w:left w:val="single" w:color="C7D6B0" w:sz="3"/>
+              <w:bottom w:val="single" w:color="C7D6B0" w:sz="3"/>
+              <w:right w:val="single" w:color="C7D6B0" w:sz="3"/>
+            </w:tcBorders>
+            <w:shd w:fill="FFFFFF" w:val="clear"/>
+            <w:tcMar>
+              <w:top w:type="dxa" w:w="66"/>
+              <w:left w:type="dxa" w:w="130"/>
+              <w:bottom w:type="dxa" w:w="66"/>
+              <w:right w:type="dxa" w:w="130"/>
+            </w:tcMar>
+            <w:vAlign w:val="center"/>
+          </w:tcPr>
+          <w:p>
+            <w:pPr>
+              <w:spacing w:line="264"/>
+              <w:jc w:val="left"/>
+            </w:pPr>
+            <w:r>
+              <w:rPr>
+                <w:rFonts w:ascii="맑은 고딕" w:cs="맑은 고딕" w:eastAsia="맑은 고딕" w:hAnsi="맑은 고딕"/>
+                <w:b w:val="false"/>
+                <w:bCs w:val="false"/>
+                <w:color w:val="222222"/>
+                <w:sz w:val="19"/>
+                <w:szCs w:val="19"/>
+              </w:rPr>
+              <w:t xml:space="preserve">진단과 개선</w:t>
+            </w:r>
+          </w:p>
+        </w:tc>
+      </w:tr>
+      <w:tr>
+        <w:tc>
+          <w:tcPr>
+            <w:tcW w:type="dxa" w:w="1500"/>
+            <w:tcBorders>
+              <w:top w:val="single" w:color="C7D6B0" w:sz="3"/>
+              <w:left w:val="single" w:color="C7D6B0" w:sz="3"/>
+              <w:bottom w:val="single" w:color="C7D6B0" w:sz="3"/>
+              <w:right w:val="single" w:color="C7D6B0" w:sz="3"/>
+            </w:tcBorders>
+            <w:shd w:fill="EEF4E1" w:val="clear"/>
+            <w:tcMar>
+              <w:top w:type="dxa" w:w="66"/>
+              <w:left w:type="dxa" w:w="130"/>
+              <w:bottom w:type="dxa" w:w="66"/>
+              <w:right w:type="dxa" w:w="130"/>
+            </w:tcMar>
+            <w:vAlign w:val="center"/>
+          </w:tcPr>
+          <w:p>
+            <w:pPr>
+              <w:spacing w:line="264"/>
+              <w:jc w:val="center"/>
+            </w:pPr>
+            <w:r>
+              <w:rPr>
+                <w:rFonts w:ascii="맑은 고딕" w:cs="맑은 고딕" w:eastAsia="맑은 고딕" w:hAnsi="맑은 고딕"/>
+                <w:b w:val="false"/>
+                <w:bCs w:val="false"/>
+                <w:color w:val="222222"/>
+                <w:sz w:val="19"/>
+                <w:szCs w:val="19"/>
+              </w:rPr>
+              <w:t xml:space="preserve">4장</w:t>
+            </w:r>
+          </w:p>
+        </w:tc>
+        <w:tc>
+          <w:tcPr>
+            <w:tcW w:type="dxa" w:w="7526"/>
+            <w:tcBorders>
+              <w:top w:val="single" w:color="C7D6B0" w:sz="3"/>
+              <w:left w:val="single" w:color="C7D6B0" w:sz="3"/>
+              <w:bottom w:val="single" w:color="C7D6B0" w:sz="3"/>
+              <w:right w:val="single" w:color="C7D6B0" w:sz="3"/>
+            </w:tcBorders>
+            <w:shd w:fill="EEF4E1" w:val="clear"/>
+            <w:tcMar>
+              <w:top w:type="dxa" w:w="66"/>
+              <w:left w:type="dxa" w:w="130"/>
+              <w:bottom w:type="dxa" w:w="66"/>
+              <w:right w:type="dxa" w:w="130"/>
+            </w:tcMar>
+            <w:vAlign w:val="center"/>
+          </w:tcPr>
+          <w:p>
+            <w:pPr>
+              <w:spacing w:line="264"/>
+              <w:jc w:val="left"/>
+            </w:pPr>
+            <w:r>
+              <w:rPr>
+                <w:rFonts w:ascii="맑은 고딕" w:cs="맑은 고딕" w:eastAsia="맑은 고딕" w:hAnsi="맑은 고딕"/>
+                <w:b w:val="false"/>
+                <w:bCs w:val="false"/>
+                <w:color w:val="222222"/>
+                <w:sz w:val="19"/>
+                <w:szCs w:val="19"/>
+              </w:rPr>
+              <w:t xml:space="preserve">페이지별 영향</w:t>
+            </w:r>
+          </w:p>
+        </w:tc>
+      </w:tr>
+      <w:tr>
+        <w:tc>
+          <w:tcPr>
+            <w:tcW w:type="dxa" w:w="1500"/>
+            <w:tcBorders>
+              <w:top w:val="single" w:color="C7D6B0" w:sz="3"/>
+              <w:left w:val="single" w:color="C7D6B0" w:sz="3"/>
+              <w:bottom w:val="single" w:color="C7D6B0" w:sz="3"/>
+              <w:right w:val="single" w:color="C7D6B0" w:sz="3"/>
+            </w:tcBorders>
+            <w:shd w:fill="FFFFFF" w:val="clear"/>
+            <w:tcMar>
+              <w:top w:type="dxa" w:w="66"/>
+              <w:left w:type="dxa" w:w="130"/>
+              <w:bottom w:type="dxa" w:w="66"/>
+              <w:right w:type="dxa" w:w="130"/>
+            </w:tcMar>
+            <w:vAlign w:val="center"/>
+          </w:tcPr>
+          <w:p>
+            <w:pPr>
+              <w:spacing w:line="264"/>
+              <w:jc w:val="center"/>
+            </w:pPr>
+            <w:r>
+              <w:rPr>
+                <w:rFonts w:ascii="맑은 고딕" w:cs="맑은 고딕" w:eastAsia="맑은 고딕" w:hAnsi="맑은 고딕"/>
+                <w:b w:val="false"/>
+                <w:bCs w:val="false"/>
+                <w:color w:val="222222"/>
+                <w:sz w:val="19"/>
+                <w:szCs w:val="19"/>
+              </w:rPr>
+              <w:t xml:space="preserve">5장</w:t>
+            </w:r>
+          </w:p>
+        </w:tc>
+        <w:tc>
+          <w:tcPr>
+            <w:tcW w:type="dxa" w:w="7526"/>
+            <w:tcBorders>
+              <w:top w:val="single" w:color="C7D6B0" w:sz="3"/>
+              <w:left w:val="single" w:color="C7D6B0" w:sz="3"/>
+              <w:bottom w:val="single" w:color="C7D6B0" w:sz="3"/>
+              <w:right w:val="single" w:color="C7D6B0" w:sz="3"/>
+            </w:tcBorders>
+            <w:shd w:fill="FFFFFF" w:val="clear"/>
+            <w:tcMar>
+              <w:top w:type="dxa" w:w="66"/>
+              <w:left w:type="dxa" w:w="130"/>
+              <w:bottom w:type="dxa" w:w="66"/>
+              <w:right w:type="dxa" w:w="130"/>
+            </w:tcMar>
+            <w:vAlign w:val="center"/>
+          </w:tcPr>
+          <w:p>
+            <w:pPr>
+              <w:spacing w:line="264"/>
+              <w:jc w:val="left"/>
+            </w:pPr>
+            <w:r>
+              <w:rPr>
+                <w:rFonts w:ascii="맑은 고딕" w:cs="맑은 고딕" w:eastAsia="맑은 고딕" w:hAnsi="맑은 고딕"/>
+                <w:b w:val="false"/>
+                <w:bCs w:val="false"/>
+                <w:color w:val="222222"/>
+                <w:sz w:val="19"/>
+                <w:szCs w:val="19"/>
+              </w:rPr>
+              <w:t xml:space="preserve">정량 종합</w:t>
+            </w:r>
+          </w:p>
+        </w:tc>
+      </w:tr>
+      <w:tr>
+        <w:tc>
+          <w:tcPr>
+            <w:tcW w:type="dxa" w:w="1500"/>
+            <w:tcBorders>
+              <w:top w:val="single" w:color="C7D6B0" w:sz="3"/>
+              <w:left w:val="single" w:color="C7D6B0" w:sz="3"/>
+              <w:bottom w:val="single" w:color="C7D6B0" w:sz="3"/>
+              <w:right w:val="single" w:color="C7D6B0" w:sz="3"/>
+            </w:tcBorders>
+            <w:shd w:fill="EEF4E1" w:val="clear"/>
+            <w:tcMar>
+              <w:top w:type="dxa" w:w="66"/>
+              <w:left w:type="dxa" w:w="130"/>
+              <w:bottom w:type="dxa" w:w="66"/>
+              <w:right w:type="dxa" w:w="130"/>
+            </w:tcMar>
+            <w:vAlign w:val="center"/>
+          </w:tcPr>
+          <w:p>
+            <w:pPr>
+              <w:spacing w:line="264"/>
+              <w:jc w:val="center"/>
+            </w:pPr>
+            <w:r>
+              <w:rPr>
+                <w:rFonts w:ascii="맑은 고딕" w:cs="맑은 고딕" w:eastAsia="맑은 고딕" w:hAnsi="맑은 고딕"/>
+                <w:b w:val="false"/>
+                <w:bCs w:val="false"/>
+                <w:color w:val="222222"/>
+                <w:sz w:val="19"/>
+                <w:szCs w:val="19"/>
+              </w:rPr>
+              <w:t xml:space="preserve">6장</w:t>
+            </w:r>
+          </w:p>
+        </w:tc>
+        <w:tc>
+          <w:tcPr>
+            <w:tcW w:type="dxa" w:w="7526"/>
+            <w:tcBorders>
+              <w:top w:val="single" w:color="C7D6B0" w:sz="3"/>
+              <w:left w:val="single" w:color="C7D6B0" w:sz="3"/>
+              <w:bottom w:val="single" w:color="C7D6B0" w:sz="3"/>
+              <w:right w:val="single" w:color="C7D6B0" w:sz="3"/>
+            </w:tcBorders>
+            <w:shd w:fill="EEF4E1" w:val="clear"/>
+            <w:tcMar>
+              <w:top w:type="dxa" w:w="66"/>
+              <w:left w:type="dxa" w:w="130"/>
+              <w:bottom w:type="dxa" w:w="66"/>
+              <w:right w:type="dxa" w:w="130"/>
+            </w:tcMar>
+            <w:vAlign w:val="center"/>
+          </w:tcPr>
+          <w:p>
+            <w:pPr>
+              <w:spacing w:line="264"/>
+              <w:jc w:val="left"/>
+            </w:pPr>
+            <w:r>
+              <w:rPr>
+                <w:rFonts w:ascii="맑은 고딕" w:cs="맑은 고딕" w:eastAsia="맑은 고딕" w:hAnsi="맑은 고딕"/>
+                <w:b w:val="false"/>
+                <w:bCs w:val="false"/>
+                <w:color w:val="222222"/>
+                <w:sz w:val="19"/>
+                <w:szCs w:val="19"/>
+              </w:rPr>
+              <w:t xml:space="preserve">QA 테스트 결과</w:t>
+            </w:r>
+          </w:p>
+        </w:tc>
+      </w:tr>
+      <w:tr>
+        <w:tc>
+          <w:tcPr>
+            <w:tcW w:type="dxa" w:w="1500"/>
+            <w:tcBorders>
+              <w:top w:val="single" w:color="C7D6B0" w:sz="3"/>
+              <w:left w:val="single" w:color="C7D6B0" w:sz="3"/>
+              <w:bottom w:val="single" w:color="C7D6B0" w:sz="3"/>
+              <w:right w:val="single" w:color="C7D6B0" w:sz="3"/>
+            </w:tcBorders>
+            <w:shd w:fill="FFFFFF" w:val="clear"/>
+            <w:tcMar>
+              <w:top w:type="dxa" w:w="66"/>
+              <w:left w:type="dxa" w:w="130"/>
+              <w:bottom w:type="dxa" w:w="66"/>
+              <w:right w:type="dxa" w:w="130"/>
+            </w:tcMar>
+            <w:vAlign w:val="center"/>
+          </w:tcPr>
+          <w:p>
+            <w:pPr>
+              <w:spacing w:line="264"/>
+              <w:jc w:val="center"/>
+            </w:pPr>
+            <w:r>
+              <w:rPr>
+                <w:rFonts w:ascii="맑은 고딕" w:cs="맑은 고딕" w:eastAsia="맑은 고딕" w:hAnsi="맑은 고딕"/>
+                <w:b w:val="false"/>
+                <w:bCs w:val="false"/>
+                <w:color w:val="222222"/>
+                <w:sz w:val="19"/>
+                <w:szCs w:val="19"/>
+              </w:rPr>
+              <w:t xml:space="preserve">7장</w:t>
+            </w:r>
+          </w:p>
+        </w:tc>
+        <w:tc>
+          <w:tcPr>
+            <w:tcW w:type="dxa" w:w="7526"/>
+            <w:tcBorders>
+              <w:top w:val="single" w:color="C7D6B0" w:sz="3"/>
+              <w:left w:val="single" w:color="C7D6B0" w:sz="3"/>
+              <w:bottom w:val="single" w:color="C7D6B0" w:sz="3"/>
+              <w:right w:val="single" w:color="C7D6B0" w:sz="3"/>
+            </w:tcBorders>
+            <w:shd w:fill="FFFFFF" w:val="clear"/>
+            <w:tcMar>
+              <w:top w:type="dxa" w:w="66"/>
+              <w:left w:type="dxa" w:w="130"/>
+              <w:bottom w:type="dxa" w:w="66"/>
+              <w:right w:type="dxa" w:w="130"/>
+            </w:tcMar>
+            <w:vAlign w:val="center"/>
+          </w:tcPr>
+          <w:p>
+            <w:pPr>
+              <w:spacing w:line="264"/>
+              <w:jc w:val="left"/>
+            </w:pPr>
+            <w:r>
+              <w:rPr>
+                <w:rFonts w:ascii="맑은 고딕" w:cs="맑은 고딕" w:eastAsia="맑은 고딕" w:hAnsi="맑은 고딕"/>
+                <w:b w:val="false"/>
+                <w:bCs w:val="false"/>
+                <w:color w:val="222222"/>
+                <w:sz w:val="19"/>
+                <w:szCs w:val="19"/>
+              </w:rPr>
+              <w:t xml:space="preserve">잔여 항목 및 배포 전 확인</w:t>
+            </w:r>
+          </w:p>
+        </w:tc>
+      </w:tr>
+      <w:tr>
+        <w:tc>
+          <w:tcPr>
+            <w:tcW w:type="dxa" w:w="1500"/>
+            <w:tcBorders>
+              <w:top w:val="single" w:color="C7D6B0" w:sz="3"/>
+              <w:left w:val="single" w:color="C7D6B0" w:sz="3"/>
+              <w:bottom w:val="single" w:color="C7D6B0" w:sz="3"/>
+              <w:right w:val="single" w:color="C7D6B0" w:sz="3"/>
+            </w:tcBorders>
+            <w:shd w:fill="EEF4E1" w:val="clear"/>
+            <w:tcMar>
+              <w:top w:type="dxa" w:w="66"/>
+              <w:left w:type="dxa" w:w="130"/>
+              <w:bottom w:type="dxa" w:w="66"/>
+              <w:right w:type="dxa" w:w="130"/>
+            </w:tcMar>
+            <w:vAlign w:val="center"/>
+          </w:tcPr>
+          <w:p>
+            <w:pPr>
+              <w:spacing w:line="264"/>
+              <w:jc w:val="center"/>
+            </w:pPr>
+            <w:r>
+              <w:rPr>
+                <w:rFonts w:ascii="맑은 고딕" w:cs="맑은 고딕" w:eastAsia="맑은 고딕" w:hAnsi="맑은 고딕"/>
+                <w:b w:val="false"/>
+                <w:bCs w:val="false"/>
+                <w:color w:val="222222"/>
+                <w:sz w:val="19"/>
+                <w:szCs w:val="19"/>
+              </w:rPr>
+              <w:t xml:space="preserve">8장</w:t>
+            </w:r>
+          </w:p>
+        </w:tc>
+        <w:tc>
+          <w:tcPr>
+            <w:tcW w:type="dxa" w:w="7526"/>
+            <w:tcBorders>
+              <w:top w:val="single" w:color="C7D6B0" w:sz="3"/>
+              <w:left w:val="single" w:color="C7D6B0" w:sz="3"/>
+              <w:bottom w:val="single" w:color="C7D6B0" w:sz="3"/>
+              <w:right w:val="single" w:color="C7D6B0" w:sz="3"/>
+            </w:tcBorders>
+            <w:shd w:fill="EEF4E1" w:val="clear"/>
+            <w:tcMar>
+              <w:top w:type="dxa" w:w="66"/>
+              <w:left w:type="dxa" w:w="130"/>
+              <w:bottom w:type="dxa" w:w="66"/>
+              <w:right w:type="dxa" w:w="130"/>
+            </w:tcMar>
+            <w:vAlign w:val="center"/>
+          </w:tcPr>
+          <w:p>
+            <w:pPr>
+              <w:spacing w:line="264"/>
+              <w:jc w:val="left"/>
+            </w:pPr>
+            <w:r>
+              <w:rPr>
+                <w:rFonts w:ascii="맑은 고딕" w:cs="맑은 고딕" w:eastAsia="맑은 고딕" w:hAnsi="맑은 고딕"/>
+                <w:b w:val="false"/>
+                <w:bCs w:val="false"/>
+                <w:color w:val="222222"/>
+                <w:sz w:val="19"/>
+                <w:szCs w:val="19"/>
+              </w:rPr>
+              <w:t xml:space="preserve">결론</w:t>
+            </w:r>
+          </w:p>
+        </w:tc>
+      </w:tr>
+      <w:tr>
+        <w:tc>
+          <w:tcPr>
+            <w:tcW w:type="dxa" w:w="1500"/>
+            <w:tcBorders>
+              <w:top w:val="single" w:color="C7D6B0" w:sz="3"/>
+              <w:left w:val="single" w:color="C7D6B0" w:sz="3"/>
+              <w:bottom w:val="single" w:color="C7D6B0" w:sz="3"/>
+              <w:right w:val="single" w:color="C7D6B0" w:sz="3"/>
+            </w:tcBorders>
+            <w:shd w:fill="FFFFFF" w:val="clear"/>
+            <w:tcMar>
+              <w:top w:type="dxa" w:w="66"/>
+              <w:left w:type="dxa" w:w="130"/>
+              <w:bottom w:type="dxa" w:w="66"/>
+              <w:right w:type="dxa" w:w="130"/>
+            </w:tcMar>
+            <w:vAlign w:val="center"/>
+          </w:tcPr>
+          <w:p>
+            <w:pPr>
+              <w:spacing w:line="264"/>
+              <w:jc w:val="center"/>
+            </w:pPr>
+            <w:r>
+              <w:rPr>
+                <w:rFonts w:ascii="맑은 고딕" w:cs="맑은 고딕" w:eastAsia="맑은 고딕" w:hAnsi="맑은 고딕"/>
+                <w:b w:val="false"/>
+                <w:bCs w:val="false"/>
+                <w:color w:val="222222"/>
+                <w:sz w:val="19"/>
+                <w:szCs w:val="19"/>
+              </w:rPr>
+              <w:t xml:space="preserve">부록</w:t>
+            </w:r>
+          </w:p>
+        </w:tc>
+        <w:tc>
+          <w:tcPr>
+            <w:tcW w:type="dxa" w:w="7526"/>
+            <w:tcBorders>
+              <w:top w:val="single" w:color="C7D6B0" w:sz="3"/>
+              <w:left w:val="single" w:color="C7D6B0" w:sz="3"/>
+              <w:bottom w:val="single" w:color="C7D6B0" w:sz="3"/>
+              <w:right w:val="single" w:color="C7D6B0" w:sz="3"/>
+            </w:tcBorders>
+            <w:shd w:fill="FFFFFF" w:val="clear"/>
+            <w:tcMar>
+              <w:top w:type="dxa" w:w="66"/>
+              <w:left w:type="dxa" w:w="130"/>
+              <w:bottom w:type="dxa" w:w="66"/>
+              <w:right w:type="dxa" w:w="130"/>
+            </w:tcMar>
+            <w:vAlign w:val="center"/>
+          </w:tcPr>
+          <w:p>
+            <w:pPr>
+              <w:spacing w:line="264"/>
+              <w:jc w:val="left"/>
+            </w:pPr>
+            <w:r>
+              <w:rPr>
+                <w:rFonts w:ascii="맑은 고딕" w:cs="맑은 고딕" w:eastAsia="맑은 고딕" w:hAnsi="맑은 고딕"/>
+                <w:b w:val="false"/>
+                <w:bCs w:val="false"/>
+                <w:color w:val="222222"/>
+                <w:sz w:val="19"/>
+                <w:szCs w:val="19"/>
+              </w:rPr>
+              <w:t xml:space="preserve">주요 참고 파일</w:t>
+            </w:r>
+          </w:p>
+        </w:tc>
+      </w:tr>
+    </w:tbl>
+    <w:p>
+      <w:pPr>
+        <w:pageBreakBefore/>
+        <w:pBdr>
+          <w:bottom w:val="single" w:color="3F6B1B" w:sz="16" w:space="5"/>
+        </w:pBdr>
+        <w:spacing w:after="170" w:before="60"/>
+      </w:pPr>
+      <w:r>
+        <w:rPr>
+          <w:rFonts w:ascii="맑은 고딕" w:cs="맑은 고딕" w:eastAsia="맑은 고딕" w:hAnsi="맑은 고딕"/>
+          <w:b/>
+          <w:bCs/>
+          <w:color w:val="82B84C"/>
+          <w:sz w:val="26"/>
+          <w:szCs w:val="26"/>
+        </w:rPr>
+        <w:t xml:space="preserve">▌ </w:t>
+      </w:r>
+      <w:r>
+        <w:rPr>
+          <w:rFonts w:ascii="맑은 고딕" w:cs="맑은 고딕" w:eastAsia="맑은 고딕" w:hAnsi="맑은 고딕"/>
+          <w:b/>
+          <w:bCs/>
+          <w:color w:val="3F6B1B"/>
           <w:sz w:val="26"/>
           <w:szCs w:val="26"/>
         </w:rPr>
@@ -660,17 +1451,29 @@
     </w:p>
     <w:p>
       <w:pPr>
+        <w:pageBreakBefore/>
         <w:pBdr>
-          <w:bottom w:val="single" w:color="1F4E79" w:sz="14" w:space="4"/>
+          <w:bottom w:val="single" w:color="3F6B1B" w:sz="16" w:space="5"/>
         </w:pBdr>
-        <w:spacing w:after="150" w:before="320"/>
+        <w:spacing w:after="170" w:before="60"/>
       </w:pPr>
       <w:r>
         <w:rPr>
           <w:rFonts w:ascii="맑은 고딕" w:cs="맑은 고딕" w:eastAsia="맑은 고딕" w:hAnsi="맑은 고딕"/>
           <w:b/>
           <w:bCs/>
-          <w:color w:val="1F4E79"/>
+          <w:color w:val="82B84C"/>
+          <w:sz w:val="26"/>
+          <w:szCs w:val="26"/>
+        </w:rPr>
+        <w:t xml:space="preserve">▌ </w:t>
+      </w:r>
+      <w:r>
+        <w:rPr>
+          <w:rFonts w:ascii="맑은 고딕" w:cs="맑은 고딕" w:eastAsia="맑은 고딕" w:hAnsi="맑은 고딕"/>
+          <w:b/>
+          <w:bCs/>
+          <w:color w:val="3F6B1B"/>
           <w:sz w:val="26"/>
           <w:szCs w:val="26"/>
         </w:rPr>
@@ -786,12 +1589,12 @@
           <w:tcPr>
             <w:tcW w:type="dxa" w:w="3500"/>
             <w:tcBorders>
-              <w:top w:val="single" w:color="BFBFBF" w:sz="3"/>
-              <w:left w:val="single" w:color="BFBFBF" w:sz="3"/>
-              <w:bottom w:val="single" w:color="BFBFBF" w:sz="3"/>
-              <w:right w:val="single" w:color="BFBFBF" w:sz="3"/>
-            </w:tcBorders>
-            <w:shd w:fill="1F4E79" w:val="clear"/>
+              <w:top w:val="single" w:color="C7D6B0" w:sz="3"/>
+              <w:left w:val="single" w:color="C7D6B0" w:sz="3"/>
+              <w:bottom w:val="single" w:color="C7D6B0" w:sz="3"/>
+              <w:right w:val="single" w:color="C7D6B0" w:sz="3"/>
+            </w:tcBorders>
+            <w:shd w:fill="4F7A2B" w:val="clear"/>
             <w:tcMar>
               <w:top w:type="dxa" w:w="60"/>
               <w:left w:type="dxa" w:w="110"/>
@@ -822,12 +1625,12 @@
           <w:tcPr>
             <w:tcW w:type="dxa" w:w="2947"/>
             <w:tcBorders>
-              <w:top w:val="single" w:color="BFBFBF" w:sz="3"/>
-              <w:left w:val="single" w:color="BFBFBF" w:sz="3"/>
-              <w:bottom w:val="single" w:color="BFBFBF" w:sz="3"/>
-              <w:right w:val="single" w:color="BFBFBF" w:sz="3"/>
-            </w:tcBorders>
-            <w:shd w:fill="1F4E79" w:val="clear"/>
+              <w:top w:val="single" w:color="C7D6B0" w:sz="3"/>
+              <w:left w:val="single" w:color="C7D6B0" w:sz="3"/>
+              <w:bottom w:val="single" w:color="C7D6B0" w:sz="3"/>
+              <w:right w:val="single" w:color="C7D6B0" w:sz="3"/>
+            </w:tcBorders>
+            <w:shd w:fill="4F7A2B" w:val="clear"/>
             <w:tcMar>
               <w:top w:type="dxa" w:w="60"/>
               <w:left w:type="dxa" w:w="110"/>
@@ -858,12 +1661,12 @@
           <w:tcPr>
             <w:tcW w:type="dxa" w:w="2579"/>
             <w:tcBorders>
-              <w:top w:val="single" w:color="BFBFBF" w:sz="3"/>
-              <w:left w:val="single" w:color="BFBFBF" w:sz="3"/>
-              <w:bottom w:val="single" w:color="BFBFBF" w:sz="3"/>
-              <w:right w:val="single" w:color="BFBFBF" w:sz="3"/>
-            </w:tcBorders>
-            <w:shd w:fill="1F4E79" w:val="clear"/>
+              <w:top w:val="single" w:color="C7D6B0" w:sz="3"/>
+              <w:left w:val="single" w:color="C7D6B0" w:sz="3"/>
+              <w:bottom w:val="single" w:color="C7D6B0" w:sz="3"/>
+              <w:right w:val="single" w:color="C7D6B0" w:sz="3"/>
+            </w:tcBorders>
+            <w:shd w:fill="4F7A2B" w:val="clear"/>
             <w:tcMar>
               <w:top w:type="dxa" w:w="60"/>
               <w:left w:type="dxa" w:w="110"/>
@@ -899,10 +1702,10 @@
           <w:tcPr>
             <w:tcW w:type="dxa" w:w="3500"/>
             <w:tcBorders>
-              <w:top w:val="single" w:color="BFBFBF" w:sz="3"/>
-              <w:left w:val="single" w:color="BFBFBF" w:sz="3"/>
-              <w:bottom w:val="single" w:color="BFBFBF" w:sz="3"/>
-              <w:right w:val="single" w:color="BFBFBF" w:sz="3"/>
+              <w:top w:val="single" w:color="C7D6B0" w:sz="3"/>
+              <w:left w:val="single" w:color="C7D6B0" w:sz="3"/>
+              <w:bottom w:val="single" w:color="C7D6B0" w:sz="3"/>
+              <w:right w:val="single" w:color="C7D6B0" w:sz="3"/>
             </w:tcBorders>
             <w:shd w:fill="FFFFFF" w:val="clear"/>
             <w:tcMar>
@@ -935,10 +1738,10 @@
           <w:tcPr>
             <w:tcW w:type="dxa" w:w="2947"/>
             <w:tcBorders>
-              <w:top w:val="single" w:color="BFBFBF" w:sz="3"/>
-              <w:left w:val="single" w:color="BFBFBF" w:sz="3"/>
-              <w:bottom w:val="single" w:color="BFBFBF" w:sz="3"/>
-              <w:right w:val="single" w:color="BFBFBF" w:sz="3"/>
+              <w:top w:val="single" w:color="C7D6B0" w:sz="3"/>
+              <w:left w:val="single" w:color="C7D6B0" w:sz="3"/>
+              <w:bottom w:val="single" w:color="C7D6B0" w:sz="3"/>
+              <w:right w:val="single" w:color="C7D6B0" w:sz="3"/>
             </w:tcBorders>
             <w:shd w:fill="FFFFFF" w:val="clear"/>
             <w:tcMar>
@@ -971,10 +1774,10 @@
           <w:tcPr>
             <w:tcW w:type="dxa" w:w="2579"/>
             <w:tcBorders>
-              <w:top w:val="single" w:color="BFBFBF" w:sz="3"/>
-              <w:left w:val="single" w:color="BFBFBF" w:sz="3"/>
-              <w:bottom w:val="single" w:color="BFBFBF" w:sz="3"/>
-              <w:right w:val="single" w:color="BFBFBF" w:sz="3"/>
+              <w:top w:val="single" w:color="C7D6B0" w:sz="3"/>
+              <w:left w:val="single" w:color="C7D6B0" w:sz="3"/>
+              <w:bottom w:val="single" w:color="C7D6B0" w:sz="3"/>
+              <w:right w:val="single" w:color="C7D6B0" w:sz="3"/>
             </w:tcBorders>
             <w:shd w:fill="FFFFFF" w:val="clear"/>
             <w:tcMar>
@@ -1012,12 +1815,12 @@
           <w:tcPr>
             <w:tcW w:type="dxa" w:w="3500"/>
             <w:tcBorders>
-              <w:top w:val="single" w:color="BFBFBF" w:sz="3"/>
-              <w:left w:val="single" w:color="BFBFBF" w:sz="3"/>
-              <w:bottom w:val="single" w:color="BFBFBF" w:sz="3"/>
-              <w:right w:val="single" w:color="BFBFBF" w:sz="3"/>
-            </w:tcBorders>
-            <w:shd w:fill="EEF3FA" w:val="clear"/>
+              <w:top w:val="single" w:color="C7D6B0" w:sz="3"/>
+              <w:left w:val="single" w:color="C7D6B0" w:sz="3"/>
+              <w:bottom w:val="single" w:color="C7D6B0" w:sz="3"/>
+              <w:right w:val="single" w:color="C7D6B0" w:sz="3"/>
+            </w:tcBorders>
+            <w:shd w:fill="EEF4E1" w:val="clear"/>
             <w:tcMar>
               <w:top w:type="dxa" w:w="60"/>
               <w:left w:type="dxa" w:w="110"/>
@@ -1068,12 +1871,12 @@
           <w:tcPr>
             <w:tcW w:type="dxa" w:w="2947"/>
             <w:tcBorders>
-              <w:top w:val="single" w:color="BFBFBF" w:sz="3"/>
-              <w:left w:val="single" w:color="BFBFBF" w:sz="3"/>
-              <w:bottom w:val="single" w:color="BFBFBF" w:sz="3"/>
-              <w:right w:val="single" w:color="BFBFBF" w:sz="3"/>
-            </w:tcBorders>
-            <w:shd w:fill="EEF3FA" w:val="clear"/>
+              <w:top w:val="single" w:color="C7D6B0" w:sz="3"/>
+              <w:left w:val="single" w:color="C7D6B0" w:sz="3"/>
+              <w:bottom w:val="single" w:color="C7D6B0" w:sz="3"/>
+              <w:right w:val="single" w:color="C7D6B0" w:sz="3"/>
+            </w:tcBorders>
+            <w:shd w:fill="EEF4E1" w:val="clear"/>
             <w:tcMar>
               <w:top w:type="dxa" w:w="60"/>
               <w:left w:type="dxa" w:w="110"/>
@@ -1104,12 +1907,12 @@
           <w:tcPr>
             <w:tcW w:type="dxa" w:w="2579"/>
             <w:tcBorders>
-              <w:top w:val="single" w:color="BFBFBF" w:sz="3"/>
-              <w:left w:val="single" w:color="BFBFBF" w:sz="3"/>
-              <w:bottom w:val="single" w:color="BFBFBF" w:sz="3"/>
-              <w:right w:val="single" w:color="BFBFBF" w:sz="3"/>
-            </w:tcBorders>
-            <w:shd w:fill="EEF3FA" w:val="clear"/>
+              <w:top w:val="single" w:color="C7D6B0" w:sz="3"/>
+              <w:left w:val="single" w:color="C7D6B0" w:sz="3"/>
+              <w:bottom w:val="single" w:color="C7D6B0" w:sz="3"/>
+              <w:right w:val="single" w:color="C7D6B0" w:sz="3"/>
+            </w:tcBorders>
+            <w:shd w:fill="EEF4E1" w:val="clear"/>
             <w:tcMar>
               <w:top w:type="dxa" w:w="60"/>
               <w:left w:type="dxa" w:w="110"/>
@@ -1145,10 +1948,10 @@
           <w:tcPr>
             <w:tcW w:type="dxa" w:w="3500"/>
             <w:tcBorders>
-              <w:top w:val="single" w:color="BFBFBF" w:sz="3"/>
-              <w:left w:val="single" w:color="BFBFBF" w:sz="3"/>
-              <w:bottom w:val="single" w:color="BFBFBF" w:sz="3"/>
-              <w:right w:val="single" w:color="BFBFBF" w:sz="3"/>
+              <w:top w:val="single" w:color="C7D6B0" w:sz="3"/>
+              <w:left w:val="single" w:color="C7D6B0" w:sz="3"/>
+              <w:bottom w:val="single" w:color="C7D6B0" w:sz="3"/>
+              <w:right w:val="single" w:color="C7D6B0" w:sz="3"/>
             </w:tcBorders>
             <w:shd w:fill="FFFFFF" w:val="clear"/>
             <w:tcMar>
@@ -1201,10 +2004,10 @@
           <w:tcPr>
             <w:tcW w:type="dxa" w:w="2947"/>
             <w:tcBorders>
-              <w:top w:val="single" w:color="BFBFBF" w:sz="3"/>
-              <w:left w:val="single" w:color="BFBFBF" w:sz="3"/>
-              <w:bottom w:val="single" w:color="BFBFBF" w:sz="3"/>
-              <w:right w:val="single" w:color="BFBFBF" w:sz="3"/>
+              <w:top w:val="single" w:color="C7D6B0" w:sz="3"/>
+              <w:left w:val="single" w:color="C7D6B0" w:sz="3"/>
+              <w:bottom w:val="single" w:color="C7D6B0" w:sz="3"/>
+              <w:right w:val="single" w:color="C7D6B0" w:sz="3"/>
             </w:tcBorders>
             <w:shd w:fill="FFFFFF" w:val="clear"/>
             <w:tcMar>
@@ -1237,10 +2040,10 @@
           <w:tcPr>
             <w:tcW w:type="dxa" w:w="2579"/>
             <w:tcBorders>
-              <w:top w:val="single" w:color="BFBFBF" w:sz="3"/>
-              <w:left w:val="single" w:color="BFBFBF" w:sz="3"/>
-              <w:bottom w:val="single" w:color="BFBFBF" w:sz="3"/>
-              <w:right w:val="single" w:color="BFBFBF" w:sz="3"/>
+              <w:top w:val="single" w:color="C7D6B0" w:sz="3"/>
+              <w:left w:val="single" w:color="C7D6B0" w:sz="3"/>
+              <w:bottom w:val="single" w:color="C7D6B0" w:sz="3"/>
+              <w:right w:val="single" w:color="C7D6B0" w:sz="3"/>
             </w:tcBorders>
             <w:shd w:fill="FFFFFF" w:val="clear"/>
             <w:tcMar>
@@ -1278,12 +2081,12 @@
           <w:tcPr>
             <w:tcW w:type="dxa" w:w="3500"/>
             <w:tcBorders>
-              <w:top w:val="single" w:color="BFBFBF" w:sz="3"/>
-              <w:left w:val="single" w:color="BFBFBF" w:sz="3"/>
-              <w:bottom w:val="single" w:color="BFBFBF" w:sz="3"/>
-              <w:right w:val="single" w:color="BFBFBF" w:sz="3"/>
-            </w:tcBorders>
-            <w:shd w:fill="EEF3FA" w:val="clear"/>
+              <w:top w:val="single" w:color="C7D6B0" w:sz="3"/>
+              <w:left w:val="single" w:color="C7D6B0" w:sz="3"/>
+              <w:bottom w:val="single" w:color="C7D6B0" w:sz="3"/>
+              <w:right w:val="single" w:color="C7D6B0" w:sz="3"/>
+            </w:tcBorders>
+            <w:shd w:fill="EEF4E1" w:val="clear"/>
             <w:tcMar>
               <w:top w:type="dxa" w:w="60"/>
               <w:left w:type="dxa" w:w="110"/>
@@ -1314,12 +2117,12 @@
           <w:tcPr>
             <w:tcW w:type="dxa" w:w="2947"/>
             <w:tcBorders>
-              <w:top w:val="single" w:color="BFBFBF" w:sz="3"/>
-              <w:left w:val="single" w:color="BFBFBF" w:sz="3"/>
-              <w:bottom w:val="single" w:color="BFBFBF" w:sz="3"/>
-              <w:right w:val="single" w:color="BFBFBF" w:sz="3"/>
-            </w:tcBorders>
-            <w:shd w:fill="EEF3FA" w:val="clear"/>
+              <w:top w:val="single" w:color="C7D6B0" w:sz="3"/>
+              <w:left w:val="single" w:color="C7D6B0" w:sz="3"/>
+              <w:bottom w:val="single" w:color="C7D6B0" w:sz="3"/>
+              <w:right w:val="single" w:color="C7D6B0" w:sz="3"/>
+            </w:tcBorders>
+            <w:shd w:fill="EEF4E1" w:val="clear"/>
             <w:tcMar>
               <w:top w:type="dxa" w:w="60"/>
               <w:left w:type="dxa" w:w="110"/>
@@ -1350,12 +2153,12 @@
           <w:tcPr>
             <w:tcW w:type="dxa" w:w="2579"/>
             <w:tcBorders>
-              <w:top w:val="single" w:color="BFBFBF" w:sz="3"/>
-              <w:left w:val="single" w:color="BFBFBF" w:sz="3"/>
-              <w:bottom w:val="single" w:color="BFBFBF" w:sz="3"/>
-              <w:right w:val="single" w:color="BFBFBF" w:sz="3"/>
-            </w:tcBorders>
-            <w:shd w:fill="EEF3FA" w:val="clear"/>
+              <w:top w:val="single" w:color="C7D6B0" w:sz="3"/>
+              <w:left w:val="single" w:color="C7D6B0" w:sz="3"/>
+              <w:bottom w:val="single" w:color="C7D6B0" w:sz="3"/>
+              <w:right w:val="single" w:color="C7D6B0" w:sz="3"/>
+            </w:tcBorders>
+            <w:shd w:fill="EEF4E1" w:val="clear"/>
             <w:tcMar>
               <w:top w:type="dxa" w:w="60"/>
               <w:left w:type="dxa" w:w="110"/>
@@ -1391,10 +2194,10 @@
           <w:tcPr>
             <w:tcW w:type="dxa" w:w="3500"/>
             <w:tcBorders>
-              <w:top w:val="single" w:color="BFBFBF" w:sz="3"/>
-              <w:left w:val="single" w:color="BFBFBF" w:sz="3"/>
-              <w:bottom w:val="single" w:color="BFBFBF" w:sz="3"/>
-              <w:right w:val="single" w:color="BFBFBF" w:sz="3"/>
+              <w:top w:val="single" w:color="C7D6B0" w:sz="3"/>
+              <w:left w:val="single" w:color="C7D6B0" w:sz="3"/>
+              <w:bottom w:val="single" w:color="C7D6B0" w:sz="3"/>
+              <w:right w:val="single" w:color="C7D6B0" w:sz="3"/>
             </w:tcBorders>
             <w:shd w:fill="FFFFFF" w:val="clear"/>
             <w:tcMar>
@@ -1447,10 +2250,10 @@
           <w:tcPr>
             <w:tcW w:type="dxa" w:w="2947"/>
             <w:tcBorders>
-              <w:top w:val="single" w:color="BFBFBF" w:sz="3"/>
-              <w:left w:val="single" w:color="BFBFBF" w:sz="3"/>
-              <w:bottom w:val="single" w:color="BFBFBF" w:sz="3"/>
-              <w:right w:val="single" w:color="BFBFBF" w:sz="3"/>
+              <w:top w:val="single" w:color="C7D6B0" w:sz="3"/>
+              <w:left w:val="single" w:color="C7D6B0" w:sz="3"/>
+              <w:bottom w:val="single" w:color="C7D6B0" w:sz="3"/>
+              <w:right w:val="single" w:color="C7D6B0" w:sz="3"/>
             </w:tcBorders>
             <w:shd w:fill="FFFFFF" w:val="clear"/>
             <w:tcMar>
@@ -1483,10 +2286,10 @@
           <w:tcPr>
             <w:tcW w:type="dxa" w:w="2579"/>
             <w:tcBorders>
-              <w:top w:val="single" w:color="BFBFBF" w:sz="3"/>
-              <w:left w:val="single" w:color="BFBFBF" w:sz="3"/>
-              <w:bottom w:val="single" w:color="BFBFBF" w:sz="3"/>
-              <w:right w:val="single" w:color="BFBFBF" w:sz="3"/>
+              <w:top w:val="single" w:color="C7D6B0" w:sz="3"/>
+              <w:left w:val="single" w:color="C7D6B0" w:sz="3"/>
+              <w:bottom w:val="single" w:color="C7D6B0" w:sz="3"/>
+              <w:right w:val="single" w:color="C7D6B0" w:sz="3"/>
             </w:tcBorders>
             <w:shd w:fill="FFFFFF" w:val="clear"/>
             <w:tcMar>
@@ -1524,12 +2327,12 @@
           <w:tcPr>
             <w:tcW w:type="dxa" w:w="3500"/>
             <w:tcBorders>
-              <w:top w:val="single" w:color="BFBFBF" w:sz="3"/>
-              <w:left w:val="single" w:color="BFBFBF" w:sz="3"/>
-              <w:bottom w:val="single" w:color="BFBFBF" w:sz="3"/>
-              <w:right w:val="single" w:color="BFBFBF" w:sz="3"/>
-            </w:tcBorders>
-            <w:shd w:fill="EEF3FA" w:val="clear"/>
+              <w:top w:val="single" w:color="C7D6B0" w:sz="3"/>
+              <w:left w:val="single" w:color="C7D6B0" w:sz="3"/>
+              <w:bottom w:val="single" w:color="C7D6B0" w:sz="3"/>
+              <w:right w:val="single" w:color="C7D6B0" w:sz="3"/>
+            </w:tcBorders>
+            <w:shd w:fill="EEF4E1" w:val="clear"/>
             <w:tcMar>
               <w:top w:type="dxa" w:w="60"/>
               <w:left w:type="dxa" w:w="110"/>
@@ -1569,12 +2372,12 @@
           <w:tcPr>
             <w:tcW w:type="dxa" w:w="2947"/>
             <w:tcBorders>
-              <w:top w:val="single" w:color="BFBFBF" w:sz="3"/>
-              <w:left w:val="single" w:color="BFBFBF" w:sz="3"/>
-              <w:bottom w:val="single" w:color="BFBFBF" w:sz="3"/>
-              <w:right w:val="single" w:color="BFBFBF" w:sz="3"/>
-            </w:tcBorders>
-            <w:shd w:fill="EEF3FA" w:val="clear"/>
+              <w:top w:val="single" w:color="C7D6B0" w:sz="3"/>
+              <w:left w:val="single" w:color="C7D6B0" w:sz="3"/>
+              <w:bottom w:val="single" w:color="C7D6B0" w:sz="3"/>
+              <w:right w:val="single" w:color="C7D6B0" w:sz="3"/>
+            </w:tcBorders>
+            <w:shd w:fill="EEF4E1" w:val="clear"/>
             <w:tcMar>
               <w:top w:type="dxa" w:w="60"/>
               <w:left w:type="dxa" w:w="110"/>
@@ -1605,12 +2408,12 @@
           <w:tcPr>
             <w:tcW w:type="dxa" w:w="2579"/>
             <w:tcBorders>
-              <w:top w:val="single" w:color="BFBFBF" w:sz="3"/>
-              <w:left w:val="single" w:color="BFBFBF" w:sz="3"/>
-              <w:bottom w:val="single" w:color="BFBFBF" w:sz="3"/>
-              <w:right w:val="single" w:color="BFBFBF" w:sz="3"/>
-            </w:tcBorders>
-            <w:shd w:fill="EEF3FA" w:val="clear"/>
+              <w:top w:val="single" w:color="C7D6B0" w:sz="3"/>
+              <w:left w:val="single" w:color="C7D6B0" w:sz="3"/>
+              <w:bottom w:val="single" w:color="C7D6B0" w:sz="3"/>
+              <w:right w:val="single" w:color="C7D6B0" w:sz="3"/>
+            </w:tcBorders>
+            <w:shd w:fill="EEF4E1" w:val="clear"/>
             <w:tcMar>
               <w:top w:type="dxa" w:w="60"/>
               <w:left w:type="dxa" w:w="110"/>
@@ -1661,17 +2464,29 @@
     </w:p>
     <w:p>
       <w:pPr>
+        <w:pageBreakBefore/>
         <w:pBdr>
-          <w:bottom w:val="single" w:color="1F4E79" w:sz="14" w:space="4"/>
+          <w:bottom w:val="single" w:color="3F6B1B" w:sz="16" w:space="5"/>
         </w:pBdr>
-        <w:spacing w:after="150" w:before="320"/>
+        <w:spacing w:after="170" w:before="60"/>
       </w:pPr>
       <w:r>
         <w:rPr>
           <w:rFonts w:ascii="맑은 고딕" w:cs="맑은 고딕" w:eastAsia="맑은 고딕" w:hAnsi="맑은 고딕"/>
           <w:b/>
           <w:bCs/>
-          <w:color w:val="1F4E79"/>
+          <w:color w:val="82B84C"/>
+          <w:sz w:val="26"/>
+          <w:szCs w:val="26"/>
+        </w:rPr>
+        <w:t xml:space="preserve">▌ </w:t>
+      </w:r>
+      <w:r>
+        <w:rPr>
+          <w:rFonts w:ascii="맑은 고딕" w:cs="맑은 고딕" w:eastAsia="맑은 고딕" w:hAnsi="맑은 고딕"/>
+          <w:b/>
+          <w:bCs/>
+          <w:color w:val="3F6B1B"/>
           <w:sz w:val="26"/>
           <w:szCs w:val="26"/>
         </w:rPr>
@@ -1680,26 +2495,26 @@
     </w:p>
     <w:p>
       <w:pPr>
-        <w:spacing w:after="90" w:before="220"/>
-        <w:ind w:left="60"/>
+        <w:spacing w:after="90" w:before="230"/>
+        <w:ind w:left="40"/>
       </w:pPr>
       <w:r>
         <w:rPr>
           <w:rFonts w:ascii="맑은 고딕" w:cs="맑은 고딕" w:eastAsia="맑은 고딕" w:hAnsi="맑은 고딕"/>
           <w:b/>
           <w:bCs/>
-          <w:color w:val="2E5496"/>
-          <w:sz w:val="22"/>
-          <w:szCs w:val="22"/>
-        </w:rPr>
-        <w:t xml:space="preserve">▪ </w:t>
+          <w:color w:val="82B84C"/>
+          <w:sz w:val="20"/>
+          <w:szCs w:val="20"/>
+        </w:rPr>
+        <w:t xml:space="preserve">■ </w:t>
       </w:r>
       <w:r>
         <w:rPr>
           <w:rFonts w:ascii="맑은 고딕" w:cs="맑은 고딕" w:eastAsia="맑은 고딕" w:hAnsi="맑은 고딕"/>
           <w:b/>
           <w:bCs/>
-          <w:color w:val="2E5496"/>
+          <w:color w:val="4E7A2A"/>
           <w:sz w:val="22"/>
           <w:szCs w:val="22"/>
         </w:rPr>
@@ -1816,12 +2631,12 @@
           <w:tcPr>
             <w:tcW w:type="dxa" w:w="2725"/>
             <w:tcBorders>
-              <w:top w:val="single" w:color="BFBFBF" w:sz="3"/>
-              <w:left w:val="single" w:color="BFBFBF" w:sz="3"/>
-              <w:bottom w:val="single" w:color="BFBFBF" w:sz="3"/>
-              <w:right w:val="single" w:color="BFBFBF" w:sz="3"/>
-            </w:tcBorders>
-            <w:shd w:fill="1F4E79" w:val="clear"/>
+              <w:top w:val="single" w:color="C7D6B0" w:sz="3"/>
+              <w:left w:val="single" w:color="C7D6B0" w:sz="3"/>
+              <w:bottom w:val="single" w:color="C7D6B0" w:sz="3"/>
+              <w:right w:val="single" w:color="C7D6B0" w:sz="3"/>
+            </w:tcBorders>
+            <w:shd w:fill="4F7A2B" w:val="clear"/>
             <w:tcMar>
               <w:top w:type="dxa" w:w="60"/>
               <w:left w:type="dxa" w:w="110"/>
@@ -1852,12 +2667,12 @@
           <w:tcPr>
             <w:tcW w:type="dxa" w:w="1873"/>
             <w:tcBorders>
-              <w:top w:val="single" w:color="BFBFBF" w:sz="3"/>
-              <w:left w:val="single" w:color="BFBFBF" w:sz="3"/>
-              <w:bottom w:val="single" w:color="BFBFBF" w:sz="3"/>
-              <w:right w:val="single" w:color="BFBFBF" w:sz="3"/>
-            </w:tcBorders>
-            <w:shd w:fill="1F4E79" w:val="clear"/>
+              <w:top w:val="single" w:color="C7D6B0" w:sz="3"/>
+              <w:left w:val="single" w:color="C7D6B0" w:sz="3"/>
+              <w:bottom w:val="single" w:color="C7D6B0" w:sz="3"/>
+              <w:right w:val="single" w:color="C7D6B0" w:sz="3"/>
+            </w:tcBorders>
+            <w:shd w:fill="4F7A2B" w:val="clear"/>
             <w:tcMar>
               <w:top w:type="dxa" w:w="60"/>
               <w:left w:type="dxa" w:w="110"/>
@@ -1888,12 +2703,12 @@
           <w:tcPr>
             <w:tcW w:type="dxa" w:w="2555"/>
             <w:tcBorders>
-              <w:top w:val="single" w:color="BFBFBF" w:sz="3"/>
-              <w:left w:val="single" w:color="BFBFBF" w:sz="3"/>
-              <w:bottom w:val="single" w:color="BFBFBF" w:sz="3"/>
-              <w:right w:val="single" w:color="BFBFBF" w:sz="3"/>
-            </w:tcBorders>
-            <w:shd w:fill="1F4E79" w:val="clear"/>
+              <w:top w:val="single" w:color="C7D6B0" w:sz="3"/>
+              <w:left w:val="single" w:color="C7D6B0" w:sz="3"/>
+              <w:bottom w:val="single" w:color="C7D6B0" w:sz="3"/>
+              <w:right w:val="single" w:color="C7D6B0" w:sz="3"/>
+            </w:tcBorders>
+            <w:shd w:fill="4F7A2B" w:val="clear"/>
             <w:tcMar>
               <w:top w:type="dxa" w:w="60"/>
               <w:left w:type="dxa" w:w="110"/>
@@ -1924,12 +2739,12 @@
           <w:tcPr>
             <w:tcW w:type="dxa" w:w="1873"/>
             <w:tcBorders>
-              <w:top w:val="single" w:color="BFBFBF" w:sz="3"/>
-              <w:left w:val="single" w:color="BFBFBF" w:sz="3"/>
-              <w:bottom w:val="single" w:color="BFBFBF" w:sz="3"/>
-              <w:right w:val="single" w:color="BFBFBF" w:sz="3"/>
-            </w:tcBorders>
-            <w:shd w:fill="1F4E79" w:val="clear"/>
+              <w:top w:val="single" w:color="C7D6B0" w:sz="3"/>
+              <w:left w:val="single" w:color="C7D6B0" w:sz="3"/>
+              <w:bottom w:val="single" w:color="C7D6B0" w:sz="3"/>
+              <w:right w:val="single" w:color="C7D6B0" w:sz="3"/>
+            </w:tcBorders>
+            <w:shd w:fill="4F7A2B" w:val="clear"/>
             <w:tcMar>
               <w:top w:type="dxa" w:w="60"/>
               <w:left w:type="dxa" w:w="110"/>
@@ -1965,10 +2780,10 @@
           <w:tcPr>
             <w:tcW w:type="dxa" w:w="2725"/>
             <w:tcBorders>
-              <w:top w:val="single" w:color="BFBFBF" w:sz="3"/>
-              <w:left w:val="single" w:color="BFBFBF" w:sz="3"/>
-              <w:bottom w:val="single" w:color="BFBFBF" w:sz="3"/>
-              <w:right w:val="single" w:color="BFBFBF" w:sz="3"/>
+              <w:top w:val="single" w:color="C7D6B0" w:sz="3"/>
+              <w:left w:val="single" w:color="C7D6B0" w:sz="3"/>
+              <w:bottom w:val="single" w:color="C7D6B0" w:sz="3"/>
+              <w:right w:val="single" w:color="C7D6B0" w:sz="3"/>
             </w:tcBorders>
             <w:shd w:fill="FFFFFF" w:val="clear"/>
             <w:tcMar>
@@ -2001,10 +2816,10 @@
           <w:tcPr>
             <w:tcW w:type="dxa" w:w="1873"/>
             <w:tcBorders>
-              <w:top w:val="single" w:color="BFBFBF" w:sz="3"/>
-              <w:left w:val="single" w:color="BFBFBF" w:sz="3"/>
-              <w:bottom w:val="single" w:color="BFBFBF" w:sz="3"/>
-              <w:right w:val="single" w:color="BFBFBF" w:sz="3"/>
+              <w:top w:val="single" w:color="C7D6B0" w:sz="3"/>
+              <w:left w:val="single" w:color="C7D6B0" w:sz="3"/>
+              <w:bottom w:val="single" w:color="C7D6B0" w:sz="3"/>
+              <w:right w:val="single" w:color="C7D6B0" w:sz="3"/>
             </w:tcBorders>
             <w:shd w:fill="FFFFFF" w:val="clear"/>
             <w:tcMar>
@@ -2037,10 +2852,10 @@
           <w:tcPr>
             <w:tcW w:type="dxa" w:w="2555"/>
             <w:tcBorders>
-              <w:top w:val="single" w:color="BFBFBF" w:sz="3"/>
-              <w:left w:val="single" w:color="BFBFBF" w:sz="3"/>
-              <w:bottom w:val="single" w:color="BFBFBF" w:sz="3"/>
-              <w:right w:val="single" w:color="BFBFBF" w:sz="3"/>
+              <w:top w:val="single" w:color="C7D6B0" w:sz="3"/>
+              <w:left w:val="single" w:color="C7D6B0" w:sz="3"/>
+              <w:bottom w:val="single" w:color="C7D6B0" w:sz="3"/>
+              <w:right w:val="single" w:color="C7D6B0" w:sz="3"/>
             </w:tcBorders>
             <w:shd w:fill="FFFFFF" w:val="clear"/>
             <w:tcMar>
@@ -2073,10 +2888,10 @@
           <w:tcPr>
             <w:tcW w:type="dxa" w:w="1873"/>
             <w:tcBorders>
-              <w:top w:val="single" w:color="BFBFBF" w:sz="3"/>
-              <w:left w:val="single" w:color="BFBFBF" w:sz="3"/>
-              <w:bottom w:val="single" w:color="BFBFBF" w:sz="3"/>
-              <w:right w:val="single" w:color="BFBFBF" w:sz="3"/>
+              <w:top w:val="single" w:color="C7D6B0" w:sz="3"/>
+              <w:left w:val="single" w:color="C7D6B0" w:sz="3"/>
+              <w:bottom w:val="single" w:color="C7D6B0" w:sz="3"/>
+              <w:right w:val="single" w:color="C7D6B0" w:sz="3"/>
             </w:tcBorders>
             <w:shd w:fill="FFFFFF" w:val="clear"/>
             <w:tcMar>
@@ -2114,12 +2929,12 @@
           <w:tcPr>
             <w:tcW w:type="dxa" w:w="2725"/>
             <w:tcBorders>
-              <w:top w:val="single" w:color="BFBFBF" w:sz="3"/>
-              <w:left w:val="single" w:color="BFBFBF" w:sz="3"/>
-              <w:bottom w:val="single" w:color="BFBFBF" w:sz="3"/>
-              <w:right w:val="single" w:color="BFBFBF" w:sz="3"/>
-            </w:tcBorders>
-            <w:shd w:fill="EEF3FA" w:val="clear"/>
+              <w:top w:val="single" w:color="C7D6B0" w:sz="3"/>
+              <w:left w:val="single" w:color="C7D6B0" w:sz="3"/>
+              <w:bottom w:val="single" w:color="C7D6B0" w:sz="3"/>
+              <w:right w:val="single" w:color="C7D6B0" w:sz="3"/>
+            </w:tcBorders>
+            <w:shd w:fill="EEF4E1" w:val="clear"/>
             <w:tcMar>
               <w:top w:type="dxa" w:w="60"/>
               <w:left w:type="dxa" w:w="110"/>
@@ -2150,12 +2965,12 @@
           <w:tcPr>
             <w:tcW w:type="dxa" w:w="1873"/>
             <w:tcBorders>
-              <w:top w:val="single" w:color="BFBFBF" w:sz="3"/>
-              <w:left w:val="single" w:color="BFBFBF" w:sz="3"/>
-              <w:bottom w:val="single" w:color="BFBFBF" w:sz="3"/>
-              <w:right w:val="single" w:color="BFBFBF" w:sz="3"/>
-            </w:tcBorders>
-            <w:shd w:fill="EEF3FA" w:val="clear"/>
+              <w:top w:val="single" w:color="C7D6B0" w:sz="3"/>
+              <w:left w:val="single" w:color="C7D6B0" w:sz="3"/>
+              <w:bottom w:val="single" w:color="C7D6B0" w:sz="3"/>
+              <w:right w:val="single" w:color="C7D6B0" w:sz="3"/>
+            </w:tcBorders>
+            <w:shd w:fill="EEF4E1" w:val="clear"/>
             <w:tcMar>
               <w:top w:type="dxa" w:w="60"/>
               <w:left w:type="dxa" w:w="110"/>
@@ -2186,12 +3001,12 @@
           <w:tcPr>
             <w:tcW w:type="dxa" w:w="2555"/>
             <w:tcBorders>
-              <w:top w:val="single" w:color="BFBFBF" w:sz="3"/>
-              <w:left w:val="single" w:color="BFBFBF" w:sz="3"/>
-              <w:bottom w:val="single" w:color="BFBFBF" w:sz="3"/>
-              <w:right w:val="single" w:color="BFBFBF" w:sz="3"/>
-            </w:tcBorders>
-            <w:shd w:fill="EEF3FA" w:val="clear"/>
+              <w:top w:val="single" w:color="C7D6B0" w:sz="3"/>
+              <w:left w:val="single" w:color="C7D6B0" w:sz="3"/>
+              <w:bottom w:val="single" w:color="C7D6B0" w:sz="3"/>
+              <w:right w:val="single" w:color="C7D6B0" w:sz="3"/>
+            </w:tcBorders>
+            <w:shd w:fill="EEF4E1" w:val="clear"/>
             <w:tcMar>
               <w:top w:type="dxa" w:w="60"/>
               <w:left w:type="dxa" w:w="110"/>
@@ -2222,12 +3037,12 @@
           <w:tcPr>
             <w:tcW w:type="dxa" w:w="1873"/>
             <w:tcBorders>
-              <w:top w:val="single" w:color="BFBFBF" w:sz="3"/>
-              <w:left w:val="single" w:color="BFBFBF" w:sz="3"/>
-              <w:bottom w:val="single" w:color="BFBFBF" w:sz="3"/>
-              <w:right w:val="single" w:color="BFBFBF" w:sz="3"/>
-            </w:tcBorders>
-            <w:shd w:fill="EEF3FA" w:val="clear"/>
+              <w:top w:val="single" w:color="C7D6B0" w:sz="3"/>
+              <w:left w:val="single" w:color="C7D6B0" w:sz="3"/>
+              <w:bottom w:val="single" w:color="C7D6B0" w:sz="3"/>
+              <w:right w:val="single" w:color="C7D6B0" w:sz="3"/>
+            </w:tcBorders>
+            <w:shd w:fill="EEF4E1" w:val="clear"/>
             <w:tcMar>
               <w:top w:type="dxa" w:w="60"/>
               <w:left w:type="dxa" w:w="110"/>
@@ -2263,10 +3078,10 @@
           <w:tcPr>
             <w:tcW w:type="dxa" w:w="2725"/>
             <w:tcBorders>
-              <w:top w:val="single" w:color="BFBFBF" w:sz="3"/>
-              <w:left w:val="single" w:color="BFBFBF" w:sz="3"/>
-              <w:bottom w:val="single" w:color="BFBFBF" w:sz="3"/>
-              <w:right w:val="single" w:color="BFBFBF" w:sz="3"/>
+              <w:top w:val="single" w:color="C7D6B0" w:sz="3"/>
+              <w:left w:val="single" w:color="C7D6B0" w:sz="3"/>
+              <w:bottom w:val="single" w:color="C7D6B0" w:sz="3"/>
+              <w:right w:val="single" w:color="C7D6B0" w:sz="3"/>
             </w:tcBorders>
             <w:shd w:fill="FFFFFF" w:val="clear"/>
             <w:tcMar>
@@ -2299,10 +3114,10 @@
           <w:tcPr>
             <w:tcW w:type="dxa" w:w="1873"/>
             <w:tcBorders>
-              <w:top w:val="single" w:color="BFBFBF" w:sz="3"/>
-              <w:left w:val="single" w:color="BFBFBF" w:sz="3"/>
-              <w:bottom w:val="single" w:color="BFBFBF" w:sz="3"/>
-              <w:right w:val="single" w:color="BFBFBF" w:sz="3"/>
+              <w:top w:val="single" w:color="C7D6B0" w:sz="3"/>
+              <w:left w:val="single" w:color="C7D6B0" w:sz="3"/>
+              <w:bottom w:val="single" w:color="C7D6B0" w:sz="3"/>
+              <w:right w:val="single" w:color="C7D6B0" w:sz="3"/>
             </w:tcBorders>
             <w:shd w:fill="FFFFFF" w:val="clear"/>
             <w:tcMar>
@@ -2335,10 +3150,10 @@
           <w:tcPr>
             <w:tcW w:type="dxa" w:w="2555"/>
             <w:tcBorders>
-              <w:top w:val="single" w:color="BFBFBF" w:sz="3"/>
-              <w:left w:val="single" w:color="BFBFBF" w:sz="3"/>
-              <w:bottom w:val="single" w:color="BFBFBF" w:sz="3"/>
-              <w:right w:val="single" w:color="BFBFBF" w:sz="3"/>
+              <w:top w:val="single" w:color="C7D6B0" w:sz="3"/>
+              <w:left w:val="single" w:color="C7D6B0" w:sz="3"/>
+              <w:bottom w:val="single" w:color="C7D6B0" w:sz="3"/>
+              <w:right w:val="single" w:color="C7D6B0" w:sz="3"/>
             </w:tcBorders>
             <w:shd w:fill="FFFFFF" w:val="clear"/>
             <w:tcMar>
@@ -2371,10 +3186,10 @@
           <w:tcPr>
             <w:tcW w:type="dxa" w:w="1873"/>
             <w:tcBorders>
-              <w:top w:val="single" w:color="BFBFBF" w:sz="3"/>
-              <w:left w:val="single" w:color="BFBFBF" w:sz="3"/>
-              <w:bottom w:val="single" w:color="BFBFBF" w:sz="3"/>
-              <w:right w:val="single" w:color="BFBFBF" w:sz="3"/>
+              <w:top w:val="single" w:color="C7D6B0" w:sz="3"/>
+              <w:left w:val="single" w:color="C7D6B0" w:sz="3"/>
+              <w:bottom w:val="single" w:color="C7D6B0" w:sz="3"/>
+              <w:right w:val="single" w:color="C7D6B0" w:sz="3"/>
             </w:tcBorders>
             <w:shd w:fill="FFFFFF" w:val="clear"/>
             <w:tcMar>
@@ -2412,12 +3227,12 @@
           <w:tcPr>
             <w:tcW w:type="dxa" w:w="2725"/>
             <w:tcBorders>
-              <w:top w:val="single" w:color="BFBFBF" w:sz="3"/>
-              <w:left w:val="single" w:color="BFBFBF" w:sz="3"/>
-              <w:bottom w:val="single" w:color="BFBFBF" w:sz="3"/>
-              <w:right w:val="single" w:color="BFBFBF" w:sz="3"/>
-            </w:tcBorders>
-            <w:shd w:fill="EEF3FA" w:val="clear"/>
+              <w:top w:val="single" w:color="C7D6B0" w:sz="3"/>
+              <w:left w:val="single" w:color="C7D6B0" w:sz="3"/>
+              <w:bottom w:val="single" w:color="C7D6B0" w:sz="3"/>
+              <w:right w:val="single" w:color="C7D6B0" w:sz="3"/>
+            </w:tcBorders>
+            <w:shd w:fill="EEF4E1" w:val="clear"/>
             <w:tcMar>
               <w:top w:type="dxa" w:w="60"/>
               <w:left w:type="dxa" w:w="110"/>
@@ -2448,12 +3263,12 @@
           <w:tcPr>
             <w:tcW w:type="dxa" w:w="1873"/>
             <w:tcBorders>
-              <w:top w:val="single" w:color="BFBFBF" w:sz="3"/>
-              <w:left w:val="single" w:color="BFBFBF" w:sz="3"/>
-              <w:bottom w:val="single" w:color="BFBFBF" w:sz="3"/>
-              <w:right w:val="single" w:color="BFBFBF" w:sz="3"/>
-            </w:tcBorders>
-            <w:shd w:fill="EEF3FA" w:val="clear"/>
+              <w:top w:val="single" w:color="C7D6B0" w:sz="3"/>
+              <w:left w:val="single" w:color="C7D6B0" w:sz="3"/>
+              <w:bottom w:val="single" w:color="C7D6B0" w:sz="3"/>
+              <w:right w:val="single" w:color="C7D6B0" w:sz="3"/>
+            </w:tcBorders>
+            <w:shd w:fill="EEF4E1" w:val="clear"/>
             <w:tcMar>
               <w:top w:type="dxa" w:w="60"/>
               <w:left w:type="dxa" w:w="110"/>
@@ -2484,12 +3299,12 @@
           <w:tcPr>
             <w:tcW w:type="dxa" w:w="2555"/>
             <w:tcBorders>
-              <w:top w:val="single" w:color="BFBFBF" w:sz="3"/>
-              <w:left w:val="single" w:color="BFBFBF" w:sz="3"/>
-              <w:bottom w:val="single" w:color="BFBFBF" w:sz="3"/>
-              <w:right w:val="single" w:color="BFBFBF" w:sz="3"/>
-            </w:tcBorders>
-            <w:shd w:fill="EEF3FA" w:val="clear"/>
+              <w:top w:val="single" w:color="C7D6B0" w:sz="3"/>
+              <w:left w:val="single" w:color="C7D6B0" w:sz="3"/>
+              <w:bottom w:val="single" w:color="C7D6B0" w:sz="3"/>
+              <w:right w:val="single" w:color="C7D6B0" w:sz="3"/>
+            </w:tcBorders>
+            <w:shd w:fill="EEF4E1" w:val="clear"/>
             <w:tcMar>
               <w:top w:type="dxa" w:w="60"/>
               <w:left w:type="dxa" w:w="110"/>
@@ -2520,12 +3335,12 @@
           <w:tcPr>
             <w:tcW w:type="dxa" w:w="1873"/>
             <w:tcBorders>
-              <w:top w:val="single" w:color="BFBFBF" w:sz="3"/>
-              <w:left w:val="single" w:color="BFBFBF" w:sz="3"/>
-              <w:bottom w:val="single" w:color="BFBFBF" w:sz="3"/>
-              <w:right w:val="single" w:color="BFBFBF" w:sz="3"/>
-            </w:tcBorders>
-            <w:shd w:fill="EEF3FA" w:val="clear"/>
+              <w:top w:val="single" w:color="C7D6B0" w:sz="3"/>
+              <w:left w:val="single" w:color="C7D6B0" w:sz="3"/>
+              <w:bottom w:val="single" w:color="C7D6B0" w:sz="3"/>
+              <w:right w:val="single" w:color="C7D6B0" w:sz="3"/>
+            </w:tcBorders>
+            <w:shd w:fill="EEF4E1" w:val="clear"/>
             <w:tcMar>
               <w:top w:type="dxa" w:w="60"/>
               <w:left w:type="dxa" w:w="110"/>
@@ -2666,26 +3481,26 @@
     </w:p>
     <w:p>
       <w:pPr>
-        <w:spacing w:after="90" w:before="220"/>
-        <w:ind w:left="60"/>
+        <w:spacing w:after="90" w:before="230"/>
+        <w:ind w:left="40"/>
       </w:pPr>
       <w:r>
         <w:rPr>
           <w:rFonts w:ascii="맑은 고딕" w:cs="맑은 고딕" w:eastAsia="맑은 고딕" w:hAnsi="맑은 고딕"/>
           <w:b/>
           <w:bCs/>
-          <w:color w:val="2E5496"/>
-          <w:sz w:val="22"/>
-          <w:szCs w:val="22"/>
-        </w:rPr>
-        <w:t xml:space="preserve">▪ </w:t>
+          <w:color w:val="82B84C"/>
+          <w:sz w:val="20"/>
+          <w:szCs w:val="20"/>
+        </w:rPr>
+        <w:t xml:space="preserve">■ </w:t>
       </w:r>
       <w:r>
         <w:rPr>
           <w:rFonts w:ascii="맑은 고딕" w:cs="맑은 고딕" w:eastAsia="맑은 고딕" w:hAnsi="맑은 고딕"/>
           <w:b/>
           <w:bCs/>
-          <w:color w:val="2E5496"/>
+          <w:color w:val="4E7A2A"/>
           <w:sz w:val="22"/>
           <w:szCs w:val="22"/>
         </w:rPr>
@@ -2817,12 +3632,12 @@
           <w:tcPr>
             <w:tcW w:type="dxa" w:w="4718"/>
             <w:tcBorders>
-              <w:top w:val="single" w:color="BFBFBF" w:sz="3"/>
-              <w:left w:val="single" w:color="BFBFBF" w:sz="3"/>
-              <w:bottom w:val="single" w:color="BFBFBF" w:sz="3"/>
-              <w:right w:val="single" w:color="BFBFBF" w:sz="3"/>
-            </w:tcBorders>
-            <w:shd w:fill="1F4E79" w:val="clear"/>
+              <w:top w:val="single" w:color="C7D6B0" w:sz="3"/>
+              <w:left w:val="single" w:color="C7D6B0" w:sz="3"/>
+              <w:bottom w:val="single" w:color="C7D6B0" w:sz="3"/>
+              <w:right w:val="single" w:color="C7D6B0" w:sz="3"/>
+            </w:tcBorders>
+            <w:shd w:fill="4F7A2B" w:val="clear"/>
             <w:tcMar>
               <w:top w:type="dxa" w:w="60"/>
               <w:left w:type="dxa" w:w="110"/>
@@ -2853,12 +3668,12 @@
           <w:tcPr>
             <w:tcW w:type="dxa" w:w="1436"/>
             <w:tcBorders>
-              <w:top w:val="single" w:color="BFBFBF" w:sz="3"/>
-              <w:left w:val="single" w:color="BFBFBF" w:sz="3"/>
-              <w:bottom w:val="single" w:color="BFBFBF" w:sz="3"/>
-              <w:right w:val="single" w:color="BFBFBF" w:sz="3"/>
-            </w:tcBorders>
-            <w:shd w:fill="1F4E79" w:val="clear"/>
+              <w:top w:val="single" w:color="C7D6B0" w:sz="3"/>
+              <w:left w:val="single" w:color="C7D6B0" w:sz="3"/>
+              <w:bottom w:val="single" w:color="C7D6B0" w:sz="3"/>
+              <w:right w:val="single" w:color="C7D6B0" w:sz="3"/>
+            </w:tcBorders>
+            <w:shd w:fill="4F7A2B" w:val="clear"/>
             <w:tcMar>
               <w:top w:type="dxa" w:w="60"/>
               <w:left w:type="dxa" w:w="110"/>
@@ -2889,12 +3704,12 @@
           <w:tcPr>
             <w:tcW w:type="dxa" w:w="1026"/>
             <w:tcBorders>
-              <w:top w:val="single" w:color="BFBFBF" w:sz="3"/>
-              <w:left w:val="single" w:color="BFBFBF" w:sz="3"/>
-              <w:bottom w:val="single" w:color="BFBFBF" w:sz="3"/>
-              <w:right w:val="single" w:color="BFBFBF" w:sz="3"/>
-            </w:tcBorders>
-            <w:shd w:fill="1F4E79" w:val="clear"/>
+              <w:top w:val="single" w:color="C7D6B0" w:sz="3"/>
+              <w:left w:val="single" w:color="C7D6B0" w:sz="3"/>
+              <w:bottom w:val="single" w:color="C7D6B0" w:sz="3"/>
+              <w:right w:val="single" w:color="C7D6B0" w:sz="3"/>
+            </w:tcBorders>
+            <w:shd w:fill="4F7A2B" w:val="clear"/>
             <w:tcMar>
               <w:top w:type="dxa" w:w="60"/>
               <w:left w:type="dxa" w:w="110"/>
@@ -2925,12 +3740,12 @@
           <w:tcPr>
             <w:tcW w:type="dxa" w:w="1846"/>
             <w:tcBorders>
-              <w:top w:val="single" w:color="BFBFBF" w:sz="3"/>
-              <w:left w:val="single" w:color="BFBFBF" w:sz="3"/>
-              <w:bottom w:val="single" w:color="BFBFBF" w:sz="3"/>
-              <w:right w:val="single" w:color="BFBFBF" w:sz="3"/>
-            </w:tcBorders>
-            <w:shd w:fill="1F4E79" w:val="clear"/>
+              <w:top w:val="single" w:color="C7D6B0" w:sz="3"/>
+              <w:left w:val="single" w:color="C7D6B0" w:sz="3"/>
+              <w:bottom w:val="single" w:color="C7D6B0" w:sz="3"/>
+              <w:right w:val="single" w:color="C7D6B0" w:sz="3"/>
+            </w:tcBorders>
+            <w:shd w:fill="4F7A2B" w:val="clear"/>
             <w:tcMar>
               <w:top w:type="dxa" w:w="60"/>
               <w:left w:type="dxa" w:w="110"/>
@@ -2966,10 +3781,10 @@
           <w:tcPr>
             <w:tcW w:type="dxa" w:w="4718"/>
             <w:tcBorders>
-              <w:top w:val="single" w:color="BFBFBF" w:sz="3"/>
-              <w:left w:val="single" w:color="BFBFBF" w:sz="3"/>
-              <w:bottom w:val="single" w:color="BFBFBF" w:sz="3"/>
-              <w:right w:val="single" w:color="BFBFBF" w:sz="3"/>
+              <w:top w:val="single" w:color="C7D6B0" w:sz="3"/>
+              <w:left w:val="single" w:color="C7D6B0" w:sz="3"/>
+              <w:bottom w:val="single" w:color="C7D6B0" w:sz="3"/>
+              <w:right w:val="single" w:color="C7D6B0" w:sz="3"/>
             </w:tcBorders>
             <w:shd w:fill="FFFFFF" w:val="clear"/>
             <w:tcMar>
@@ -3002,10 +3817,10 @@
           <w:tcPr>
             <w:tcW w:type="dxa" w:w="1436"/>
             <w:tcBorders>
-              <w:top w:val="single" w:color="BFBFBF" w:sz="3"/>
-              <w:left w:val="single" w:color="BFBFBF" w:sz="3"/>
-              <w:bottom w:val="single" w:color="BFBFBF" w:sz="3"/>
-              <w:right w:val="single" w:color="BFBFBF" w:sz="3"/>
+              <w:top w:val="single" w:color="C7D6B0" w:sz="3"/>
+              <w:left w:val="single" w:color="C7D6B0" w:sz="3"/>
+              <w:bottom w:val="single" w:color="C7D6B0" w:sz="3"/>
+              <w:right w:val="single" w:color="C7D6B0" w:sz="3"/>
             </w:tcBorders>
             <w:shd w:fill="FFFFFF" w:val="clear"/>
             <w:tcMar>
@@ -3038,10 +3853,10 @@
           <w:tcPr>
             <w:tcW w:type="dxa" w:w="1026"/>
             <w:tcBorders>
-              <w:top w:val="single" w:color="BFBFBF" w:sz="3"/>
-              <w:left w:val="single" w:color="BFBFBF" w:sz="3"/>
-              <w:bottom w:val="single" w:color="BFBFBF" w:sz="3"/>
-              <w:right w:val="single" w:color="BFBFBF" w:sz="3"/>
+              <w:top w:val="single" w:color="C7D6B0" w:sz="3"/>
+              <w:left w:val="single" w:color="C7D6B0" w:sz="3"/>
+              <w:bottom w:val="single" w:color="C7D6B0" w:sz="3"/>
+              <w:right w:val="single" w:color="C7D6B0" w:sz="3"/>
             </w:tcBorders>
             <w:shd w:fill="FFFFFF" w:val="clear"/>
             <w:tcMar>
@@ -3074,10 +3889,10 @@
           <w:tcPr>
             <w:tcW w:type="dxa" w:w="1846"/>
             <w:tcBorders>
-              <w:top w:val="single" w:color="BFBFBF" w:sz="3"/>
-              <w:left w:val="single" w:color="BFBFBF" w:sz="3"/>
-              <w:bottom w:val="single" w:color="BFBFBF" w:sz="3"/>
-              <w:right w:val="single" w:color="BFBFBF" w:sz="3"/>
+              <w:top w:val="single" w:color="C7D6B0" w:sz="3"/>
+              <w:left w:val="single" w:color="C7D6B0" w:sz="3"/>
+              <w:bottom w:val="single" w:color="C7D6B0" w:sz="3"/>
+              <w:right w:val="single" w:color="C7D6B0" w:sz="3"/>
             </w:tcBorders>
             <w:shd w:fill="FFFFFF" w:val="clear"/>
             <w:tcMar>
@@ -3115,12 +3930,12 @@
           <w:tcPr>
             <w:tcW w:type="dxa" w:w="4718"/>
             <w:tcBorders>
-              <w:top w:val="single" w:color="BFBFBF" w:sz="3"/>
-              <w:left w:val="single" w:color="BFBFBF" w:sz="3"/>
-              <w:bottom w:val="single" w:color="BFBFBF" w:sz="3"/>
-              <w:right w:val="single" w:color="BFBFBF" w:sz="3"/>
-            </w:tcBorders>
-            <w:shd w:fill="EEF3FA" w:val="clear"/>
+              <w:top w:val="single" w:color="C7D6B0" w:sz="3"/>
+              <w:left w:val="single" w:color="C7D6B0" w:sz="3"/>
+              <w:bottom w:val="single" w:color="C7D6B0" w:sz="3"/>
+              <w:right w:val="single" w:color="C7D6B0" w:sz="3"/>
+            </w:tcBorders>
+            <w:shd w:fill="EEF4E1" w:val="clear"/>
             <w:tcMar>
               <w:top w:type="dxa" w:w="60"/>
               <w:left w:type="dxa" w:w="110"/>
@@ -3151,12 +3966,12 @@
           <w:tcPr>
             <w:tcW w:type="dxa" w:w="1436"/>
             <w:tcBorders>
-              <w:top w:val="single" w:color="BFBFBF" w:sz="3"/>
-              <w:left w:val="single" w:color="BFBFBF" w:sz="3"/>
-              <w:bottom w:val="single" w:color="BFBFBF" w:sz="3"/>
-              <w:right w:val="single" w:color="BFBFBF" w:sz="3"/>
-            </w:tcBorders>
-            <w:shd w:fill="EEF3FA" w:val="clear"/>
+              <w:top w:val="single" w:color="C7D6B0" w:sz="3"/>
+              <w:left w:val="single" w:color="C7D6B0" w:sz="3"/>
+              <w:bottom w:val="single" w:color="C7D6B0" w:sz="3"/>
+              <w:right w:val="single" w:color="C7D6B0" w:sz="3"/>
+            </w:tcBorders>
+            <w:shd w:fill="EEF4E1" w:val="clear"/>
             <w:tcMar>
               <w:top w:type="dxa" w:w="60"/>
               <w:left w:type="dxa" w:w="110"/>
@@ -3187,12 +4002,12 @@
           <w:tcPr>
             <w:tcW w:type="dxa" w:w="1026"/>
             <w:tcBorders>
-              <w:top w:val="single" w:color="BFBFBF" w:sz="3"/>
-              <w:left w:val="single" w:color="BFBFBF" w:sz="3"/>
-              <w:bottom w:val="single" w:color="BFBFBF" w:sz="3"/>
-              <w:right w:val="single" w:color="BFBFBF" w:sz="3"/>
-            </w:tcBorders>
-            <w:shd w:fill="EEF3FA" w:val="clear"/>
+              <w:top w:val="single" w:color="C7D6B0" w:sz="3"/>
+              <w:left w:val="single" w:color="C7D6B0" w:sz="3"/>
+              <w:bottom w:val="single" w:color="C7D6B0" w:sz="3"/>
+              <w:right w:val="single" w:color="C7D6B0" w:sz="3"/>
+            </w:tcBorders>
+            <w:shd w:fill="EEF4E1" w:val="clear"/>
             <w:tcMar>
               <w:top w:type="dxa" w:w="60"/>
               <w:left w:type="dxa" w:w="110"/>
@@ -3223,12 +4038,12 @@
           <w:tcPr>
             <w:tcW w:type="dxa" w:w="1846"/>
             <w:tcBorders>
-              <w:top w:val="single" w:color="BFBFBF" w:sz="3"/>
-              <w:left w:val="single" w:color="BFBFBF" w:sz="3"/>
-              <w:bottom w:val="single" w:color="BFBFBF" w:sz="3"/>
-              <w:right w:val="single" w:color="BFBFBF" w:sz="3"/>
-            </w:tcBorders>
-            <w:shd w:fill="EEF3FA" w:val="clear"/>
+              <w:top w:val="single" w:color="C7D6B0" w:sz="3"/>
+              <w:left w:val="single" w:color="C7D6B0" w:sz="3"/>
+              <w:bottom w:val="single" w:color="C7D6B0" w:sz="3"/>
+              <w:right w:val="single" w:color="C7D6B0" w:sz="3"/>
+            </w:tcBorders>
+            <w:shd w:fill="EEF4E1" w:val="clear"/>
             <w:tcMar>
               <w:top w:type="dxa" w:w="60"/>
               <w:left w:type="dxa" w:w="110"/>
@@ -3264,10 +4079,10 @@
           <w:tcPr>
             <w:tcW w:type="dxa" w:w="4718"/>
             <w:tcBorders>
-              <w:top w:val="single" w:color="BFBFBF" w:sz="3"/>
-              <w:left w:val="single" w:color="BFBFBF" w:sz="3"/>
-              <w:bottom w:val="single" w:color="BFBFBF" w:sz="3"/>
-              <w:right w:val="single" w:color="BFBFBF" w:sz="3"/>
+              <w:top w:val="single" w:color="C7D6B0" w:sz="3"/>
+              <w:left w:val="single" w:color="C7D6B0" w:sz="3"/>
+              <w:bottom w:val="single" w:color="C7D6B0" w:sz="3"/>
+              <w:right w:val="single" w:color="C7D6B0" w:sz="3"/>
             </w:tcBorders>
             <w:shd w:fill="FFFFFF" w:val="clear"/>
             <w:tcMar>
@@ -3300,10 +4115,10 @@
           <w:tcPr>
             <w:tcW w:type="dxa" w:w="1436"/>
             <w:tcBorders>
-              <w:top w:val="single" w:color="BFBFBF" w:sz="3"/>
-              <w:left w:val="single" w:color="BFBFBF" w:sz="3"/>
-              <w:bottom w:val="single" w:color="BFBFBF" w:sz="3"/>
-              <w:right w:val="single" w:color="BFBFBF" w:sz="3"/>
+              <w:top w:val="single" w:color="C7D6B0" w:sz="3"/>
+              <w:left w:val="single" w:color="C7D6B0" w:sz="3"/>
+              <w:bottom w:val="single" w:color="C7D6B0" w:sz="3"/>
+              <w:right w:val="single" w:color="C7D6B0" w:sz="3"/>
             </w:tcBorders>
             <w:shd w:fill="FFFFFF" w:val="clear"/>
             <w:tcMar>
@@ -3336,10 +4151,10 @@
           <w:tcPr>
             <w:tcW w:type="dxa" w:w="1026"/>
             <w:tcBorders>
-              <w:top w:val="single" w:color="BFBFBF" w:sz="3"/>
-              <w:left w:val="single" w:color="BFBFBF" w:sz="3"/>
-              <w:bottom w:val="single" w:color="BFBFBF" w:sz="3"/>
-              <w:right w:val="single" w:color="BFBFBF" w:sz="3"/>
+              <w:top w:val="single" w:color="C7D6B0" w:sz="3"/>
+              <w:left w:val="single" w:color="C7D6B0" w:sz="3"/>
+              <w:bottom w:val="single" w:color="C7D6B0" w:sz="3"/>
+              <w:right w:val="single" w:color="C7D6B0" w:sz="3"/>
             </w:tcBorders>
             <w:shd w:fill="FFFFFF" w:val="clear"/>
             <w:tcMar>
@@ -3372,10 +4187,10 @@
           <w:tcPr>
             <w:tcW w:type="dxa" w:w="1846"/>
             <w:tcBorders>
-              <w:top w:val="single" w:color="BFBFBF" w:sz="3"/>
-              <w:left w:val="single" w:color="BFBFBF" w:sz="3"/>
-              <w:bottom w:val="single" w:color="BFBFBF" w:sz="3"/>
-              <w:right w:val="single" w:color="BFBFBF" w:sz="3"/>
+              <w:top w:val="single" w:color="C7D6B0" w:sz="3"/>
+              <w:left w:val="single" w:color="C7D6B0" w:sz="3"/>
+              <w:bottom w:val="single" w:color="C7D6B0" w:sz="3"/>
+              <w:right w:val="single" w:color="C7D6B0" w:sz="3"/>
             </w:tcBorders>
             <w:shd w:fill="FFFFFF" w:val="clear"/>
             <w:tcMar>
@@ -3413,12 +4228,12 @@
           <w:tcPr>
             <w:tcW w:type="dxa" w:w="4718"/>
             <w:tcBorders>
-              <w:top w:val="single" w:color="BFBFBF" w:sz="3"/>
-              <w:left w:val="single" w:color="BFBFBF" w:sz="3"/>
-              <w:bottom w:val="single" w:color="BFBFBF" w:sz="3"/>
-              <w:right w:val="single" w:color="BFBFBF" w:sz="3"/>
-            </w:tcBorders>
-            <w:shd w:fill="EEF3FA" w:val="clear"/>
+              <w:top w:val="single" w:color="C7D6B0" w:sz="3"/>
+              <w:left w:val="single" w:color="C7D6B0" w:sz="3"/>
+              <w:bottom w:val="single" w:color="C7D6B0" w:sz="3"/>
+              <w:right w:val="single" w:color="C7D6B0" w:sz="3"/>
+            </w:tcBorders>
+            <w:shd w:fill="EEF4E1" w:val="clear"/>
             <w:tcMar>
               <w:top w:type="dxa" w:w="60"/>
               <w:left w:type="dxa" w:w="110"/>
@@ -3449,12 +4264,12 @@
           <w:tcPr>
             <w:tcW w:type="dxa" w:w="1436"/>
             <w:tcBorders>
-              <w:top w:val="single" w:color="BFBFBF" w:sz="3"/>
-              <w:left w:val="single" w:color="BFBFBF" w:sz="3"/>
-              <w:bottom w:val="single" w:color="BFBFBF" w:sz="3"/>
-              <w:right w:val="single" w:color="BFBFBF" w:sz="3"/>
-            </w:tcBorders>
-            <w:shd w:fill="EEF3FA" w:val="clear"/>
+              <w:top w:val="single" w:color="C7D6B0" w:sz="3"/>
+              <w:left w:val="single" w:color="C7D6B0" w:sz="3"/>
+              <w:bottom w:val="single" w:color="C7D6B0" w:sz="3"/>
+              <w:right w:val="single" w:color="C7D6B0" w:sz="3"/>
+            </w:tcBorders>
+            <w:shd w:fill="EEF4E1" w:val="clear"/>
             <w:tcMar>
               <w:top w:type="dxa" w:w="60"/>
               <w:left w:type="dxa" w:w="110"/>
@@ -3485,12 +4300,12 @@
           <w:tcPr>
             <w:tcW w:type="dxa" w:w="1026"/>
             <w:tcBorders>
-              <w:top w:val="single" w:color="BFBFBF" w:sz="3"/>
-              <w:left w:val="single" w:color="BFBFBF" w:sz="3"/>
-              <w:bottom w:val="single" w:color="BFBFBF" w:sz="3"/>
-              <w:right w:val="single" w:color="BFBFBF" w:sz="3"/>
-            </w:tcBorders>
-            <w:shd w:fill="EEF3FA" w:val="clear"/>
+              <w:top w:val="single" w:color="C7D6B0" w:sz="3"/>
+              <w:left w:val="single" w:color="C7D6B0" w:sz="3"/>
+              <w:bottom w:val="single" w:color="C7D6B0" w:sz="3"/>
+              <w:right w:val="single" w:color="C7D6B0" w:sz="3"/>
+            </w:tcBorders>
+            <w:shd w:fill="EEF4E1" w:val="clear"/>
             <w:tcMar>
               <w:top w:type="dxa" w:w="60"/>
               <w:left w:type="dxa" w:w="110"/>
@@ -3521,12 +4336,12 @@
           <w:tcPr>
             <w:tcW w:type="dxa" w:w="1846"/>
             <w:tcBorders>
-              <w:top w:val="single" w:color="BFBFBF" w:sz="3"/>
-              <w:left w:val="single" w:color="BFBFBF" w:sz="3"/>
-              <w:bottom w:val="single" w:color="BFBFBF" w:sz="3"/>
-              <w:right w:val="single" w:color="BFBFBF" w:sz="3"/>
-            </w:tcBorders>
-            <w:shd w:fill="EEF3FA" w:val="clear"/>
+              <w:top w:val="single" w:color="C7D6B0" w:sz="3"/>
+              <w:left w:val="single" w:color="C7D6B0" w:sz="3"/>
+              <w:bottom w:val="single" w:color="C7D6B0" w:sz="3"/>
+              <w:right w:val="single" w:color="C7D6B0" w:sz="3"/>
+            </w:tcBorders>
+            <w:shd w:fill="EEF4E1" w:val="clear"/>
             <w:tcMar>
               <w:top w:type="dxa" w:w="60"/>
               <w:left w:type="dxa" w:w="110"/>
@@ -3562,10 +4377,10 @@
           <w:tcPr>
             <w:tcW w:type="dxa" w:w="4718"/>
             <w:tcBorders>
-              <w:top w:val="single" w:color="BFBFBF" w:sz="3"/>
-              <w:left w:val="single" w:color="BFBFBF" w:sz="3"/>
-              <w:bottom w:val="single" w:color="BFBFBF" w:sz="3"/>
-              <w:right w:val="single" w:color="BFBFBF" w:sz="3"/>
+              <w:top w:val="single" w:color="C7D6B0" w:sz="3"/>
+              <w:left w:val="single" w:color="C7D6B0" w:sz="3"/>
+              <w:bottom w:val="single" w:color="C7D6B0" w:sz="3"/>
+              <w:right w:val="single" w:color="C7D6B0" w:sz="3"/>
             </w:tcBorders>
             <w:shd w:fill="FFFFFF" w:val="clear"/>
             <w:tcMar>
@@ -3598,10 +4413,10 @@
           <w:tcPr>
             <w:tcW w:type="dxa" w:w="1436"/>
             <w:tcBorders>
-              <w:top w:val="single" w:color="BFBFBF" w:sz="3"/>
-              <w:left w:val="single" w:color="BFBFBF" w:sz="3"/>
-              <w:bottom w:val="single" w:color="BFBFBF" w:sz="3"/>
-              <w:right w:val="single" w:color="BFBFBF" w:sz="3"/>
+              <w:top w:val="single" w:color="C7D6B0" w:sz="3"/>
+              <w:left w:val="single" w:color="C7D6B0" w:sz="3"/>
+              <w:bottom w:val="single" w:color="C7D6B0" w:sz="3"/>
+              <w:right w:val="single" w:color="C7D6B0" w:sz="3"/>
             </w:tcBorders>
             <w:shd w:fill="FFFFFF" w:val="clear"/>
             <w:tcMar>
@@ -3634,10 +4449,10 @@
           <w:tcPr>
             <w:tcW w:type="dxa" w:w="1026"/>
             <w:tcBorders>
-              <w:top w:val="single" w:color="BFBFBF" w:sz="3"/>
-              <w:left w:val="single" w:color="BFBFBF" w:sz="3"/>
-              <w:bottom w:val="single" w:color="BFBFBF" w:sz="3"/>
-              <w:right w:val="single" w:color="BFBFBF" w:sz="3"/>
+              <w:top w:val="single" w:color="C7D6B0" w:sz="3"/>
+              <w:left w:val="single" w:color="C7D6B0" w:sz="3"/>
+              <w:bottom w:val="single" w:color="C7D6B0" w:sz="3"/>
+              <w:right w:val="single" w:color="C7D6B0" w:sz="3"/>
             </w:tcBorders>
             <w:shd w:fill="FFFFFF" w:val="clear"/>
             <w:tcMar>
@@ -3670,10 +4485,10 @@
           <w:tcPr>
             <w:tcW w:type="dxa" w:w="1846"/>
             <w:tcBorders>
-              <w:top w:val="single" w:color="BFBFBF" w:sz="3"/>
-              <w:left w:val="single" w:color="BFBFBF" w:sz="3"/>
-              <w:bottom w:val="single" w:color="BFBFBF" w:sz="3"/>
-              <w:right w:val="single" w:color="BFBFBF" w:sz="3"/>
+              <w:top w:val="single" w:color="C7D6B0" w:sz="3"/>
+              <w:left w:val="single" w:color="C7D6B0" w:sz="3"/>
+              <w:bottom w:val="single" w:color="C7D6B0" w:sz="3"/>
+              <w:right w:val="single" w:color="C7D6B0" w:sz="3"/>
             </w:tcBorders>
             <w:shd w:fill="FFFFFF" w:val="clear"/>
             <w:tcMar>
@@ -3711,12 +4526,12 @@
           <w:tcPr>
             <w:tcW w:type="dxa" w:w="4718"/>
             <w:tcBorders>
-              <w:top w:val="single" w:color="BFBFBF" w:sz="3"/>
-              <w:left w:val="single" w:color="BFBFBF" w:sz="3"/>
-              <w:bottom w:val="single" w:color="BFBFBF" w:sz="3"/>
-              <w:right w:val="single" w:color="BFBFBF" w:sz="3"/>
-            </w:tcBorders>
-            <w:shd w:fill="EEF3FA" w:val="clear"/>
+              <w:top w:val="single" w:color="C7D6B0" w:sz="3"/>
+              <w:left w:val="single" w:color="C7D6B0" w:sz="3"/>
+              <w:bottom w:val="single" w:color="C7D6B0" w:sz="3"/>
+              <w:right w:val="single" w:color="C7D6B0" w:sz="3"/>
+            </w:tcBorders>
+            <w:shd w:fill="EEF4E1" w:val="clear"/>
             <w:tcMar>
               <w:top w:type="dxa" w:w="60"/>
               <w:left w:type="dxa" w:w="110"/>
@@ -3747,12 +4562,12 @@
           <w:tcPr>
             <w:tcW w:type="dxa" w:w="1436"/>
             <w:tcBorders>
-              <w:top w:val="single" w:color="BFBFBF" w:sz="3"/>
-              <w:left w:val="single" w:color="BFBFBF" w:sz="3"/>
-              <w:bottom w:val="single" w:color="BFBFBF" w:sz="3"/>
-              <w:right w:val="single" w:color="BFBFBF" w:sz="3"/>
-            </w:tcBorders>
-            <w:shd w:fill="EEF3FA" w:val="clear"/>
+              <w:top w:val="single" w:color="C7D6B0" w:sz="3"/>
+              <w:left w:val="single" w:color="C7D6B0" w:sz="3"/>
+              <w:bottom w:val="single" w:color="C7D6B0" w:sz="3"/>
+              <w:right w:val="single" w:color="C7D6B0" w:sz="3"/>
+            </w:tcBorders>
+            <w:shd w:fill="EEF4E1" w:val="clear"/>
             <w:tcMar>
               <w:top w:type="dxa" w:w="60"/>
               <w:left w:type="dxa" w:w="110"/>
@@ -3783,12 +4598,12 @@
           <w:tcPr>
             <w:tcW w:type="dxa" w:w="1026"/>
             <w:tcBorders>
-              <w:top w:val="single" w:color="BFBFBF" w:sz="3"/>
-              <w:left w:val="single" w:color="BFBFBF" w:sz="3"/>
-              <w:bottom w:val="single" w:color="BFBFBF" w:sz="3"/>
-              <w:right w:val="single" w:color="BFBFBF" w:sz="3"/>
-            </w:tcBorders>
-            <w:shd w:fill="EEF3FA" w:val="clear"/>
+              <w:top w:val="single" w:color="C7D6B0" w:sz="3"/>
+              <w:left w:val="single" w:color="C7D6B0" w:sz="3"/>
+              <w:bottom w:val="single" w:color="C7D6B0" w:sz="3"/>
+              <w:right w:val="single" w:color="C7D6B0" w:sz="3"/>
+            </w:tcBorders>
+            <w:shd w:fill="EEF4E1" w:val="clear"/>
             <w:tcMar>
               <w:top w:type="dxa" w:w="60"/>
               <w:left w:type="dxa" w:w="110"/>
@@ -3819,12 +4634,12 @@
           <w:tcPr>
             <w:tcW w:type="dxa" w:w="1846"/>
             <w:tcBorders>
-              <w:top w:val="single" w:color="BFBFBF" w:sz="3"/>
-              <w:left w:val="single" w:color="BFBFBF" w:sz="3"/>
-              <w:bottom w:val="single" w:color="BFBFBF" w:sz="3"/>
-              <w:right w:val="single" w:color="BFBFBF" w:sz="3"/>
-            </w:tcBorders>
-            <w:shd w:fill="EEF3FA" w:val="clear"/>
+              <w:top w:val="single" w:color="C7D6B0" w:sz="3"/>
+              <w:left w:val="single" w:color="C7D6B0" w:sz="3"/>
+              <w:bottom w:val="single" w:color="C7D6B0" w:sz="3"/>
+              <w:right w:val="single" w:color="C7D6B0" w:sz="3"/>
+            </w:tcBorders>
+            <w:shd w:fill="EEF4E1" w:val="clear"/>
             <w:tcMar>
               <w:top w:type="dxa" w:w="60"/>
               <w:left w:type="dxa" w:w="110"/>
@@ -3947,26 +4762,26 @@
     </w:p>
     <w:p>
       <w:pPr>
-        <w:spacing w:after="90" w:before="220"/>
-        <w:ind w:left="60"/>
+        <w:spacing w:after="90" w:before="230"/>
+        <w:ind w:left="40"/>
       </w:pPr>
       <w:r>
         <w:rPr>
           <w:rFonts w:ascii="맑은 고딕" w:cs="맑은 고딕" w:eastAsia="맑은 고딕" w:hAnsi="맑은 고딕"/>
           <w:b/>
           <w:bCs/>
-          <w:color w:val="2E5496"/>
-          <w:sz w:val="22"/>
-          <w:szCs w:val="22"/>
-        </w:rPr>
-        <w:t xml:space="preserve">▪ </w:t>
+          <w:color w:val="82B84C"/>
+          <w:sz w:val="20"/>
+          <w:szCs w:val="20"/>
+        </w:rPr>
+        <w:t xml:space="preserve">■ </w:t>
       </w:r>
       <w:r>
         <w:rPr>
           <w:rFonts w:ascii="맑은 고딕" w:cs="맑은 고딕" w:eastAsia="맑은 고딕" w:hAnsi="맑은 고딕"/>
           <w:b/>
           <w:bCs/>
-          <w:color w:val="2E5496"/>
+          <w:color w:val="4E7A2A"/>
           <w:sz w:val="22"/>
           <w:szCs w:val="22"/>
         </w:rPr>
@@ -4063,12 +4878,12 @@
           <w:tcPr>
             <w:tcW w:type="dxa" w:w="3338"/>
             <w:tcBorders>
-              <w:top w:val="single" w:color="BFBFBF" w:sz="3"/>
-              <w:left w:val="single" w:color="BFBFBF" w:sz="3"/>
-              <w:bottom w:val="single" w:color="BFBFBF" w:sz="3"/>
-              <w:right w:val="single" w:color="BFBFBF" w:sz="3"/>
-            </w:tcBorders>
-            <w:shd w:fill="1F4E79" w:val="clear"/>
+              <w:top w:val="single" w:color="C7D6B0" w:sz="3"/>
+              <w:left w:val="single" w:color="C7D6B0" w:sz="3"/>
+              <w:bottom w:val="single" w:color="C7D6B0" w:sz="3"/>
+              <w:right w:val="single" w:color="C7D6B0" w:sz="3"/>
+            </w:tcBorders>
+            <w:shd w:fill="4F7A2B" w:val="clear"/>
             <w:tcMar>
               <w:top w:type="dxa" w:w="60"/>
               <w:left w:type="dxa" w:w="110"/>
@@ -4099,12 +4914,12 @@
           <w:tcPr>
             <w:tcW w:type="dxa" w:w="5688"/>
             <w:tcBorders>
-              <w:top w:val="single" w:color="BFBFBF" w:sz="3"/>
-              <w:left w:val="single" w:color="BFBFBF" w:sz="3"/>
-              <w:bottom w:val="single" w:color="BFBFBF" w:sz="3"/>
-              <w:right w:val="single" w:color="BFBFBF" w:sz="3"/>
-            </w:tcBorders>
-            <w:shd w:fill="1F4E79" w:val="clear"/>
+              <w:top w:val="single" w:color="C7D6B0" w:sz="3"/>
+              <w:left w:val="single" w:color="C7D6B0" w:sz="3"/>
+              <w:bottom w:val="single" w:color="C7D6B0" w:sz="3"/>
+              <w:right w:val="single" w:color="C7D6B0" w:sz="3"/>
+            </w:tcBorders>
+            <w:shd w:fill="4F7A2B" w:val="clear"/>
             <w:tcMar>
               <w:top w:type="dxa" w:w="60"/>
               <w:left w:type="dxa" w:w="110"/>
@@ -4140,10 +4955,10 @@
           <w:tcPr>
             <w:tcW w:type="dxa" w:w="3338"/>
             <w:tcBorders>
-              <w:top w:val="single" w:color="BFBFBF" w:sz="3"/>
-              <w:left w:val="single" w:color="BFBFBF" w:sz="3"/>
-              <w:bottom w:val="single" w:color="BFBFBF" w:sz="3"/>
-              <w:right w:val="single" w:color="BFBFBF" w:sz="3"/>
+              <w:top w:val="single" w:color="C7D6B0" w:sz="3"/>
+              <w:left w:val="single" w:color="C7D6B0" w:sz="3"/>
+              <w:bottom w:val="single" w:color="C7D6B0" w:sz="3"/>
+              <w:right w:val="single" w:color="C7D6B0" w:sz="3"/>
             </w:tcBorders>
             <w:shd w:fill="FFFFFF" w:val="clear"/>
             <w:tcMar>
@@ -4176,10 +4991,10 @@
           <w:tcPr>
             <w:tcW w:type="dxa" w:w="5688"/>
             <w:tcBorders>
-              <w:top w:val="single" w:color="BFBFBF" w:sz="3"/>
-              <w:left w:val="single" w:color="BFBFBF" w:sz="3"/>
-              <w:bottom w:val="single" w:color="BFBFBF" w:sz="3"/>
-              <w:right w:val="single" w:color="BFBFBF" w:sz="3"/>
+              <w:top w:val="single" w:color="C7D6B0" w:sz="3"/>
+              <w:left w:val="single" w:color="C7D6B0" w:sz="3"/>
+              <w:bottom w:val="single" w:color="C7D6B0" w:sz="3"/>
+              <w:right w:val="single" w:color="C7D6B0" w:sz="3"/>
             </w:tcBorders>
             <w:shd w:fill="FFFFFF" w:val="clear"/>
             <w:tcMar>
@@ -4215,12 +5030,12 @@
           <w:tcPr>
             <w:tcW w:type="dxa" w:w="3338"/>
             <w:tcBorders>
-              <w:top w:val="single" w:color="BFBFBF" w:sz="3"/>
-              <w:left w:val="single" w:color="BFBFBF" w:sz="3"/>
-              <w:bottom w:val="single" w:color="BFBFBF" w:sz="3"/>
-              <w:right w:val="single" w:color="BFBFBF" w:sz="3"/>
-            </w:tcBorders>
-            <w:shd w:fill="EEF3FA" w:val="clear"/>
+              <w:top w:val="single" w:color="C7D6B0" w:sz="3"/>
+              <w:left w:val="single" w:color="C7D6B0" w:sz="3"/>
+              <w:bottom w:val="single" w:color="C7D6B0" w:sz="3"/>
+              <w:right w:val="single" w:color="C7D6B0" w:sz="3"/>
+            </w:tcBorders>
+            <w:shd w:fill="EEF4E1" w:val="clear"/>
             <w:tcMar>
               <w:top w:type="dxa" w:w="60"/>
               <w:left w:type="dxa" w:w="110"/>
@@ -4260,12 +5075,12 @@
           <w:tcPr>
             <w:tcW w:type="dxa" w:w="5688"/>
             <w:tcBorders>
-              <w:top w:val="single" w:color="BFBFBF" w:sz="3"/>
-              <w:left w:val="single" w:color="BFBFBF" w:sz="3"/>
-              <w:bottom w:val="single" w:color="BFBFBF" w:sz="3"/>
-              <w:right w:val="single" w:color="BFBFBF" w:sz="3"/>
-            </w:tcBorders>
-            <w:shd w:fill="EEF3FA" w:val="clear"/>
+              <w:top w:val="single" w:color="C7D6B0" w:sz="3"/>
+              <w:left w:val="single" w:color="C7D6B0" w:sz="3"/>
+              <w:bottom w:val="single" w:color="C7D6B0" w:sz="3"/>
+              <w:right w:val="single" w:color="C7D6B0" w:sz="3"/>
+            </w:tcBorders>
+            <w:shd w:fill="EEF4E1" w:val="clear"/>
             <w:tcMar>
               <w:top w:type="dxa" w:w="60"/>
               <w:left w:type="dxa" w:w="110"/>
@@ -4299,10 +5114,10 @@
           <w:tcPr>
             <w:tcW w:type="dxa" w:w="3338"/>
             <w:tcBorders>
-              <w:top w:val="single" w:color="BFBFBF" w:sz="3"/>
-              <w:left w:val="single" w:color="BFBFBF" w:sz="3"/>
-              <w:bottom w:val="single" w:color="BFBFBF" w:sz="3"/>
-              <w:right w:val="single" w:color="BFBFBF" w:sz="3"/>
+              <w:top w:val="single" w:color="C7D6B0" w:sz="3"/>
+              <w:left w:val="single" w:color="C7D6B0" w:sz="3"/>
+              <w:bottom w:val="single" w:color="C7D6B0" w:sz="3"/>
+              <w:right w:val="single" w:color="C7D6B0" w:sz="3"/>
             </w:tcBorders>
             <w:shd w:fill="FFFFFF" w:val="clear"/>
             <w:tcMar>
@@ -4344,10 +5159,10 @@
           <w:tcPr>
             <w:tcW w:type="dxa" w:w="5688"/>
             <w:tcBorders>
-              <w:top w:val="single" w:color="BFBFBF" w:sz="3"/>
-              <w:left w:val="single" w:color="BFBFBF" w:sz="3"/>
-              <w:bottom w:val="single" w:color="BFBFBF" w:sz="3"/>
-              <w:right w:val="single" w:color="BFBFBF" w:sz="3"/>
+              <w:top w:val="single" w:color="C7D6B0" w:sz="3"/>
+              <w:left w:val="single" w:color="C7D6B0" w:sz="3"/>
+              <w:bottom w:val="single" w:color="C7D6B0" w:sz="3"/>
+              <w:right w:val="single" w:color="C7D6B0" w:sz="3"/>
             </w:tcBorders>
             <w:shd w:fill="FFFFFF" w:val="clear"/>
             <w:tcMar>
@@ -4537,26 +5352,26 @@
     </w:p>
     <w:p>
       <w:pPr>
-        <w:spacing w:after="90" w:before="220"/>
-        <w:ind w:left="60"/>
+        <w:spacing w:after="90" w:before="230"/>
+        <w:ind w:left="40"/>
       </w:pPr>
       <w:r>
         <w:rPr>
           <w:rFonts w:ascii="맑은 고딕" w:cs="맑은 고딕" w:eastAsia="맑은 고딕" w:hAnsi="맑은 고딕"/>
           <w:b/>
           <w:bCs/>
-          <w:color w:val="2E5496"/>
-          <w:sz w:val="22"/>
-          <w:szCs w:val="22"/>
-        </w:rPr>
-        <w:t xml:space="preserve">▪ </w:t>
+          <w:color w:val="82B84C"/>
+          <w:sz w:val="20"/>
+          <w:szCs w:val="20"/>
+        </w:rPr>
+        <w:t xml:space="preserve">■ </w:t>
       </w:r>
       <w:r>
         <w:rPr>
           <w:rFonts w:ascii="맑은 고딕" w:cs="맑은 고딕" w:eastAsia="맑은 고딕" w:hAnsi="맑은 고딕"/>
           <w:b/>
           <w:bCs/>
-          <w:color w:val="2E5496"/>
+          <w:color w:val="4E7A2A"/>
           <w:sz w:val="22"/>
           <w:szCs w:val="22"/>
         </w:rPr>
@@ -4668,12 +5483,12 @@
           <w:tcPr>
             <w:tcW w:type="dxa" w:w="3997"/>
             <w:tcBorders>
-              <w:top w:val="single" w:color="BFBFBF" w:sz="3"/>
-              <w:left w:val="single" w:color="BFBFBF" w:sz="3"/>
-              <w:bottom w:val="single" w:color="BFBFBF" w:sz="3"/>
-              <w:right w:val="single" w:color="BFBFBF" w:sz="3"/>
-            </w:tcBorders>
-            <w:shd w:fill="1F4E79" w:val="clear"/>
+              <w:top w:val="single" w:color="C7D6B0" w:sz="3"/>
+              <w:left w:val="single" w:color="C7D6B0" w:sz="3"/>
+              <w:bottom w:val="single" w:color="C7D6B0" w:sz="3"/>
+              <w:right w:val="single" w:color="C7D6B0" w:sz="3"/>
+            </w:tcBorders>
+            <w:shd w:fill="4F7A2B" w:val="clear"/>
             <w:tcMar>
               <w:top w:type="dxa" w:w="60"/>
               <w:left w:type="dxa" w:w="110"/>
@@ -4704,12 +5519,12 @@
           <w:tcPr>
             <w:tcW w:type="dxa" w:w="5029"/>
             <w:tcBorders>
-              <w:top w:val="single" w:color="BFBFBF" w:sz="3"/>
-              <w:left w:val="single" w:color="BFBFBF" w:sz="3"/>
-              <w:bottom w:val="single" w:color="BFBFBF" w:sz="3"/>
-              <w:right w:val="single" w:color="BFBFBF" w:sz="3"/>
-            </w:tcBorders>
-            <w:shd w:fill="1F4E79" w:val="clear"/>
+              <w:top w:val="single" w:color="C7D6B0" w:sz="3"/>
+              <w:left w:val="single" w:color="C7D6B0" w:sz="3"/>
+              <w:bottom w:val="single" w:color="C7D6B0" w:sz="3"/>
+              <w:right w:val="single" w:color="C7D6B0" w:sz="3"/>
+            </w:tcBorders>
+            <w:shd w:fill="4F7A2B" w:val="clear"/>
             <w:tcMar>
               <w:top w:type="dxa" w:w="60"/>
               <w:left w:type="dxa" w:w="110"/>
@@ -4745,10 +5560,10 @@
           <w:tcPr>
             <w:tcW w:type="dxa" w:w="3997"/>
             <w:tcBorders>
-              <w:top w:val="single" w:color="BFBFBF" w:sz="3"/>
-              <w:left w:val="single" w:color="BFBFBF" w:sz="3"/>
-              <w:bottom w:val="single" w:color="BFBFBF" w:sz="3"/>
-              <w:right w:val="single" w:color="BFBFBF" w:sz="3"/>
+              <w:top w:val="single" w:color="C7D6B0" w:sz="3"/>
+              <w:left w:val="single" w:color="C7D6B0" w:sz="3"/>
+              <w:bottom w:val="single" w:color="C7D6B0" w:sz="3"/>
+              <w:right w:val="single" w:color="C7D6B0" w:sz="3"/>
             </w:tcBorders>
             <w:shd w:fill="FFFFFF" w:val="clear"/>
             <w:tcMar>
@@ -4779,10 +5594,10 @@
           <w:tcPr>
             <w:tcW w:type="dxa" w:w="5029"/>
             <w:tcBorders>
-              <w:top w:val="single" w:color="BFBFBF" w:sz="3"/>
-              <w:left w:val="single" w:color="BFBFBF" w:sz="3"/>
-              <w:bottom w:val="single" w:color="BFBFBF" w:sz="3"/>
-              <w:right w:val="single" w:color="BFBFBF" w:sz="3"/>
+              <w:top w:val="single" w:color="C7D6B0" w:sz="3"/>
+              <w:left w:val="single" w:color="C7D6B0" w:sz="3"/>
+              <w:bottom w:val="single" w:color="C7D6B0" w:sz="3"/>
+              <w:right w:val="single" w:color="C7D6B0" w:sz="3"/>
             </w:tcBorders>
             <w:shd w:fill="FFFFFF" w:val="clear"/>
             <w:tcMar>
@@ -4840,12 +5655,12 @@
           <w:tcPr>
             <w:tcW w:type="dxa" w:w="3997"/>
             <w:tcBorders>
-              <w:top w:val="single" w:color="BFBFBF" w:sz="3"/>
-              <w:left w:val="single" w:color="BFBFBF" w:sz="3"/>
-              <w:bottom w:val="single" w:color="BFBFBF" w:sz="3"/>
-              <w:right w:val="single" w:color="BFBFBF" w:sz="3"/>
-            </w:tcBorders>
-            <w:shd w:fill="EEF3FA" w:val="clear"/>
+              <w:top w:val="single" w:color="C7D6B0" w:sz="3"/>
+              <w:left w:val="single" w:color="C7D6B0" w:sz="3"/>
+              <w:bottom w:val="single" w:color="C7D6B0" w:sz="3"/>
+              <w:right w:val="single" w:color="C7D6B0" w:sz="3"/>
+            </w:tcBorders>
+            <w:shd w:fill="EEF4E1" w:val="clear"/>
             <w:tcMar>
               <w:top w:type="dxa" w:w="60"/>
               <w:left w:type="dxa" w:w="110"/>
@@ -4874,12 +5689,12 @@
           <w:tcPr>
             <w:tcW w:type="dxa" w:w="5029"/>
             <w:tcBorders>
-              <w:top w:val="single" w:color="BFBFBF" w:sz="3"/>
-              <w:left w:val="single" w:color="BFBFBF" w:sz="3"/>
-              <w:bottom w:val="single" w:color="BFBFBF" w:sz="3"/>
-              <w:right w:val="single" w:color="BFBFBF" w:sz="3"/>
-            </w:tcBorders>
-            <w:shd w:fill="EEF3FA" w:val="clear"/>
+              <w:top w:val="single" w:color="C7D6B0" w:sz="3"/>
+              <w:left w:val="single" w:color="C7D6B0" w:sz="3"/>
+              <w:bottom w:val="single" w:color="C7D6B0" w:sz="3"/>
+              <w:right w:val="single" w:color="C7D6B0" w:sz="3"/>
+            </w:tcBorders>
+            <w:shd w:fill="EEF4E1" w:val="clear"/>
             <w:tcMar>
               <w:top w:type="dxa" w:w="60"/>
               <w:left w:type="dxa" w:w="110"/>
@@ -4915,10 +5730,10 @@
           <w:tcPr>
             <w:tcW w:type="dxa" w:w="3997"/>
             <w:tcBorders>
-              <w:top w:val="single" w:color="BFBFBF" w:sz="3"/>
-              <w:left w:val="single" w:color="BFBFBF" w:sz="3"/>
-              <w:bottom w:val="single" w:color="BFBFBF" w:sz="3"/>
-              <w:right w:val="single" w:color="BFBFBF" w:sz="3"/>
+              <w:top w:val="single" w:color="C7D6B0" w:sz="3"/>
+              <w:left w:val="single" w:color="C7D6B0" w:sz="3"/>
+              <w:bottom w:val="single" w:color="C7D6B0" w:sz="3"/>
+              <w:right w:val="single" w:color="C7D6B0" w:sz="3"/>
             </w:tcBorders>
             <w:shd w:fill="FFFFFF" w:val="clear"/>
             <w:tcMar>
@@ -4960,10 +5775,10 @@
           <w:tcPr>
             <w:tcW w:type="dxa" w:w="5029"/>
             <w:tcBorders>
-              <w:top w:val="single" w:color="BFBFBF" w:sz="3"/>
-              <w:left w:val="single" w:color="BFBFBF" w:sz="3"/>
-              <w:bottom w:val="single" w:color="BFBFBF" w:sz="3"/>
-              <w:right w:val="single" w:color="BFBFBF" w:sz="3"/>
+              <w:top w:val="single" w:color="C7D6B0" w:sz="3"/>
+              <w:left w:val="single" w:color="C7D6B0" w:sz="3"/>
+              <w:bottom w:val="single" w:color="C7D6B0" w:sz="3"/>
+              <w:right w:val="single" w:color="C7D6B0" w:sz="3"/>
             </w:tcBorders>
             <w:shd w:fill="FFFFFF" w:val="clear"/>
             <w:tcMar>
@@ -5106,26 +5921,26 @@
     </w:p>
     <w:p>
       <w:pPr>
-        <w:spacing w:after="90" w:before="220"/>
-        <w:ind w:left="60"/>
+        <w:spacing w:after="90" w:before="230"/>
+        <w:ind w:left="40"/>
       </w:pPr>
       <w:r>
         <w:rPr>
           <w:rFonts w:ascii="맑은 고딕" w:cs="맑은 고딕" w:eastAsia="맑은 고딕" w:hAnsi="맑은 고딕"/>
           <w:b/>
           <w:bCs/>
-          <w:color w:val="2E5496"/>
-          <w:sz w:val="22"/>
-          <w:szCs w:val="22"/>
-        </w:rPr>
-        <w:t xml:space="preserve">▪ </w:t>
+          <w:color w:val="82B84C"/>
+          <w:sz w:val="20"/>
+          <w:szCs w:val="20"/>
+        </w:rPr>
+        <w:t xml:space="preserve">■ </w:t>
       </w:r>
       <w:r>
         <w:rPr>
           <w:rFonts w:ascii="맑은 고딕" w:cs="맑은 고딕" w:eastAsia="맑은 고딕" w:hAnsi="맑은 고딕"/>
           <w:b/>
           <w:bCs/>
-          <w:color w:val="2E5496"/>
+          <w:color w:val="4E7A2A"/>
           <w:sz w:val="22"/>
           <w:szCs w:val="22"/>
         </w:rPr>
@@ -5265,12 +6080,12 @@
           <w:tcPr>
             <w:tcW w:type="dxa" w:w="4152"/>
             <w:tcBorders>
-              <w:top w:val="single" w:color="BFBFBF" w:sz="3"/>
-              <w:left w:val="single" w:color="BFBFBF" w:sz="3"/>
-              <w:bottom w:val="single" w:color="BFBFBF" w:sz="3"/>
-              <w:right w:val="single" w:color="BFBFBF" w:sz="3"/>
-            </w:tcBorders>
-            <w:shd w:fill="1F4E79" w:val="clear"/>
+              <w:top w:val="single" w:color="C7D6B0" w:sz="3"/>
+              <w:left w:val="single" w:color="C7D6B0" w:sz="3"/>
+              <w:bottom w:val="single" w:color="C7D6B0" w:sz="3"/>
+              <w:right w:val="single" w:color="C7D6B0" w:sz="3"/>
+            </w:tcBorders>
+            <w:shd w:fill="4F7A2B" w:val="clear"/>
             <w:tcMar>
               <w:top w:type="dxa" w:w="60"/>
               <w:left w:type="dxa" w:w="110"/>
@@ -5301,12 +6116,12 @@
           <w:tcPr>
             <w:tcW w:type="dxa" w:w="2166"/>
             <w:tcBorders>
-              <w:top w:val="single" w:color="BFBFBF" w:sz="3"/>
-              <w:left w:val="single" w:color="BFBFBF" w:sz="3"/>
-              <w:bottom w:val="single" w:color="BFBFBF" w:sz="3"/>
-              <w:right w:val="single" w:color="BFBFBF" w:sz="3"/>
-            </w:tcBorders>
-            <w:shd w:fill="1F4E79" w:val="clear"/>
+              <w:top w:val="single" w:color="C7D6B0" w:sz="3"/>
+              <w:left w:val="single" w:color="C7D6B0" w:sz="3"/>
+              <w:bottom w:val="single" w:color="C7D6B0" w:sz="3"/>
+              <w:right w:val="single" w:color="C7D6B0" w:sz="3"/>
+            </w:tcBorders>
+            <w:shd w:fill="4F7A2B" w:val="clear"/>
             <w:tcMar>
               <w:top w:type="dxa" w:w="60"/>
               <w:left w:type="dxa" w:w="110"/>
@@ -5337,12 +6152,12 @@
           <w:tcPr>
             <w:tcW w:type="dxa" w:w="2708"/>
             <w:tcBorders>
-              <w:top w:val="single" w:color="BFBFBF" w:sz="3"/>
-              <w:left w:val="single" w:color="BFBFBF" w:sz="3"/>
-              <w:bottom w:val="single" w:color="BFBFBF" w:sz="3"/>
-              <w:right w:val="single" w:color="BFBFBF" w:sz="3"/>
-            </w:tcBorders>
-            <w:shd w:fill="1F4E79" w:val="clear"/>
+              <w:top w:val="single" w:color="C7D6B0" w:sz="3"/>
+              <w:left w:val="single" w:color="C7D6B0" w:sz="3"/>
+              <w:bottom w:val="single" w:color="C7D6B0" w:sz="3"/>
+              <w:right w:val="single" w:color="C7D6B0" w:sz="3"/>
+            </w:tcBorders>
+            <w:shd w:fill="4F7A2B" w:val="clear"/>
             <w:tcMar>
               <w:top w:type="dxa" w:w="60"/>
               <w:left w:type="dxa" w:w="110"/>
@@ -5378,10 +6193,10 @@
           <w:tcPr>
             <w:tcW w:type="dxa" w:w="4152"/>
             <w:tcBorders>
-              <w:top w:val="single" w:color="BFBFBF" w:sz="3"/>
-              <w:left w:val="single" w:color="BFBFBF" w:sz="3"/>
-              <w:bottom w:val="single" w:color="BFBFBF" w:sz="3"/>
-              <w:right w:val="single" w:color="BFBFBF" w:sz="3"/>
+              <w:top w:val="single" w:color="C7D6B0" w:sz="3"/>
+              <w:left w:val="single" w:color="C7D6B0" w:sz="3"/>
+              <w:bottom w:val="single" w:color="C7D6B0" w:sz="3"/>
+              <w:right w:val="single" w:color="C7D6B0" w:sz="3"/>
             </w:tcBorders>
             <w:shd w:fill="FFFFFF" w:val="clear"/>
             <w:tcMar>
@@ -5414,10 +6229,10 @@
           <w:tcPr>
             <w:tcW w:type="dxa" w:w="2166"/>
             <w:tcBorders>
-              <w:top w:val="single" w:color="BFBFBF" w:sz="3"/>
-              <w:left w:val="single" w:color="BFBFBF" w:sz="3"/>
-              <w:bottom w:val="single" w:color="BFBFBF" w:sz="3"/>
-              <w:right w:val="single" w:color="BFBFBF" w:sz="3"/>
+              <w:top w:val="single" w:color="C7D6B0" w:sz="3"/>
+              <w:left w:val="single" w:color="C7D6B0" w:sz="3"/>
+              <w:bottom w:val="single" w:color="C7D6B0" w:sz="3"/>
+              <w:right w:val="single" w:color="C7D6B0" w:sz="3"/>
             </w:tcBorders>
             <w:shd w:fill="FFFFFF" w:val="clear"/>
             <w:tcMar>
@@ -5450,10 +6265,10 @@
           <w:tcPr>
             <w:tcW w:type="dxa" w:w="2708"/>
             <w:tcBorders>
-              <w:top w:val="single" w:color="BFBFBF" w:sz="3"/>
-              <w:left w:val="single" w:color="BFBFBF" w:sz="3"/>
-              <w:bottom w:val="single" w:color="BFBFBF" w:sz="3"/>
-              <w:right w:val="single" w:color="BFBFBF" w:sz="3"/>
+              <w:top w:val="single" w:color="C7D6B0" w:sz="3"/>
+              <w:left w:val="single" w:color="C7D6B0" w:sz="3"/>
+              <w:bottom w:val="single" w:color="C7D6B0" w:sz="3"/>
+              <w:right w:val="single" w:color="C7D6B0" w:sz="3"/>
             </w:tcBorders>
             <w:shd w:fill="FFFFFF" w:val="clear"/>
             <w:tcMar>
@@ -5491,12 +6306,12 @@
           <w:tcPr>
             <w:tcW w:type="dxa" w:w="4152"/>
             <w:tcBorders>
-              <w:top w:val="single" w:color="BFBFBF" w:sz="3"/>
-              <w:left w:val="single" w:color="BFBFBF" w:sz="3"/>
-              <w:bottom w:val="single" w:color="BFBFBF" w:sz="3"/>
-              <w:right w:val="single" w:color="BFBFBF" w:sz="3"/>
-            </w:tcBorders>
-            <w:shd w:fill="EEF3FA" w:val="clear"/>
+              <w:top w:val="single" w:color="C7D6B0" w:sz="3"/>
+              <w:left w:val="single" w:color="C7D6B0" w:sz="3"/>
+              <w:bottom w:val="single" w:color="C7D6B0" w:sz="3"/>
+              <w:right w:val="single" w:color="C7D6B0" w:sz="3"/>
+            </w:tcBorders>
+            <w:shd w:fill="EEF4E1" w:val="clear"/>
             <w:tcMar>
               <w:top w:type="dxa" w:w="60"/>
               <w:left w:type="dxa" w:w="110"/>
@@ -5527,12 +6342,12 @@
           <w:tcPr>
             <w:tcW w:type="dxa" w:w="2166"/>
             <w:tcBorders>
-              <w:top w:val="single" w:color="BFBFBF" w:sz="3"/>
-              <w:left w:val="single" w:color="BFBFBF" w:sz="3"/>
-              <w:bottom w:val="single" w:color="BFBFBF" w:sz="3"/>
-              <w:right w:val="single" w:color="BFBFBF" w:sz="3"/>
-            </w:tcBorders>
-            <w:shd w:fill="EEF3FA" w:val="clear"/>
+              <w:top w:val="single" w:color="C7D6B0" w:sz="3"/>
+              <w:left w:val="single" w:color="C7D6B0" w:sz="3"/>
+              <w:bottom w:val="single" w:color="C7D6B0" w:sz="3"/>
+              <w:right w:val="single" w:color="C7D6B0" w:sz="3"/>
+            </w:tcBorders>
+            <w:shd w:fill="EEF4E1" w:val="clear"/>
             <w:tcMar>
               <w:top w:type="dxa" w:w="60"/>
               <w:left w:type="dxa" w:w="110"/>
@@ -5563,12 +6378,12 @@
           <w:tcPr>
             <w:tcW w:type="dxa" w:w="2708"/>
             <w:tcBorders>
-              <w:top w:val="single" w:color="BFBFBF" w:sz="3"/>
-              <w:left w:val="single" w:color="BFBFBF" w:sz="3"/>
-              <w:bottom w:val="single" w:color="BFBFBF" w:sz="3"/>
-              <w:right w:val="single" w:color="BFBFBF" w:sz="3"/>
-            </w:tcBorders>
-            <w:shd w:fill="EEF3FA" w:val="clear"/>
+              <w:top w:val="single" w:color="C7D6B0" w:sz="3"/>
+              <w:left w:val="single" w:color="C7D6B0" w:sz="3"/>
+              <w:bottom w:val="single" w:color="C7D6B0" w:sz="3"/>
+              <w:right w:val="single" w:color="C7D6B0" w:sz="3"/>
+            </w:tcBorders>
+            <w:shd w:fill="EEF4E1" w:val="clear"/>
             <w:tcMar>
               <w:top w:type="dxa" w:w="60"/>
               <w:left w:type="dxa" w:w="110"/>
@@ -5604,10 +6419,10 @@
           <w:tcPr>
             <w:tcW w:type="dxa" w:w="4152"/>
             <w:tcBorders>
-              <w:top w:val="single" w:color="BFBFBF" w:sz="3"/>
-              <w:left w:val="single" w:color="BFBFBF" w:sz="3"/>
-              <w:bottom w:val="single" w:color="BFBFBF" w:sz="3"/>
-              <w:right w:val="single" w:color="BFBFBF" w:sz="3"/>
+              <w:top w:val="single" w:color="C7D6B0" w:sz="3"/>
+              <w:left w:val="single" w:color="C7D6B0" w:sz="3"/>
+              <w:bottom w:val="single" w:color="C7D6B0" w:sz="3"/>
+              <w:right w:val="single" w:color="C7D6B0" w:sz="3"/>
             </w:tcBorders>
             <w:shd w:fill="FFFFFF" w:val="clear"/>
             <w:tcMar>
@@ -5640,10 +6455,10 @@
           <w:tcPr>
             <w:tcW w:type="dxa" w:w="2166"/>
             <w:tcBorders>
-              <w:top w:val="single" w:color="BFBFBF" w:sz="3"/>
-              <w:left w:val="single" w:color="BFBFBF" w:sz="3"/>
-              <w:bottom w:val="single" w:color="BFBFBF" w:sz="3"/>
-              <w:right w:val="single" w:color="BFBFBF" w:sz="3"/>
+              <w:top w:val="single" w:color="C7D6B0" w:sz="3"/>
+              <w:left w:val="single" w:color="C7D6B0" w:sz="3"/>
+              <w:bottom w:val="single" w:color="C7D6B0" w:sz="3"/>
+              <w:right w:val="single" w:color="C7D6B0" w:sz="3"/>
             </w:tcBorders>
             <w:shd w:fill="FFFFFF" w:val="clear"/>
             <w:tcMar>
@@ -5676,10 +6491,10 @@
           <w:tcPr>
             <w:tcW w:type="dxa" w:w="2708"/>
             <w:tcBorders>
-              <w:top w:val="single" w:color="BFBFBF" w:sz="3"/>
-              <w:left w:val="single" w:color="BFBFBF" w:sz="3"/>
-              <w:bottom w:val="single" w:color="BFBFBF" w:sz="3"/>
-              <w:right w:val="single" w:color="BFBFBF" w:sz="3"/>
+              <w:top w:val="single" w:color="C7D6B0" w:sz="3"/>
+              <w:left w:val="single" w:color="C7D6B0" w:sz="3"/>
+              <w:bottom w:val="single" w:color="C7D6B0" w:sz="3"/>
+              <w:right w:val="single" w:color="C7D6B0" w:sz="3"/>
             </w:tcBorders>
             <w:shd w:fill="FFFFFF" w:val="clear"/>
             <w:tcMar>
@@ -5717,12 +6532,12 @@
           <w:tcPr>
             <w:tcW w:type="dxa" w:w="4152"/>
             <w:tcBorders>
-              <w:top w:val="single" w:color="BFBFBF" w:sz="3"/>
-              <w:left w:val="single" w:color="BFBFBF" w:sz="3"/>
-              <w:bottom w:val="single" w:color="BFBFBF" w:sz="3"/>
-              <w:right w:val="single" w:color="BFBFBF" w:sz="3"/>
-            </w:tcBorders>
-            <w:shd w:fill="EEF3FA" w:val="clear"/>
+              <w:top w:val="single" w:color="C7D6B0" w:sz="3"/>
+              <w:left w:val="single" w:color="C7D6B0" w:sz="3"/>
+              <w:bottom w:val="single" w:color="C7D6B0" w:sz="3"/>
+              <w:right w:val="single" w:color="C7D6B0" w:sz="3"/>
+            </w:tcBorders>
+            <w:shd w:fill="EEF4E1" w:val="clear"/>
             <w:tcMar>
               <w:top w:type="dxa" w:w="60"/>
               <w:left w:type="dxa" w:w="110"/>
@@ -5753,12 +6568,12 @@
           <w:tcPr>
             <w:tcW w:type="dxa" w:w="2166"/>
             <w:tcBorders>
-              <w:top w:val="single" w:color="BFBFBF" w:sz="3"/>
-              <w:left w:val="single" w:color="BFBFBF" w:sz="3"/>
-              <w:bottom w:val="single" w:color="BFBFBF" w:sz="3"/>
-              <w:right w:val="single" w:color="BFBFBF" w:sz="3"/>
-            </w:tcBorders>
-            <w:shd w:fill="EEF3FA" w:val="clear"/>
+              <w:top w:val="single" w:color="C7D6B0" w:sz="3"/>
+              <w:left w:val="single" w:color="C7D6B0" w:sz="3"/>
+              <w:bottom w:val="single" w:color="C7D6B0" w:sz="3"/>
+              <w:right w:val="single" w:color="C7D6B0" w:sz="3"/>
+            </w:tcBorders>
+            <w:shd w:fill="EEF4E1" w:val="clear"/>
             <w:tcMar>
               <w:top w:type="dxa" w:w="60"/>
               <w:left w:type="dxa" w:w="110"/>
@@ -5789,12 +6604,12 @@
           <w:tcPr>
             <w:tcW w:type="dxa" w:w="2708"/>
             <w:tcBorders>
-              <w:top w:val="single" w:color="BFBFBF" w:sz="3"/>
-              <w:left w:val="single" w:color="BFBFBF" w:sz="3"/>
-              <w:bottom w:val="single" w:color="BFBFBF" w:sz="3"/>
-              <w:right w:val="single" w:color="BFBFBF" w:sz="3"/>
-            </w:tcBorders>
-            <w:shd w:fill="EEF3FA" w:val="clear"/>
+              <w:top w:val="single" w:color="C7D6B0" w:sz="3"/>
+              <w:left w:val="single" w:color="C7D6B0" w:sz="3"/>
+              <w:bottom w:val="single" w:color="C7D6B0" w:sz="3"/>
+              <w:right w:val="single" w:color="C7D6B0" w:sz="3"/>
+            </w:tcBorders>
+            <w:shd w:fill="EEF4E1" w:val="clear"/>
             <w:tcMar>
               <w:top w:type="dxa" w:w="60"/>
               <w:left w:type="dxa" w:w="110"/>
@@ -5917,17 +6732,689 @@
     </w:p>
     <w:p>
       <w:pPr>
-        <w:pBdr>
-          <w:bottom w:val="single" w:color="1F4E79" w:sz="14" w:space="4"/>
-        </w:pBdr>
-        <w:spacing w:after="150" w:before="320"/>
+        <w:spacing w:after="90" w:before="230"/>
+        <w:ind w:left="40"/>
       </w:pPr>
       <w:r>
         <w:rPr>
           <w:rFonts w:ascii="맑은 고딕" w:cs="맑은 고딕" w:eastAsia="맑은 고딕" w:hAnsi="맑은 고딕"/>
           <w:b/>
           <w:bCs/>
-          <w:color w:val="1F4E79"/>
+          <w:color w:val="82B84C"/>
+          <w:sz w:val="20"/>
+          <w:szCs w:val="20"/>
+        </w:rPr>
+        <w:t xml:space="preserve">■ </w:t>
+      </w:r>
+      <w:r>
+        <w:rPr>
+          <w:rFonts w:ascii="맑은 고딕" w:cs="맑은 고딕" w:eastAsia="맑은 고딕" w:hAnsi="맑은 고딕"/>
+          <w:b/>
+          <w:bCs/>
+          <w:color w:val="4E7A2A"/>
+          <w:sz w:val="22"/>
+          <w:szCs w:val="22"/>
+        </w:rPr>
+        <w:t xml:space="preserve">3.6 (QA 후속) 칸반 보드 빈 컬럼 드롭 버그 — 기능 회귀 수정</w:t>
+      </w:r>
+    </w:p>
+    <w:p>
+      <w:pPr>
+        <w:spacing w:after="130" w:line="336"/>
+        <w:jc w:val="both"/>
+      </w:pPr>
+      <w:r>
+        <w:rPr>
+          <w:rFonts w:ascii="맑은 고딕" w:cs="맑은 고딕" w:eastAsia="맑은 고딕" w:hAnsi="맑은 고딕"/>
+          <w:color w:val="222222"/>
+          <w:sz w:val="20"/>
+          <w:szCs w:val="20"/>
+        </w:rPr>
+        <w:t xml:space="preserve">성능 검증을 마친 뒤, 사용 중 보고된 기능 버그를 체계적 디버깅으로 추적해 함께 고쳤다. 증상은 "워크스페이스 칸반 보드에서 비어 있는 컬럼으로는 task가 잘 옮겨지지 않는다"였다.</w:t>
+      </w:r>
+    </w:p>
+    <w:p>
+      <w:pPr>
+        <w:spacing w:after="130" w:line="336"/>
+        <w:jc w:val="both"/>
+      </w:pPr>
+      <w:r>
+        <w:rPr>
+          <w:rFonts w:ascii="맑은 고딕" w:cs="맑은 고딕" w:eastAsia="맑은 고딕" w:hAnsi="맑은 고딕"/>
+          <w:color w:val="222222"/>
+          <w:sz w:val="20"/>
+          <w:szCs w:val="20"/>
+        </w:rPr>
+        <w:t xml:space="preserve">근본 원인은 컬럼을 드롭 대상으로 등록하는 방식에 있었다. 컬럼은 </w:t>
+      </w:r>
+      <w:r>
+        <w:rPr>
+          <w:rFonts w:ascii="Consolas" w:cs="Consolas" w:eastAsia="Consolas" w:hAnsi="Consolas"/>
+          <w:color w:val="9C2D0E"/>
+          <w:sz w:val="18"/>
+          <w:szCs w:val="18"/>
+        </w:rPr>
+        <w:t xml:space="preserve">useSortable</w:t>
+      </w:r>
+      <w:r>
+        <w:rPr>
+          <w:rFonts w:ascii="맑은 고딕" w:cs="맑은 고딕" w:eastAsia="맑은 고딕" w:hAnsi="맑은 고딕"/>
+          <w:color w:val="222222"/>
+          <w:sz w:val="20"/>
+          <w:szCs w:val="20"/>
+        </w:rPr>
+        <w:t xml:space="preserve"> 하나로 정렬(드래그)과 드롭을 함께 처리하는데, 상태(status) 외 그룹핑(우선순위·담당자·태그)에서는 컬럼 재정렬을 막으려고 </w:t>
+      </w:r>
+      <w:r>
+        <w:rPr>
+          <w:rFonts w:ascii="Consolas" w:cs="Consolas" w:eastAsia="Consolas" w:hAnsi="Consolas"/>
+          <w:color w:val="9C2D0E"/>
+          <w:sz w:val="18"/>
+          <w:szCs w:val="18"/>
+        </w:rPr>
+        <w:t xml:space="preserve">disabled: true</w:t>
+      </w:r>
+      <w:r>
+        <w:rPr>
+          <w:rFonts w:ascii="맑은 고딕" w:cs="맑은 고딕" w:eastAsia="맑은 고딕" w:hAnsi="맑은 고딕"/>
+          <w:color w:val="222222"/>
+          <w:sz w:val="20"/>
+          <w:szCs w:val="20"/>
+        </w:rPr>
+        <w:t xml:space="preserve">를 주고 있었다. 그런데 </w:t>
+      </w:r>
+      <w:r>
+        <w:rPr>
+          <w:rFonts w:ascii="Consolas" w:cs="Consolas" w:eastAsia="Consolas" w:hAnsi="Consolas"/>
+          <w:color w:val="9C2D0E"/>
+          <w:sz w:val="18"/>
+          <w:szCs w:val="18"/>
+        </w:rPr>
+        <w:t xml:space="preserve">@dnd-kit</w:t>
+      </w:r>
+      <w:r>
+        <w:rPr>
+          <w:rFonts w:ascii="맑은 고딕" w:cs="맑은 고딕" w:eastAsia="맑은 고딕" w:hAnsi="맑은 고딕"/>
+          <w:color w:val="222222"/>
+          <w:sz w:val="20"/>
+          <w:szCs w:val="20"/>
+        </w:rPr>
+        <w:t xml:space="preserve">에서 이 설정은 드래그뿐 아니라 </w:t>
+      </w:r>
+      <w:r>
+        <w:rPr>
+          <w:rFonts w:ascii="맑은 고딕" w:cs="맑은 고딕" w:eastAsia="맑은 고딕" w:hAnsi="맑은 고딕"/>
+          <w:b/>
+          <w:bCs/>
+          <w:color w:val="222222"/>
+          <w:sz w:val="20"/>
+          <w:szCs w:val="20"/>
+        </w:rPr>
+        <w:t xml:space="preserve">드롭 기능까지 함께 꺼 버린다.</w:t>
+      </w:r>
+      <w:r>
+        <w:rPr>
+          <w:rFonts w:ascii="맑은 고딕" w:cs="맑은 고딕" w:eastAsia="맑은 고딕" w:hAnsi="맑은 고딕"/>
+          <w:color w:val="222222"/>
+          <w:sz w:val="20"/>
+          <w:szCs w:val="20"/>
+        </w:rPr>
+        <w:t xml:space="preserve"> 그래서 그 뷰들에서는 빈 컬럼이 아예 드롭 대상이 아니었고, 안에 기준이 될 task가 하나도 없으면 이동 자체가 성립하지 않았다. 상태 뷰는 드롭이 켜져 있어 정상 동작했기 때문에, 그룹핑을 바꿔 쓰는 사용자에게만 나타나는 버그였다.</w:t>
+      </w:r>
+    </w:p>
+    <w:p>
+      <w:pPr>
+        <w:spacing w:after="130" w:line="336"/>
+        <w:jc w:val="both"/>
+      </w:pPr>
+      <w:r>
+        <w:rPr>
+          <w:rFonts w:ascii="맑은 고딕" w:cs="맑은 고딕" w:eastAsia="맑은 고딕" w:hAnsi="맑은 고딕"/>
+          <w:color w:val="222222"/>
+          <w:sz w:val="20"/>
+          <w:szCs w:val="20"/>
+        </w:rPr>
+        <w:t xml:space="preserve">수정은 </w:t>
+      </w:r>
+      <w:r>
+        <w:rPr>
+          <w:rFonts w:ascii="Consolas" w:cs="Consolas" w:eastAsia="Consolas" w:hAnsi="Consolas"/>
+          <w:color w:val="9C2D0E"/>
+          <w:sz w:val="18"/>
+          <w:szCs w:val="18"/>
+        </w:rPr>
+        <w:t xml:space="preserve">disabled</w:t>
+      </w:r>
+      <w:r>
+        <w:rPr>
+          <w:rFonts w:ascii="맑은 고딕" w:cs="맑은 고딕" w:eastAsia="맑은 고딕" w:hAnsi="맑은 고딕"/>
+          <w:color w:val="222222"/>
+          <w:sz w:val="20"/>
+          <w:szCs w:val="20"/>
+        </w:rPr>
+        <w:t xml:space="preserve">를 객체 형태로 바꿔 </w:t>
+      </w:r>
+      <w:r>
+        <w:rPr>
+          <w:rFonts w:ascii="맑은 고딕" w:cs="맑은 고딕" w:eastAsia="맑은 고딕" w:hAnsi="맑은 고딕"/>
+          <w:b/>
+          <w:bCs/>
+          <w:color w:val="222222"/>
+          <w:sz w:val="20"/>
+          <w:szCs w:val="20"/>
+        </w:rPr>
+        <w:t xml:space="preserve">드래그(컬럼 재정렬)만 끄고 드롭은 항상 켜 두는</w:t>
+      </w:r>
+      <w:r>
+        <w:rPr>
+          <w:rFonts w:ascii="맑은 고딕" w:cs="맑은 고딕" w:eastAsia="맑은 고딕" w:hAnsi="맑은 고딕"/>
+          <w:color w:val="222222"/>
+          <w:sz w:val="20"/>
+          <w:szCs w:val="20"/>
+        </w:rPr>
+        <w:t xml:space="preserve"> 한 줄 변경이다. 이로써 모든 그룹핑에서 빈 컬럼이 드롭 대상이 되고, "비-상태 뷰에서는 컬럼을 재정렬하지 않는다"는 원래 의도는 그대로 유지된다. 상태 뷰의 기존 동작은 한 줄도 바뀌지 않아 회귀가 없다.</w:t>
+      </w:r>
+    </w:p>
+    <w:p>
+      <w:pPr>
+        <w:spacing w:after="130" w:line="336"/>
+        <w:jc w:val="both"/>
+      </w:pPr>
+      <w:r>
+        <w:rPr>
+          <w:rFonts w:ascii="맑은 고딕" w:cs="맑은 고딕" w:eastAsia="맑은 고딕" w:hAnsi="맑은 고딕"/>
+          <w:color w:val="222222"/>
+          <w:sz w:val="20"/>
+          <w:szCs w:val="20"/>
+        </w:rPr>
+        <w:t xml:space="preserve">더불어 이 버그가 드러낸 UX 공백도 함께 메웠다. 드래그 중인 task가 컬럼 위로 올라오면 디벗 브랜드 그린(#82B84C) 링으로 드롭 대상을 강조하고, 비어 있는 컬럼에는 "여기로 드롭하여 이동" 안내를 띄워 그곳이 드롭 영역임을 분명히 했다.</w:t>
+      </w:r>
+    </w:p>
+    <w:tbl>
+      <w:tblPr>
+        <w:tblW w:type="dxa" w:w="9026"/>
+        <w:tblBorders>
+          <w:top w:val="single" w:color="auto" w:sz="4"/>
+          <w:left w:val="single" w:color="auto" w:sz="4"/>
+          <w:bottom w:val="single" w:color="auto" w:sz="4"/>
+          <w:right w:val="single" w:color="auto" w:sz="4"/>
+          <w:insideH w:val="single" w:color="auto" w:sz="4"/>
+          <w:insideV w:val="single" w:color="auto" w:sz="4"/>
+        </w:tblBorders>
+      </w:tblPr>
+      <w:tblGrid>
+        <w:gridCol w:w="885"/>
+        <w:gridCol w:w="8141"/>
+      </w:tblGrid>
+      <w:tr>
+        <w:trPr>
+          <w:tblHeader/>
+        </w:trPr>
+        <w:tc>
+          <w:tcPr>
+            <w:tcW w:type="dxa" w:w="885"/>
+            <w:tcBorders>
+              <w:top w:val="single" w:color="C7D6B0" w:sz="3"/>
+              <w:left w:val="single" w:color="C7D6B0" w:sz="3"/>
+              <w:bottom w:val="single" w:color="C7D6B0" w:sz="3"/>
+              <w:right w:val="single" w:color="C7D6B0" w:sz="3"/>
+            </w:tcBorders>
+            <w:shd w:fill="4F7A2B" w:val="clear"/>
+            <w:tcMar>
+              <w:top w:type="dxa" w:w="60"/>
+              <w:left w:type="dxa" w:w="110"/>
+              <w:bottom w:type="dxa" w:w="60"/>
+              <w:right w:type="dxa" w:w="110"/>
+            </w:tcMar>
+            <w:vAlign w:val="center"/>
+          </w:tcPr>
+          <w:p>
+            <w:pPr>
+              <w:spacing w:line="264"/>
+              <w:jc w:val="left"/>
+            </w:pPr>
+            <w:r>
+              <w:rPr>
+                <w:rFonts w:ascii="맑은 고딕" w:cs="맑은 고딕" w:eastAsia="맑은 고딕" w:hAnsi="맑은 고딕"/>
+                <w:b/>
+                <w:bCs/>
+                <w:color w:val="FFFFFF"/>
+                <w:sz w:val="18"/>
+                <w:szCs w:val="18"/>
+              </w:rPr>
+              <w:t xml:space="preserve">구분</w:t>
+            </w:r>
+          </w:p>
+        </w:tc>
+        <w:tc>
+          <w:tcPr>
+            <w:tcW w:type="dxa" w:w="8141"/>
+            <w:tcBorders>
+              <w:top w:val="single" w:color="C7D6B0" w:sz="3"/>
+              <w:left w:val="single" w:color="C7D6B0" w:sz="3"/>
+              <w:bottom w:val="single" w:color="C7D6B0" w:sz="3"/>
+              <w:right w:val="single" w:color="C7D6B0" w:sz="3"/>
+            </w:tcBorders>
+            <w:shd w:fill="4F7A2B" w:val="clear"/>
+            <w:tcMar>
+              <w:top w:type="dxa" w:w="60"/>
+              <w:left w:type="dxa" w:w="110"/>
+              <w:bottom w:type="dxa" w:w="60"/>
+              <w:right w:type="dxa" w:w="110"/>
+            </w:tcMar>
+            <w:vAlign w:val="center"/>
+          </w:tcPr>
+          <w:p>
+            <w:pPr>
+              <w:spacing w:line="264"/>
+              <w:jc w:val="left"/>
+            </w:pPr>
+            <w:r>
+              <w:rPr>
+                <w:rFonts w:ascii="맑은 고딕" w:cs="맑은 고딕" w:eastAsia="맑은 고딕" w:hAnsi="맑은 고딕"/>
+                <w:b/>
+                <w:bCs/>
+                <w:color w:val="FFFFFF"/>
+                <w:sz w:val="18"/>
+                <w:szCs w:val="18"/>
+              </w:rPr>
+              <w:t xml:space="preserve">내용</w:t>
+            </w:r>
+          </w:p>
+        </w:tc>
+      </w:tr>
+      <w:tr>
+        <w:trPr>
+          <w:tblHeader w:val="false"/>
+        </w:trPr>
+        <w:tc>
+          <w:tcPr>
+            <w:tcW w:type="dxa" w:w="885"/>
+            <w:tcBorders>
+              <w:top w:val="single" w:color="C7D6B0" w:sz="3"/>
+              <w:left w:val="single" w:color="C7D6B0" w:sz="3"/>
+              <w:bottom w:val="single" w:color="C7D6B0" w:sz="3"/>
+              <w:right w:val="single" w:color="C7D6B0" w:sz="3"/>
+            </w:tcBorders>
+            <w:shd w:fill="FFFFFF" w:val="clear"/>
+            <w:tcMar>
+              <w:top w:type="dxa" w:w="60"/>
+              <w:left w:type="dxa" w:w="110"/>
+              <w:bottom w:type="dxa" w:w="60"/>
+              <w:right w:type="dxa" w:w="110"/>
+            </w:tcMar>
+            <w:vAlign w:val="center"/>
+          </w:tcPr>
+          <w:p>
+            <w:pPr>
+              <w:spacing w:line="264"/>
+              <w:jc w:val="left"/>
+            </w:pPr>
+            <w:r>
+              <w:rPr>
+                <w:rFonts w:ascii="맑은 고딕" w:cs="맑은 고딕" w:eastAsia="맑은 고딕" w:hAnsi="맑은 고딕"/>
+                <w:b w:val="false"/>
+                <w:bCs w:val="false"/>
+                <w:color w:val="222222"/>
+                <w:sz w:val="18"/>
+                <w:szCs w:val="18"/>
+              </w:rPr>
+              <w:t xml:space="preserve">증상</w:t>
+            </w:r>
+          </w:p>
+        </w:tc>
+        <w:tc>
+          <w:tcPr>
+            <w:tcW w:type="dxa" w:w="8141"/>
+            <w:tcBorders>
+              <w:top w:val="single" w:color="C7D6B0" w:sz="3"/>
+              <w:left w:val="single" w:color="C7D6B0" w:sz="3"/>
+              <w:bottom w:val="single" w:color="C7D6B0" w:sz="3"/>
+              <w:right w:val="single" w:color="C7D6B0" w:sz="3"/>
+            </w:tcBorders>
+            <w:shd w:fill="FFFFFF" w:val="clear"/>
+            <w:tcMar>
+              <w:top w:type="dxa" w:w="60"/>
+              <w:left w:type="dxa" w:w="110"/>
+              <w:bottom w:type="dxa" w:w="60"/>
+              <w:right w:type="dxa" w:w="110"/>
+            </w:tcMar>
+            <w:vAlign w:val="center"/>
+          </w:tcPr>
+          <w:p>
+            <w:pPr>
+              <w:spacing w:line="264"/>
+              <w:jc w:val="left"/>
+            </w:pPr>
+            <w:r>
+              <w:rPr>
+                <w:rFonts w:ascii="맑은 고딕" w:cs="맑은 고딕" w:eastAsia="맑은 고딕" w:hAnsi="맑은 고딕"/>
+                <w:b w:val="false"/>
+                <w:bCs w:val="false"/>
+                <w:color w:val="222222"/>
+                <w:sz w:val="18"/>
+                <w:szCs w:val="18"/>
+              </w:rPr>
+              <w:t xml:space="preserve">비어 있는 컬럼으로 task 이동 실패 (우선순위·담당자·태그 뷰)</w:t>
+            </w:r>
+          </w:p>
+        </w:tc>
+      </w:tr>
+      <w:tr>
+        <w:trPr>
+          <w:tblHeader w:val="false"/>
+        </w:trPr>
+        <w:tc>
+          <w:tcPr>
+            <w:tcW w:type="dxa" w:w="885"/>
+            <w:tcBorders>
+              <w:top w:val="single" w:color="C7D6B0" w:sz="3"/>
+              <w:left w:val="single" w:color="C7D6B0" w:sz="3"/>
+              <w:bottom w:val="single" w:color="C7D6B0" w:sz="3"/>
+              <w:right w:val="single" w:color="C7D6B0" w:sz="3"/>
+            </w:tcBorders>
+            <w:shd w:fill="EEF4E1" w:val="clear"/>
+            <w:tcMar>
+              <w:top w:type="dxa" w:w="60"/>
+              <w:left w:type="dxa" w:w="110"/>
+              <w:bottom w:type="dxa" w:w="60"/>
+              <w:right w:type="dxa" w:w="110"/>
+            </w:tcMar>
+            <w:vAlign w:val="center"/>
+          </w:tcPr>
+          <w:p>
+            <w:pPr>
+              <w:spacing w:line="264"/>
+              <w:jc w:val="left"/>
+            </w:pPr>
+            <w:r>
+              <w:rPr>
+                <w:rFonts w:ascii="맑은 고딕" w:cs="맑은 고딕" w:eastAsia="맑은 고딕" w:hAnsi="맑은 고딕"/>
+                <w:b w:val="false"/>
+                <w:bCs w:val="false"/>
+                <w:color w:val="222222"/>
+                <w:sz w:val="18"/>
+                <w:szCs w:val="18"/>
+              </w:rPr>
+              <w:t xml:space="preserve">근본 원인</w:t>
+            </w:r>
+          </w:p>
+        </w:tc>
+        <w:tc>
+          <w:tcPr>
+            <w:tcW w:type="dxa" w:w="8141"/>
+            <w:tcBorders>
+              <w:top w:val="single" w:color="C7D6B0" w:sz="3"/>
+              <w:left w:val="single" w:color="C7D6B0" w:sz="3"/>
+              <w:bottom w:val="single" w:color="C7D6B0" w:sz="3"/>
+              <w:right w:val="single" w:color="C7D6B0" w:sz="3"/>
+            </w:tcBorders>
+            <w:shd w:fill="EEF4E1" w:val="clear"/>
+            <w:tcMar>
+              <w:top w:type="dxa" w:w="60"/>
+              <w:left w:type="dxa" w:w="110"/>
+              <w:bottom w:type="dxa" w:w="60"/>
+              <w:right w:type="dxa" w:w="110"/>
+            </w:tcMar>
+            <w:vAlign w:val="center"/>
+          </w:tcPr>
+          <w:p>
+            <w:pPr>
+              <w:spacing w:line="264"/>
+              <w:jc w:val="left"/>
+            </w:pPr>
+            <w:r>
+              <w:rPr>
+                <w:rFonts w:ascii="Consolas" w:cs="Consolas" w:eastAsia="Consolas" w:hAnsi="Consolas"/>
+                <w:color w:val="9C2D0E"/>
+                <w:sz w:val="16"/>
+                <w:szCs w:val="16"/>
+              </w:rPr>
+              <w:t xml:space="preserve">useSortable({ disabled: true })</w:t>
+            </w:r>
+            <w:r>
+              <w:rPr>
+                <w:rFonts w:ascii="맑은 고딕" w:cs="맑은 고딕" w:eastAsia="맑은 고딕" w:hAnsi="맑은 고딕"/>
+                <w:b w:val="false"/>
+                <w:bCs w:val="false"/>
+                <w:color w:val="222222"/>
+                <w:sz w:val="18"/>
+                <w:szCs w:val="18"/>
+              </w:rPr>
+              <w:t xml:space="preserve">가 드롭 기능까지 비활성화</w:t>
+            </w:r>
+          </w:p>
+        </w:tc>
+      </w:tr>
+      <w:tr>
+        <w:trPr>
+          <w:tblHeader w:val="false"/>
+        </w:trPr>
+        <w:tc>
+          <w:tcPr>
+            <w:tcW w:type="dxa" w:w="885"/>
+            <w:tcBorders>
+              <w:top w:val="single" w:color="C7D6B0" w:sz="3"/>
+              <w:left w:val="single" w:color="C7D6B0" w:sz="3"/>
+              <w:bottom w:val="single" w:color="C7D6B0" w:sz="3"/>
+              <w:right w:val="single" w:color="C7D6B0" w:sz="3"/>
+            </w:tcBorders>
+            <w:shd w:fill="FFFFFF" w:val="clear"/>
+            <w:tcMar>
+              <w:top w:type="dxa" w:w="60"/>
+              <w:left w:type="dxa" w:w="110"/>
+              <w:bottom w:type="dxa" w:w="60"/>
+              <w:right w:type="dxa" w:w="110"/>
+            </w:tcMar>
+            <w:vAlign w:val="center"/>
+          </w:tcPr>
+          <w:p>
+            <w:pPr>
+              <w:spacing w:line="264"/>
+              <w:jc w:val="left"/>
+            </w:pPr>
+            <w:r>
+              <w:rPr>
+                <w:rFonts w:ascii="맑은 고딕" w:cs="맑은 고딕" w:eastAsia="맑은 고딕" w:hAnsi="맑은 고딕"/>
+                <w:b w:val="false"/>
+                <w:bCs w:val="false"/>
+                <w:color w:val="222222"/>
+                <w:sz w:val="18"/>
+                <w:szCs w:val="18"/>
+              </w:rPr>
+              <w:t xml:space="preserve">조치</w:t>
+            </w:r>
+          </w:p>
+        </w:tc>
+        <w:tc>
+          <w:tcPr>
+            <w:tcW w:type="dxa" w:w="8141"/>
+            <w:tcBorders>
+              <w:top w:val="single" w:color="C7D6B0" w:sz="3"/>
+              <w:left w:val="single" w:color="C7D6B0" w:sz="3"/>
+              <w:bottom w:val="single" w:color="C7D6B0" w:sz="3"/>
+              <w:right w:val="single" w:color="C7D6B0" w:sz="3"/>
+            </w:tcBorders>
+            <w:shd w:fill="FFFFFF" w:val="clear"/>
+            <w:tcMar>
+              <w:top w:type="dxa" w:w="60"/>
+              <w:left w:type="dxa" w:w="110"/>
+              <w:bottom w:type="dxa" w:w="60"/>
+              <w:right w:type="dxa" w:w="110"/>
+            </w:tcMar>
+            <w:vAlign w:val="center"/>
+          </w:tcPr>
+          <w:p>
+            <w:pPr>
+              <w:spacing w:line="264"/>
+              <w:jc w:val="left"/>
+            </w:pPr>
+            <w:r>
+              <w:rPr>
+                <w:rFonts w:ascii="Consolas" w:cs="Consolas" w:eastAsia="Consolas" w:hAnsi="Consolas"/>
+                <w:color w:val="9C2D0E"/>
+                <w:sz w:val="16"/>
+                <w:szCs w:val="16"/>
+              </w:rPr>
+              <w:t xml:space="preserve">disabled: { draggable: …, droppable: false }</w:t>
+            </w:r>
+            <w:r>
+              <w:rPr>
+                <w:rFonts w:ascii="맑은 고딕" w:cs="맑은 고딕" w:eastAsia="맑은 고딕" w:hAnsi="맑은 고딕"/>
+                <w:b w:val="false"/>
+                <w:bCs w:val="false"/>
+                <w:color w:val="222222"/>
+                <w:sz w:val="18"/>
+                <w:szCs w:val="18"/>
+              </w:rPr>
+              <w:t xml:space="preserve">로 드롭 상시 유지 + 드롭 하이라이트·빈 컬럼 안내 추가</w:t>
+            </w:r>
+          </w:p>
+        </w:tc>
+      </w:tr>
+      <w:tr>
+        <w:trPr>
+          <w:tblHeader w:val="false"/>
+        </w:trPr>
+        <w:tc>
+          <w:tcPr>
+            <w:tcW w:type="dxa" w:w="885"/>
+            <w:tcBorders>
+              <w:top w:val="single" w:color="C7D6B0" w:sz="3"/>
+              <w:left w:val="single" w:color="C7D6B0" w:sz="3"/>
+              <w:bottom w:val="single" w:color="C7D6B0" w:sz="3"/>
+              <w:right w:val="single" w:color="C7D6B0" w:sz="3"/>
+            </w:tcBorders>
+            <w:shd w:fill="EEF4E1" w:val="clear"/>
+            <w:tcMar>
+              <w:top w:type="dxa" w:w="60"/>
+              <w:left w:type="dxa" w:w="110"/>
+              <w:bottom w:type="dxa" w:w="60"/>
+              <w:right w:type="dxa" w:w="110"/>
+            </w:tcMar>
+            <w:vAlign w:val="center"/>
+          </w:tcPr>
+          <w:p>
+            <w:pPr>
+              <w:spacing w:line="264"/>
+              <w:jc w:val="left"/>
+            </w:pPr>
+            <w:r>
+              <w:rPr>
+                <w:rFonts w:ascii="맑은 고딕" w:cs="맑은 고딕" w:eastAsia="맑은 고딕" w:hAnsi="맑은 고딕"/>
+                <w:b w:val="false"/>
+                <w:bCs w:val="false"/>
+                <w:color w:val="222222"/>
+                <w:sz w:val="18"/>
+                <w:szCs w:val="18"/>
+              </w:rPr>
+              <w:t xml:space="preserve">검증</w:t>
+            </w:r>
+          </w:p>
+        </w:tc>
+        <w:tc>
+          <w:tcPr>
+            <w:tcW w:type="dxa" w:w="8141"/>
+            <w:tcBorders>
+              <w:top w:val="single" w:color="C7D6B0" w:sz="3"/>
+              <w:left w:val="single" w:color="C7D6B0" w:sz="3"/>
+              <w:bottom w:val="single" w:color="C7D6B0" w:sz="3"/>
+              <w:right w:val="single" w:color="C7D6B0" w:sz="3"/>
+            </w:tcBorders>
+            <w:shd w:fill="EEF4E1" w:val="clear"/>
+            <w:tcMar>
+              <w:top w:type="dxa" w:w="60"/>
+              <w:left w:type="dxa" w:w="110"/>
+              <w:bottom w:type="dxa" w:w="60"/>
+              <w:right w:type="dxa" w:w="110"/>
+            </w:tcMar>
+            <w:vAlign w:val="center"/>
+          </w:tcPr>
+          <w:p>
+            <w:pPr>
+              <w:spacing w:line="264"/>
+              <w:jc w:val="left"/>
+            </w:pPr>
+            <w:r>
+              <w:rPr>
+                <w:rFonts w:ascii="맑은 고딕" w:cs="맑은 고딕" w:eastAsia="맑은 고딕" w:hAnsi="맑은 고딕"/>
+                <w:b w:val="false"/>
+                <w:bCs w:val="false"/>
+                <w:color w:val="222222"/>
+                <w:sz w:val="18"/>
+                <w:szCs w:val="18"/>
+              </w:rPr>
+              <w:t xml:space="preserve">tsc 23→23, </w:t>
+            </w:r>
+            <w:r>
+              <w:rPr>
+                <w:rFonts w:ascii="Consolas" w:cs="Consolas" w:eastAsia="Consolas" w:hAnsi="Consolas"/>
+                <w:color w:val="9C2D0E"/>
+                <w:sz w:val="16"/>
+                <w:szCs w:val="16"/>
+              </w:rPr>
+              <w:t xml:space="preserve">next build</w:t>
+            </w:r>
+            <w:r>
+              <w:rPr>
+                <w:rFonts w:ascii="맑은 고딕" w:cs="맑은 고딕" w:eastAsia="맑은 고딕" w:hAnsi="맑은 고딕"/>
+                <w:b w:val="false"/>
+                <w:bCs w:val="false"/>
+                <w:color w:val="222222"/>
+                <w:sz w:val="18"/>
+                <w:szCs w:val="18"/>
+              </w:rPr>
+              <w:t xml:space="preserve"> 통과. 실제 드래그 동작은 브라우저 수동 확인 권장</w:t>
+            </w:r>
+          </w:p>
+        </w:tc>
+      </w:tr>
+    </w:tbl>
+    <w:p>
+      <w:pPr>
+        <w:spacing w:after="140"/>
+      </w:pPr>
+    </w:p>
+    <w:p>
+      <w:pPr>
+        <w:spacing w:after="130" w:line="336"/>
+        <w:jc w:val="both"/>
+      </w:pPr>
+      <w:r>
+        <w:rPr>
+          <w:rFonts w:ascii="맑은 고딕" w:cs="맑은 고딕" w:eastAsia="맑은 고딕" w:hAnsi="맑은 고딕"/>
+          <w:color w:val="222222"/>
+          <w:sz w:val="20"/>
+          <w:szCs w:val="20"/>
+        </w:rPr>
+        <w:t xml:space="preserve">이 항목은 성능 최적화가 아니라 QA 과정에서 발견·수정한 기능 회귀로, "검증이 다음 작업을 만들어 낸다"는 QA 본래의 가치를 보여 준다.</w:t>
+      </w:r>
+    </w:p>
+    <w:p>
+      <w:pPr>
+        <w:pageBreakBefore/>
+        <w:pBdr>
+          <w:bottom w:val="single" w:color="3F6B1B" w:sz="16" w:space="5"/>
+        </w:pBdr>
+        <w:spacing w:after="170" w:before="60"/>
+      </w:pPr>
+      <w:r>
+        <w:rPr>
+          <w:rFonts w:ascii="맑은 고딕" w:cs="맑은 고딕" w:eastAsia="맑은 고딕" w:hAnsi="맑은 고딕"/>
+          <w:b/>
+          <w:bCs/>
+          <w:color w:val="82B84C"/>
+          <w:sz w:val="26"/>
+          <w:szCs w:val="26"/>
+        </w:rPr>
+        <w:t xml:space="preserve">▌ </w:t>
+      </w:r>
+      <w:r>
+        <w:rPr>
+          <w:rFonts w:ascii="맑은 고딕" w:cs="맑은 고딕" w:eastAsia="맑은 고딕" w:hAnsi="맑은 고딕"/>
+          <w:b/>
+          <w:bCs/>
+          <w:color w:val="3F6B1B"/>
           <w:sz w:val="26"/>
           <w:szCs w:val="26"/>
         </w:rPr>
@@ -5976,12 +7463,12 @@
           <w:tcPr>
             <w:tcW w:type="dxa" w:w="1667"/>
             <w:tcBorders>
-              <w:top w:val="single" w:color="BFBFBF" w:sz="3"/>
-              <w:left w:val="single" w:color="BFBFBF" w:sz="3"/>
-              <w:bottom w:val="single" w:color="BFBFBF" w:sz="3"/>
-              <w:right w:val="single" w:color="BFBFBF" w:sz="3"/>
-            </w:tcBorders>
-            <w:shd w:fill="1F4E79" w:val="clear"/>
+              <w:top w:val="single" w:color="C7D6B0" w:sz="3"/>
+              <w:left w:val="single" w:color="C7D6B0" w:sz="3"/>
+              <w:bottom w:val="single" w:color="C7D6B0" w:sz="3"/>
+              <w:right w:val="single" w:color="C7D6B0" w:sz="3"/>
+            </w:tcBorders>
+            <w:shd w:fill="4F7A2B" w:val="clear"/>
             <w:tcMar>
               <w:top w:type="dxa" w:w="60"/>
               <w:left w:type="dxa" w:w="110"/>
@@ -6012,12 +7499,12 @@
           <w:tcPr>
             <w:tcW w:type="dxa" w:w="1495"/>
             <w:tcBorders>
-              <w:top w:val="single" w:color="BFBFBF" w:sz="3"/>
-              <w:left w:val="single" w:color="BFBFBF" w:sz="3"/>
-              <w:bottom w:val="single" w:color="BFBFBF" w:sz="3"/>
-              <w:right w:val="single" w:color="BFBFBF" w:sz="3"/>
-            </w:tcBorders>
-            <w:shd w:fill="1F4E79" w:val="clear"/>
+              <w:top w:val="single" w:color="C7D6B0" w:sz="3"/>
+              <w:left w:val="single" w:color="C7D6B0" w:sz="3"/>
+              <w:bottom w:val="single" w:color="C7D6B0" w:sz="3"/>
+              <w:right w:val="single" w:color="C7D6B0" w:sz="3"/>
+            </w:tcBorders>
+            <w:shd w:fill="4F7A2B" w:val="clear"/>
             <w:tcMar>
               <w:top w:type="dxa" w:w="60"/>
               <w:left w:type="dxa" w:w="110"/>
@@ -6048,12 +7535,12 @@
           <w:tcPr>
             <w:tcW w:type="dxa" w:w="2472"/>
             <w:tcBorders>
-              <w:top w:val="single" w:color="BFBFBF" w:sz="3"/>
-              <w:left w:val="single" w:color="BFBFBF" w:sz="3"/>
-              <w:bottom w:val="single" w:color="BFBFBF" w:sz="3"/>
-              <w:right w:val="single" w:color="BFBFBF" w:sz="3"/>
-            </w:tcBorders>
-            <w:shd w:fill="1F4E79" w:val="clear"/>
+              <w:top w:val="single" w:color="C7D6B0" w:sz="3"/>
+              <w:left w:val="single" w:color="C7D6B0" w:sz="3"/>
+              <w:bottom w:val="single" w:color="C7D6B0" w:sz="3"/>
+              <w:right w:val="single" w:color="C7D6B0" w:sz="3"/>
+            </w:tcBorders>
+            <w:shd w:fill="4F7A2B" w:val="clear"/>
             <w:tcMar>
               <w:top w:type="dxa" w:w="60"/>
               <w:left w:type="dxa" w:w="110"/>
@@ -6084,12 +7571,12 @@
           <w:tcPr>
             <w:tcW w:type="dxa" w:w="1725"/>
             <w:tcBorders>
-              <w:top w:val="single" w:color="BFBFBF" w:sz="3"/>
-              <w:left w:val="single" w:color="BFBFBF" w:sz="3"/>
-              <w:bottom w:val="single" w:color="BFBFBF" w:sz="3"/>
-              <w:right w:val="single" w:color="BFBFBF" w:sz="3"/>
-            </w:tcBorders>
-            <w:shd w:fill="1F4E79" w:val="clear"/>
+              <w:top w:val="single" w:color="C7D6B0" w:sz="3"/>
+              <w:left w:val="single" w:color="C7D6B0" w:sz="3"/>
+              <w:bottom w:val="single" w:color="C7D6B0" w:sz="3"/>
+              <w:right w:val="single" w:color="C7D6B0" w:sz="3"/>
+            </w:tcBorders>
+            <w:shd w:fill="4F7A2B" w:val="clear"/>
             <w:tcMar>
               <w:top w:type="dxa" w:w="60"/>
               <w:left w:type="dxa" w:w="110"/>
@@ -6120,12 +7607,12 @@
           <w:tcPr>
             <w:tcW w:type="dxa" w:w="1667"/>
             <w:tcBorders>
-              <w:top w:val="single" w:color="BFBFBF" w:sz="3"/>
-              <w:left w:val="single" w:color="BFBFBF" w:sz="3"/>
-              <w:bottom w:val="single" w:color="BFBFBF" w:sz="3"/>
-              <w:right w:val="single" w:color="BFBFBF" w:sz="3"/>
-            </w:tcBorders>
-            <w:shd w:fill="1F4E79" w:val="clear"/>
+              <w:top w:val="single" w:color="C7D6B0" w:sz="3"/>
+              <w:left w:val="single" w:color="C7D6B0" w:sz="3"/>
+              <w:bottom w:val="single" w:color="C7D6B0" w:sz="3"/>
+              <w:right w:val="single" w:color="C7D6B0" w:sz="3"/>
+            </w:tcBorders>
+            <w:shd w:fill="4F7A2B" w:val="clear"/>
             <w:tcMar>
               <w:top w:type="dxa" w:w="60"/>
               <w:left w:type="dxa" w:w="110"/>
@@ -6161,10 +7648,10 @@
           <w:tcPr>
             <w:tcW w:type="dxa" w:w="1667"/>
             <w:tcBorders>
-              <w:top w:val="single" w:color="BFBFBF" w:sz="3"/>
-              <w:left w:val="single" w:color="BFBFBF" w:sz="3"/>
-              <w:bottom w:val="single" w:color="BFBFBF" w:sz="3"/>
-              <w:right w:val="single" w:color="BFBFBF" w:sz="3"/>
+              <w:top w:val="single" w:color="C7D6B0" w:sz="3"/>
+              <w:left w:val="single" w:color="C7D6B0" w:sz="3"/>
+              <w:bottom w:val="single" w:color="C7D6B0" w:sz="3"/>
+              <w:right w:val="single" w:color="C7D6B0" w:sz="3"/>
             </w:tcBorders>
             <w:shd w:fill="FFFFFF" w:val="clear"/>
             <w:tcMar>
@@ -6206,10 +7693,10 @@
           <w:tcPr>
             <w:tcW w:type="dxa" w:w="1495"/>
             <w:tcBorders>
-              <w:top w:val="single" w:color="BFBFBF" w:sz="3"/>
-              <w:left w:val="single" w:color="BFBFBF" w:sz="3"/>
-              <w:bottom w:val="single" w:color="BFBFBF" w:sz="3"/>
-              <w:right w:val="single" w:color="BFBFBF" w:sz="3"/>
+              <w:top w:val="single" w:color="C7D6B0" w:sz="3"/>
+              <w:left w:val="single" w:color="C7D6B0" w:sz="3"/>
+              <w:bottom w:val="single" w:color="C7D6B0" w:sz="3"/>
+              <w:right w:val="single" w:color="C7D6B0" w:sz="3"/>
             </w:tcBorders>
             <w:shd w:fill="FFFFFF" w:val="clear"/>
             <w:tcMar>
@@ -6242,10 +7729,10 @@
           <w:tcPr>
             <w:tcW w:type="dxa" w:w="2472"/>
             <w:tcBorders>
-              <w:top w:val="single" w:color="BFBFBF" w:sz="3"/>
-              <w:left w:val="single" w:color="BFBFBF" w:sz="3"/>
-              <w:bottom w:val="single" w:color="BFBFBF" w:sz="3"/>
-              <w:right w:val="single" w:color="BFBFBF" w:sz="3"/>
+              <w:top w:val="single" w:color="C7D6B0" w:sz="3"/>
+              <w:left w:val="single" w:color="C7D6B0" w:sz="3"/>
+              <w:bottom w:val="single" w:color="C7D6B0" w:sz="3"/>
+              <w:right w:val="single" w:color="C7D6B0" w:sz="3"/>
             </w:tcBorders>
             <w:shd w:fill="FFFFFF" w:val="clear"/>
             <w:tcMar>
@@ -6278,10 +7765,10 @@
           <w:tcPr>
             <w:tcW w:type="dxa" w:w="1725"/>
             <w:tcBorders>
-              <w:top w:val="single" w:color="BFBFBF" w:sz="3"/>
-              <w:left w:val="single" w:color="BFBFBF" w:sz="3"/>
-              <w:bottom w:val="single" w:color="BFBFBF" w:sz="3"/>
-              <w:right w:val="single" w:color="BFBFBF" w:sz="3"/>
+              <w:top w:val="single" w:color="C7D6B0" w:sz="3"/>
+              <w:left w:val="single" w:color="C7D6B0" w:sz="3"/>
+              <w:bottom w:val="single" w:color="C7D6B0" w:sz="3"/>
+              <w:right w:val="single" w:color="C7D6B0" w:sz="3"/>
             </w:tcBorders>
             <w:shd w:fill="FFFFFF" w:val="clear"/>
             <w:tcMar>
@@ -6314,10 +7801,10 @@
           <w:tcPr>
             <w:tcW w:type="dxa" w:w="1667"/>
             <w:tcBorders>
-              <w:top w:val="single" w:color="BFBFBF" w:sz="3"/>
-              <w:left w:val="single" w:color="BFBFBF" w:sz="3"/>
-              <w:bottom w:val="single" w:color="BFBFBF" w:sz="3"/>
-              <w:right w:val="single" w:color="BFBFBF" w:sz="3"/>
+              <w:top w:val="single" w:color="C7D6B0" w:sz="3"/>
+              <w:left w:val="single" w:color="C7D6B0" w:sz="3"/>
+              <w:bottom w:val="single" w:color="C7D6B0" w:sz="3"/>
+              <w:right w:val="single" w:color="C7D6B0" w:sz="3"/>
             </w:tcBorders>
             <w:shd w:fill="FFFFFF" w:val="clear"/>
             <w:tcMar>
@@ -6355,12 +7842,12 @@
           <w:tcPr>
             <w:tcW w:type="dxa" w:w="1667"/>
             <w:tcBorders>
-              <w:top w:val="single" w:color="BFBFBF" w:sz="3"/>
-              <w:left w:val="single" w:color="BFBFBF" w:sz="3"/>
-              <w:bottom w:val="single" w:color="BFBFBF" w:sz="3"/>
-              <w:right w:val="single" w:color="BFBFBF" w:sz="3"/>
-            </w:tcBorders>
-            <w:shd w:fill="EEF3FA" w:val="clear"/>
+              <w:top w:val="single" w:color="C7D6B0" w:sz="3"/>
+              <w:left w:val="single" w:color="C7D6B0" w:sz="3"/>
+              <w:bottom w:val="single" w:color="C7D6B0" w:sz="3"/>
+              <w:right w:val="single" w:color="C7D6B0" w:sz="3"/>
+            </w:tcBorders>
+            <w:shd w:fill="EEF4E1" w:val="clear"/>
             <w:tcMar>
               <w:top w:type="dxa" w:w="60"/>
               <w:left w:type="dxa" w:w="110"/>
@@ -6400,12 +7887,12 @@
           <w:tcPr>
             <w:tcW w:type="dxa" w:w="1495"/>
             <w:tcBorders>
-              <w:top w:val="single" w:color="BFBFBF" w:sz="3"/>
-              <w:left w:val="single" w:color="BFBFBF" w:sz="3"/>
-              <w:bottom w:val="single" w:color="BFBFBF" w:sz="3"/>
-              <w:right w:val="single" w:color="BFBFBF" w:sz="3"/>
-            </w:tcBorders>
-            <w:shd w:fill="EEF3FA" w:val="clear"/>
+              <w:top w:val="single" w:color="C7D6B0" w:sz="3"/>
+              <w:left w:val="single" w:color="C7D6B0" w:sz="3"/>
+              <w:bottom w:val="single" w:color="C7D6B0" w:sz="3"/>
+              <w:right w:val="single" w:color="C7D6B0" w:sz="3"/>
+            </w:tcBorders>
+            <w:shd w:fill="EEF4E1" w:val="clear"/>
             <w:tcMar>
               <w:top w:type="dxa" w:w="60"/>
               <w:left w:type="dxa" w:w="110"/>
@@ -6436,12 +7923,12 @@
           <w:tcPr>
             <w:tcW w:type="dxa" w:w="2472"/>
             <w:tcBorders>
-              <w:top w:val="single" w:color="BFBFBF" w:sz="3"/>
-              <w:left w:val="single" w:color="BFBFBF" w:sz="3"/>
-              <w:bottom w:val="single" w:color="BFBFBF" w:sz="3"/>
-              <w:right w:val="single" w:color="BFBFBF" w:sz="3"/>
-            </w:tcBorders>
-            <w:shd w:fill="EEF3FA" w:val="clear"/>
+              <w:top w:val="single" w:color="C7D6B0" w:sz="3"/>
+              <w:left w:val="single" w:color="C7D6B0" w:sz="3"/>
+              <w:bottom w:val="single" w:color="C7D6B0" w:sz="3"/>
+              <w:right w:val="single" w:color="C7D6B0" w:sz="3"/>
+            </w:tcBorders>
+            <w:shd w:fill="EEF4E1" w:val="clear"/>
             <w:tcMar>
               <w:top w:type="dxa" w:w="60"/>
               <w:left w:type="dxa" w:w="110"/>
@@ -6472,12 +7959,12 @@
           <w:tcPr>
             <w:tcW w:type="dxa" w:w="1725"/>
             <w:tcBorders>
-              <w:top w:val="single" w:color="BFBFBF" w:sz="3"/>
-              <w:left w:val="single" w:color="BFBFBF" w:sz="3"/>
-              <w:bottom w:val="single" w:color="BFBFBF" w:sz="3"/>
-              <w:right w:val="single" w:color="BFBFBF" w:sz="3"/>
-            </w:tcBorders>
-            <w:shd w:fill="EEF3FA" w:val="clear"/>
+              <w:top w:val="single" w:color="C7D6B0" w:sz="3"/>
+              <w:left w:val="single" w:color="C7D6B0" w:sz="3"/>
+              <w:bottom w:val="single" w:color="C7D6B0" w:sz="3"/>
+              <w:right w:val="single" w:color="C7D6B0" w:sz="3"/>
+            </w:tcBorders>
+            <w:shd w:fill="EEF4E1" w:val="clear"/>
             <w:tcMar>
               <w:top w:type="dxa" w:w="60"/>
               <w:left w:type="dxa" w:w="110"/>
@@ -6508,12 +7995,12 @@
           <w:tcPr>
             <w:tcW w:type="dxa" w:w="1667"/>
             <w:tcBorders>
-              <w:top w:val="single" w:color="BFBFBF" w:sz="3"/>
-              <w:left w:val="single" w:color="BFBFBF" w:sz="3"/>
-              <w:bottom w:val="single" w:color="BFBFBF" w:sz="3"/>
-              <w:right w:val="single" w:color="BFBFBF" w:sz="3"/>
-            </w:tcBorders>
-            <w:shd w:fill="EEF3FA" w:val="clear"/>
+              <w:top w:val="single" w:color="C7D6B0" w:sz="3"/>
+              <w:left w:val="single" w:color="C7D6B0" w:sz="3"/>
+              <w:bottom w:val="single" w:color="C7D6B0" w:sz="3"/>
+              <w:right w:val="single" w:color="C7D6B0" w:sz="3"/>
+            </w:tcBorders>
+            <w:shd w:fill="EEF4E1" w:val="clear"/>
             <w:tcMar>
               <w:top w:type="dxa" w:w="60"/>
               <w:left w:type="dxa" w:w="110"/>
@@ -6549,10 +8036,10 @@
           <w:tcPr>
             <w:tcW w:type="dxa" w:w="1667"/>
             <w:tcBorders>
-              <w:top w:val="single" w:color="BFBFBF" w:sz="3"/>
-              <w:left w:val="single" w:color="BFBFBF" w:sz="3"/>
-              <w:bottom w:val="single" w:color="BFBFBF" w:sz="3"/>
-              <w:right w:val="single" w:color="BFBFBF" w:sz="3"/>
+              <w:top w:val="single" w:color="C7D6B0" w:sz="3"/>
+              <w:left w:val="single" w:color="C7D6B0" w:sz="3"/>
+              <w:bottom w:val="single" w:color="C7D6B0" w:sz="3"/>
+              <w:right w:val="single" w:color="C7D6B0" w:sz="3"/>
             </w:tcBorders>
             <w:shd w:fill="FFFFFF" w:val="clear"/>
             <w:tcMar>
@@ -6594,10 +8081,10 @@
           <w:tcPr>
             <w:tcW w:type="dxa" w:w="1495"/>
             <w:tcBorders>
-              <w:top w:val="single" w:color="BFBFBF" w:sz="3"/>
-              <w:left w:val="single" w:color="BFBFBF" w:sz="3"/>
-              <w:bottom w:val="single" w:color="BFBFBF" w:sz="3"/>
-              <w:right w:val="single" w:color="BFBFBF" w:sz="3"/>
+              <w:top w:val="single" w:color="C7D6B0" w:sz="3"/>
+              <w:left w:val="single" w:color="C7D6B0" w:sz="3"/>
+              <w:bottom w:val="single" w:color="C7D6B0" w:sz="3"/>
+              <w:right w:val="single" w:color="C7D6B0" w:sz="3"/>
             </w:tcBorders>
             <w:shd w:fill="FFFFFF" w:val="clear"/>
             <w:tcMar>
@@ -6630,10 +8117,10 @@
           <w:tcPr>
             <w:tcW w:type="dxa" w:w="2472"/>
             <w:tcBorders>
-              <w:top w:val="single" w:color="BFBFBF" w:sz="3"/>
-              <w:left w:val="single" w:color="BFBFBF" w:sz="3"/>
-              <w:bottom w:val="single" w:color="BFBFBF" w:sz="3"/>
-              <w:right w:val="single" w:color="BFBFBF" w:sz="3"/>
+              <w:top w:val="single" w:color="C7D6B0" w:sz="3"/>
+              <w:left w:val="single" w:color="C7D6B0" w:sz="3"/>
+              <w:bottom w:val="single" w:color="C7D6B0" w:sz="3"/>
+              <w:right w:val="single" w:color="C7D6B0" w:sz="3"/>
             </w:tcBorders>
             <w:shd w:fill="FFFFFF" w:val="clear"/>
             <w:tcMar>
@@ -6666,10 +8153,10 @@
           <w:tcPr>
             <w:tcW w:type="dxa" w:w="1725"/>
             <w:tcBorders>
-              <w:top w:val="single" w:color="BFBFBF" w:sz="3"/>
-              <w:left w:val="single" w:color="BFBFBF" w:sz="3"/>
-              <w:bottom w:val="single" w:color="BFBFBF" w:sz="3"/>
-              <w:right w:val="single" w:color="BFBFBF" w:sz="3"/>
+              <w:top w:val="single" w:color="C7D6B0" w:sz="3"/>
+              <w:left w:val="single" w:color="C7D6B0" w:sz="3"/>
+              <w:bottom w:val="single" w:color="C7D6B0" w:sz="3"/>
+              <w:right w:val="single" w:color="C7D6B0" w:sz="3"/>
             </w:tcBorders>
             <w:shd w:fill="FFFFFF" w:val="clear"/>
             <w:tcMar>
@@ -6702,10 +8189,10 @@
           <w:tcPr>
             <w:tcW w:type="dxa" w:w="1667"/>
             <w:tcBorders>
-              <w:top w:val="single" w:color="BFBFBF" w:sz="3"/>
-              <w:left w:val="single" w:color="BFBFBF" w:sz="3"/>
-              <w:bottom w:val="single" w:color="BFBFBF" w:sz="3"/>
-              <w:right w:val="single" w:color="BFBFBF" w:sz="3"/>
+              <w:top w:val="single" w:color="C7D6B0" w:sz="3"/>
+              <w:left w:val="single" w:color="C7D6B0" w:sz="3"/>
+              <w:bottom w:val="single" w:color="C7D6B0" w:sz="3"/>
+              <w:right w:val="single" w:color="C7D6B0" w:sz="3"/>
             </w:tcBorders>
             <w:shd w:fill="FFFFFF" w:val="clear"/>
             <w:tcMar>
@@ -6743,12 +8230,12 @@
           <w:tcPr>
             <w:tcW w:type="dxa" w:w="1667"/>
             <w:tcBorders>
-              <w:top w:val="single" w:color="BFBFBF" w:sz="3"/>
-              <w:left w:val="single" w:color="BFBFBF" w:sz="3"/>
-              <w:bottom w:val="single" w:color="BFBFBF" w:sz="3"/>
-              <w:right w:val="single" w:color="BFBFBF" w:sz="3"/>
-            </w:tcBorders>
-            <w:shd w:fill="EEF3FA" w:val="clear"/>
+              <w:top w:val="single" w:color="C7D6B0" w:sz="3"/>
+              <w:left w:val="single" w:color="C7D6B0" w:sz="3"/>
+              <w:bottom w:val="single" w:color="C7D6B0" w:sz="3"/>
+              <w:right w:val="single" w:color="C7D6B0" w:sz="3"/>
+            </w:tcBorders>
+            <w:shd w:fill="EEF4E1" w:val="clear"/>
             <w:tcMar>
               <w:top w:type="dxa" w:w="60"/>
               <w:left w:type="dxa" w:w="110"/>
@@ -6788,12 +8275,12 @@
           <w:tcPr>
             <w:tcW w:type="dxa" w:w="1495"/>
             <w:tcBorders>
-              <w:top w:val="single" w:color="BFBFBF" w:sz="3"/>
-              <w:left w:val="single" w:color="BFBFBF" w:sz="3"/>
-              <w:bottom w:val="single" w:color="BFBFBF" w:sz="3"/>
-              <w:right w:val="single" w:color="BFBFBF" w:sz="3"/>
-            </w:tcBorders>
-            <w:shd w:fill="EEF3FA" w:val="clear"/>
+              <w:top w:val="single" w:color="C7D6B0" w:sz="3"/>
+              <w:left w:val="single" w:color="C7D6B0" w:sz="3"/>
+              <w:bottom w:val="single" w:color="C7D6B0" w:sz="3"/>
+              <w:right w:val="single" w:color="C7D6B0" w:sz="3"/>
+            </w:tcBorders>
+            <w:shd w:fill="EEF4E1" w:val="clear"/>
             <w:tcMar>
               <w:top w:type="dxa" w:w="60"/>
               <w:left w:type="dxa" w:w="110"/>
@@ -6824,12 +8311,12 @@
           <w:tcPr>
             <w:tcW w:type="dxa" w:w="2472"/>
             <w:tcBorders>
-              <w:top w:val="single" w:color="BFBFBF" w:sz="3"/>
-              <w:left w:val="single" w:color="BFBFBF" w:sz="3"/>
-              <w:bottom w:val="single" w:color="BFBFBF" w:sz="3"/>
-              <w:right w:val="single" w:color="BFBFBF" w:sz="3"/>
-            </w:tcBorders>
-            <w:shd w:fill="EEF3FA" w:val="clear"/>
+              <w:top w:val="single" w:color="C7D6B0" w:sz="3"/>
+              <w:left w:val="single" w:color="C7D6B0" w:sz="3"/>
+              <w:bottom w:val="single" w:color="C7D6B0" w:sz="3"/>
+              <w:right w:val="single" w:color="C7D6B0" w:sz="3"/>
+            </w:tcBorders>
+            <w:shd w:fill="EEF4E1" w:val="clear"/>
             <w:tcMar>
               <w:top w:type="dxa" w:w="60"/>
               <w:left w:type="dxa" w:w="110"/>
@@ -6860,12 +8347,12 @@
           <w:tcPr>
             <w:tcW w:type="dxa" w:w="1725"/>
             <w:tcBorders>
-              <w:top w:val="single" w:color="BFBFBF" w:sz="3"/>
-              <w:left w:val="single" w:color="BFBFBF" w:sz="3"/>
-              <w:bottom w:val="single" w:color="BFBFBF" w:sz="3"/>
-              <w:right w:val="single" w:color="BFBFBF" w:sz="3"/>
-            </w:tcBorders>
-            <w:shd w:fill="EEF3FA" w:val="clear"/>
+              <w:top w:val="single" w:color="C7D6B0" w:sz="3"/>
+              <w:left w:val="single" w:color="C7D6B0" w:sz="3"/>
+              <w:bottom w:val="single" w:color="C7D6B0" w:sz="3"/>
+              <w:right w:val="single" w:color="C7D6B0" w:sz="3"/>
+            </w:tcBorders>
+            <w:shd w:fill="EEF4E1" w:val="clear"/>
             <w:tcMar>
               <w:top w:type="dxa" w:w="60"/>
               <w:left w:type="dxa" w:w="110"/>
@@ -6896,12 +8383,12 @@
           <w:tcPr>
             <w:tcW w:type="dxa" w:w="1667"/>
             <w:tcBorders>
-              <w:top w:val="single" w:color="BFBFBF" w:sz="3"/>
-              <w:left w:val="single" w:color="BFBFBF" w:sz="3"/>
-              <w:bottom w:val="single" w:color="BFBFBF" w:sz="3"/>
-              <w:right w:val="single" w:color="BFBFBF" w:sz="3"/>
-            </w:tcBorders>
-            <w:shd w:fill="EEF3FA" w:val="clear"/>
+              <w:top w:val="single" w:color="C7D6B0" w:sz="3"/>
+              <w:left w:val="single" w:color="C7D6B0" w:sz="3"/>
+              <w:bottom w:val="single" w:color="C7D6B0" w:sz="3"/>
+              <w:right w:val="single" w:color="C7D6B0" w:sz="3"/>
+            </w:tcBorders>
+            <w:shd w:fill="EEF4E1" w:val="clear"/>
             <w:tcMar>
               <w:top w:type="dxa" w:w="60"/>
               <w:left w:type="dxa" w:w="110"/>
@@ -6937,10 +8424,10 @@
           <w:tcPr>
             <w:tcW w:type="dxa" w:w="1667"/>
             <w:tcBorders>
-              <w:top w:val="single" w:color="BFBFBF" w:sz="3"/>
-              <w:left w:val="single" w:color="BFBFBF" w:sz="3"/>
-              <w:bottom w:val="single" w:color="BFBFBF" w:sz="3"/>
-              <w:right w:val="single" w:color="BFBFBF" w:sz="3"/>
+              <w:top w:val="single" w:color="C7D6B0" w:sz="3"/>
+              <w:left w:val="single" w:color="C7D6B0" w:sz="3"/>
+              <w:bottom w:val="single" w:color="C7D6B0" w:sz="3"/>
+              <w:right w:val="single" w:color="C7D6B0" w:sz="3"/>
             </w:tcBorders>
             <w:shd w:fill="FFFFFF" w:val="clear"/>
             <w:tcMar>
@@ -6982,10 +8469,10 @@
           <w:tcPr>
             <w:tcW w:type="dxa" w:w="1495"/>
             <w:tcBorders>
-              <w:top w:val="single" w:color="BFBFBF" w:sz="3"/>
-              <w:left w:val="single" w:color="BFBFBF" w:sz="3"/>
-              <w:bottom w:val="single" w:color="BFBFBF" w:sz="3"/>
-              <w:right w:val="single" w:color="BFBFBF" w:sz="3"/>
+              <w:top w:val="single" w:color="C7D6B0" w:sz="3"/>
+              <w:left w:val="single" w:color="C7D6B0" w:sz="3"/>
+              <w:bottom w:val="single" w:color="C7D6B0" w:sz="3"/>
+              <w:right w:val="single" w:color="C7D6B0" w:sz="3"/>
             </w:tcBorders>
             <w:shd w:fill="FFFFFF" w:val="clear"/>
             <w:tcMar>
@@ -7018,10 +8505,10 @@
           <w:tcPr>
             <w:tcW w:type="dxa" w:w="2472"/>
             <w:tcBorders>
-              <w:top w:val="single" w:color="BFBFBF" w:sz="3"/>
-              <w:left w:val="single" w:color="BFBFBF" w:sz="3"/>
-              <w:bottom w:val="single" w:color="BFBFBF" w:sz="3"/>
-              <w:right w:val="single" w:color="BFBFBF" w:sz="3"/>
+              <w:top w:val="single" w:color="C7D6B0" w:sz="3"/>
+              <w:left w:val="single" w:color="C7D6B0" w:sz="3"/>
+              <w:bottom w:val="single" w:color="C7D6B0" w:sz="3"/>
+              <w:right w:val="single" w:color="C7D6B0" w:sz="3"/>
             </w:tcBorders>
             <w:shd w:fill="FFFFFF" w:val="clear"/>
             <w:tcMar>
@@ -7054,10 +8541,10 @@
           <w:tcPr>
             <w:tcW w:type="dxa" w:w="1725"/>
             <w:tcBorders>
-              <w:top w:val="single" w:color="BFBFBF" w:sz="3"/>
-              <w:left w:val="single" w:color="BFBFBF" w:sz="3"/>
-              <w:bottom w:val="single" w:color="BFBFBF" w:sz="3"/>
-              <w:right w:val="single" w:color="BFBFBF" w:sz="3"/>
+              <w:top w:val="single" w:color="C7D6B0" w:sz="3"/>
+              <w:left w:val="single" w:color="C7D6B0" w:sz="3"/>
+              <w:bottom w:val="single" w:color="C7D6B0" w:sz="3"/>
+              <w:right w:val="single" w:color="C7D6B0" w:sz="3"/>
             </w:tcBorders>
             <w:shd w:fill="FFFFFF" w:val="clear"/>
             <w:tcMar>
@@ -7090,10 +8577,10 @@
           <w:tcPr>
             <w:tcW w:type="dxa" w:w="1667"/>
             <w:tcBorders>
-              <w:top w:val="single" w:color="BFBFBF" w:sz="3"/>
-              <w:left w:val="single" w:color="BFBFBF" w:sz="3"/>
-              <w:bottom w:val="single" w:color="BFBFBF" w:sz="3"/>
-              <w:right w:val="single" w:color="BFBFBF" w:sz="3"/>
+              <w:top w:val="single" w:color="C7D6B0" w:sz="3"/>
+              <w:left w:val="single" w:color="C7D6B0" w:sz="3"/>
+              <w:bottom w:val="single" w:color="C7D6B0" w:sz="3"/>
+              <w:right w:val="single" w:color="C7D6B0" w:sz="3"/>
             </w:tcBorders>
             <w:shd w:fill="FFFFFF" w:val="clear"/>
             <w:tcMar>
@@ -7131,12 +8618,12 @@
           <w:tcPr>
             <w:tcW w:type="dxa" w:w="1667"/>
             <w:tcBorders>
-              <w:top w:val="single" w:color="BFBFBF" w:sz="3"/>
-              <w:left w:val="single" w:color="BFBFBF" w:sz="3"/>
-              <w:bottom w:val="single" w:color="BFBFBF" w:sz="3"/>
-              <w:right w:val="single" w:color="BFBFBF" w:sz="3"/>
-            </w:tcBorders>
-            <w:shd w:fill="EEF3FA" w:val="clear"/>
+              <w:top w:val="single" w:color="C7D6B0" w:sz="3"/>
+              <w:left w:val="single" w:color="C7D6B0" w:sz="3"/>
+              <w:bottom w:val="single" w:color="C7D6B0" w:sz="3"/>
+              <w:right w:val="single" w:color="C7D6B0" w:sz="3"/>
+            </w:tcBorders>
+            <w:shd w:fill="EEF4E1" w:val="clear"/>
             <w:tcMar>
               <w:top w:type="dxa" w:w="60"/>
               <w:left w:type="dxa" w:w="110"/>
@@ -7176,12 +8663,12 @@
           <w:tcPr>
             <w:tcW w:type="dxa" w:w="1495"/>
             <w:tcBorders>
-              <w:top w:val="single" w:color="BFBFBF" w:sz="3"/>
-              <w:left w:val="single" w:color="BFBFBF" w:sz="3"/>
-              <w:bottom w:val="single" w:color="BFBFBF" w:sz="3"/>
-              <w:right w:val="single" w:color="BFBFBF" w:sz="3"/>
-            </w:tcBorders>
-            <w:shd w:fill="EEF3FA" w:val="clear"/>
+              <w:top w:val="single" w:color="C7D6B0" w:sz="3"/>
+              <w:left w:val="single" w:color="C7D6B0" w:sz="3"/>
+              <w:bottom w:val="single" w:color="C7D6B0" w:sz="3"/>
+              <w:right w:val="single" w:color="C7D6B0" w:sz="3"/>
+            </w:tcBorders>
+            <w:shd w:fill="EEF4E1" w:val="clear"/>
             <w:tcMar>
               <w:top w:type="dxa" w:w="60"/>
               <w:left w:type="dxa" w:w="110"/>
@@ -7212,12 +8699,12 @@
           <w:tcPr>
             <w:tcW w:type="dxa" w:w="2472"/>
             <w:tcBorders>
-              <w:top w:val="single" w:color="BFBFBF" w:sz="3"/>
-              <w:left w:val="single" w:color="BFBFBF" w:sz="3"/>
-              <w:bottom w:val="single" w:color="BFBFBF" w:sz="3"/>
-              <w:right w:val="single" w:color="BFBFBF" w:sz="3"/>
-            </w:tcBorders>
-            <w:shd w:fill="EEF3FA" w:val="clear"/>
+              <w:top w:val="single" w:color="C7D6B0" w:sz="3"/>
+              <w:left w:val="single" w:color="C7D6B0" w:sz="3"/>
+              <w:bottom w:val="single" w:color="C7D6B0" w:sz="3"/>
+              <w:right w:val="single" w:color="C7D6B0" w:sz="3"/>
+            </w:tcBorders>
+            <w:shd w:fill="EEF4E1" w:val="clear"/>
             <w:tcMar>
               <w:top w:type="dxa" w:w="60"/>
               <w:left w:type="dxa" w:w="110"/>
@@ -7248,12 +8735,12 @@
           <w:tcPr>
             <w:tcW w:type="dxa" w:w="1725"/>
             <w:tcBorders>
-              <w:top w:val="single" w:color="BFBFBF" w:sz="3"/>
-              <w:left w:val="single" w:color="BFBFBF" w:sz="3"/>
-              <w:bottom w:val="single" w:color="BFBFBF" w:sz="3"/>
-              <w:right w:val="single" w:color="BFBFBF" w:sz="3"/>
-            </w:tcBorders>
-            <w:shd w:fill="EEF3FA" w:val="clear"/>
+              <w:top w:val="single" w:color="C7D6B0" w:sz="3"/>
+              <w:left w:val="single" w:color="C7D6B0" w:sz="3"/>
+              <w:bottom w:val="single" w:color="C7D6B0" w:sz="3"/>
+              <w:right w:val="single" w:color="C7D6B0" w:sz="3"/>
+            </w:tcBorders>
+            <w:shd w:fill="EEF4E1" w:val="clear"/>
             <w:tcMar>
               <w:top w:type="dxa" w:w="60"/>
               <w:left w:type="dxa" w:w="110"/>
@@ -7284,12 +8771,12 @@
           <w:tcPr>
             <w:tcW w:type="dxa" w:w="1667"/>
             <w:tcBorders>
-              <w:top w:val="single" w:color="BFBFBF" w:sz="3"/>
-              <w:left w:val="single" w:color="BFBFBF" w:sz="3"/>
-              <w:bottom w:val="single" w:color="BFBFBF" w:sz="3"/>
-              <w:right w:val="single" w:color="BFBFBF" w:sz="3"/>
-            </w:tcBorders>
-            <w:shd w:fill="EEF3FA" w:val="clear"/>
+              <w:top w:val="single" w:color="C7D6B0" w:sz="3"/>
+              <w:left w:val="single" w:color="C7D6B0" w:sz="3"/>
+              <w:bottom w:val="single" w:color="C7D6B0" w:sz="3"/>
+              <w:right w:val="single" w:color="C7D6B0" w:sz="3"/>
+            </w:tcBorders>
+            <w:shd w:fill="EEF4E1" w:val="clear"/>
             <w:tcMar>
               <w:top w:type="dxa" w:w="60"/>
               <w:left w:type="dxa" w:w="110"/>
@@ -7325,10 +8812,10 @@
           <w:tcPr>
             <w:tcW w:type="dxa" w:w="1667"/>
             <w:tcBorders>
-              <w:top w:val="single" w:color="BFBFBF" w:sz="3"/>
-              <w:left w:val="single" w:color="BFBFBF" w:sz="3"/>
-              <w:bottom w:val="single" w:color="BFBFBF" w:sz="3"/>
-              <w:right w:val="single" w:color="BFBFBF" w:sz="3"/>
+              <w:top w:val="single" w:color="C7D6B0" w:sz="3"/>
+              <w:left w:val="single" w:color="C7D6B0" w:sz="3"/>
+              <w:bottom w:val="single" w:color="C7D6B0" w:sz="3"/>
+              <w:right w:val="single" w:color="C7D6B0" w:sz="3"/>
             </w:tcBorders>
             <w:shd w:fill="FFFFFF" w:val="clear"/>
             <w:tcMar>
@@ -7361,10 +8848,10 @@
           <w:tcPr>
             <w:tcW w:type="dxa" w:w="1495"/>
             <w:tcBorders>
-              <w:top w:val="single" w:color="BFBFBF" w:sz="3"/>
-              <w:left w:val="single" w:color="BFBFBF" w:sz="3"/>
-              <w:bottom w:val="single" w:color="BFBFBF" w:sz="3"/>
-              <w:right w:val="single" w:color="BFBFBF" w:sz="3"/>
+              <w:top w:val="single" w:color="C7D6B0" w:sz="3"/>
+              <w:left w:val="single" w:color="C7D6B0" w:sz="3"/>
+              <w:bottom w:val="single" w:color="C7D6B0" w:sz="3"/>
+              <w:right w:val="single" w:color="C7D6B0" w:sz="3"/>
             </w:tcBorders>
             <w:shd w:fill="FFFFFF" w:val="clear"/>
             <w:tcMar>
@@ -7397,10 +8884,10 @@
           <w:tcPr>
             <w:tcW w:type="dxa" w:w="2472"/>
             <w:tcBorders>
-              <w:top w:val="single" w:color="BFBFBF" w:sz="3"/>
-              <w:left w:val="single" w:color="BFBFBF" w:sz="3"/>
-              <w:bottom w:val="single" w:color="BFBFBF" w:sz="3"/>
-              <w:right w:val="single" w:color="BFBFBF" w:sz="3"/>
+              <w:top w:val="single" w:color="C7D6B0" w:sz="3"/>
+              <w:left w:val="single" w:color="C7D6B0" w:sz="3"/>
+              <w:bottom w:val="single" w:color="C7D6B0" w:sz="3"/>
+              <w:right w:val="single" w:color="C7D6B0" w:sz="3"/>
             </w:tcBorders>
             <w:shd w:fill="FFFFFF" w:val="clear"/>
             <w:tcMar>
@@ -7433,10 +8920,10 @@
           <w:tcPr>
             <w:tcW w:type="dxa" w:w="1725"/>
             <w:tcBorders>
-              <w:top w:val="single" w:color="BFBFBF" w:sz="3"/>
-              <w:left w:val="single" w:color="BFBFBF" w:sz="3"/>
-              <w:bottom w:val="single" w:color="BFBFBF" w:sz="3"/>
-              <w:right w:val="single" w:color="BFBFBF" w:sz="3"/>
+              <w:top w:val="single" w:color="C7D6B0" w:sz="3"/>
+              <w:left w:val="single" w:color="C7D6B0" w:sz="3"/>
+              <w:bottom w:val="single" w:color="C7D6B0" w:sz="3"/>
+              <w:right w:val="single" w:color="C7D6B0" w:sz="3"/>
             </w:tcBorders>
             <w:shd w:fill="FFFFFF" w:val="clear"/>
             <w:tcMar>
@@ -7469,10 +8956,10 @@
           <w:tcPr>
             <w:tcW w:type="dxa" w:w="1667"/>
             <w:tcBorders>
-              <w:top w:val="single" w:color="BFBFBF" w:sz="3"/>
-              <w:left w:val="single" w:color="BFBFBF" w:sz="3"/>
-              <w:bottom w:val="single" w:color="BFBFBF" w:sz="3"/>
-              <w:right w:val="single" w:color="BFBFBF" w:sz="3"/>
+              <w:top w:val="single" w:color="C7D6B0" w:sz="3"/>
+              <w:left w:val="single" w:color="C7D6B0" w:sz="3"/>
+              <w:bottom w:val="single" w:color="C7D6B0" w:sz="3"/>
+              <w:right w:val="single" w:color="C7D6B0" w:sz="3"/>
             </w:tcBorders>
             <w:shd w:fill="FFFFFF" w:val="clear"/>
             <w:tcMar>
@@ -7510,12 +8997,12 @@
           <w:tcPr>
             <w:tcW w:type="dxa" w:w="1667"/>
             <w:tcBorders>
-              <w:top w:val="single" w:color="BFBFBF" w:sz="3"/>
-              <w:left w:val="single" w:color="BFBFBF" w:sz="3"/>
-              <w:bottom w:val="single" w:color="BFBFBF" w:sz="3"/>
-              <w:right w:val="single" w:color="BFBFBF" w:sz="3"/>
-            </w:tcBorders>
-            <w:shd w:fill="EEF3FA" w:val="clear"/>
+              <w:top w:val="single" w:color="C7D6B0" w:sz="3"/>
+              <w:left w:val="single" w:color="C7D6B0" w:sz="3"/>
+              <w:bottom w:val="single" w:color="C7D6B0" w:sz="3"/>
+              <w:right w:val="single" w:color="C7D6B0" w:sz="3"/>
+            </w:tcBorders>
+            <w:shd w:fill="EEF4E1" w:val="clear"/>
             <w:tcMar>
               <w:top w:type="dxa" w:w="60"/>
               <w:left w:type="dxa" w:w="110"/>
@@ -7546,12 +9033,12 @@
           <w:tcPr>
             <w:tcW w:type="dxa" w:w="1495"/>
             <w:tcBorders>
-              <w:top w:val="single" w:color="BFBFBF" w:sz="3"/>
-              <w:left w:val="single" w:color="BFBFBF" w:sz="3"/>
-              <w:bottom w:val="single" w:color="BFBFBF" w:sz="3"/>
-              <w:right w:val="single" w:color="BFBFBF" w:sz="3"/>
-            </w:tcBorders>
-            <w:shd w:fill="EEF3FA" w:val="clear"/>
+              <w:top w:val="single" w:color="C7D6B0" w:sz="3"/>
+              <w:left w:val="single" w:color="C7D6B0" w:sz="3"/>
+              <w:bottom w:val="single" w:color="C7D6B0" w:sz="3"/>
+              <w:right w:val="single" w:color="C7D6B0" w:sz="3"/>
+            </w:tcBorders>
+            <w:shd w:fill="EEF4E1" w:val="clear"/>
             <w:tcMar>
               <w:top w:type="dxa" w:w="60"/>
               <w:left w:type="dxa" w:w="110"/>
@@ -7582,12 +9069,12 @@
           <w:tcPr>
             <w:tcW w:type="dxa" w:w="2472"/>
             <w:tcBorders>
-              <w:top w:val="single" w:color="BFBFBF" w:sz="3"/>
-              <w:left w:val="single" w:color="BFBFBF" w:sz="3"/>
-              <w:bottom w:val="single" w:color="BFBFBF" w:sz="3"/>
-              <w:right w:val="single" w:color="BFBFBF" w:sz="3"/>
-            </w:tcBorders>
-            <w:shd w:fill="EEF3FA" w:val="clear"/>
+              <w:top w:val="single" w:color="C7D6B0" w:sz="3"/>
+              <w:left w:val="single" w:color="C7D6B0" w:sz="3"/>
+              <w:bottom w:val="single" w:color="C7D6B0" w:sz="3"/>
+              <w:right w:val="single" w:color="C7D6B0" w:sz="3"/>
+            </w:tcBorders>
+            <w:shd w:fill="EEF4E1" w:val="clear"/>
             <w:tcMar>
               <w:top w:type="dxa" w:w="60"/>
               <w:left w:type="dxa" w:w="110"/>
@@ -7618,12 +9105,12 @@
           <w:tcPr>
             <w:tcW w:type="dxa" w:w="1725"/>
             <w:tcBorders>
-              <w:top w:val="single" w:color="BFBFBF" w:sz="3"/>
-              <w:left w:val="single" w:color="BFBFBF" w:sz="3"/>
-              <w:bottom w:val="single" w:color="BFBFBF" w:sz="3"/>
-              <w:right w:val="single" w:color="BFBFBF" w:sz="3"/>
-            </w:tcBorders>
-            <w:shd w:fill="EEF3FA" w:val="clear"/>
+              <w:top w:val="single" w:color="C7D6B0" w:sz="3"/>
+              <w:left w:val="single" w:color="C7D6B0" w:sz="3"/>
+              <w:bottom w:val="single" w:color="C7D6B0" w:sz="3"/>
+              <w:right w:val="single" w:color="C7D6B0" w:sz="3"/>
+            </w:tcBorders>
+            <w:shd w:fill="EEF4E1" w:val="clear"/>
             <w:tcMar>
               <w:top w:type="dxa" w:w="60"/>
               <w:left w:type="dxa" w:w="110"/>
@@ -7654,12 +9141,12 @@
           <w:tcPr>
             <w:tcW w:type="dxa" w:w="1667"/>
             <w:tcBorders>
-              <w:top w:val="single" w:color="BFBFBF" w:sz="3"/>
-              <w:left w:val="single" w:color="BFBFBF" w:sz="3"/>
-              <w:bottom w:val="single" w:color="BFBFBF" w:sz="3"/>
-              <w:right w:val="single" w:color="BFBFBF" w:sz="3"/>
-            </w:tcBorders>
-            <w:shd w:fill="EEF3FA" w:val="clear"/>
+              <w:top w:val="single" w:color="C7D6B0" w:sz="3"/>
+              <w:left w:val="single" w:color="C7D6B0" w:sz="3"/>
+              <w:bottom w:val="single" w:color="C7D6B0" w:sz="3"/>
+              <w:right w:val="single" w:color="C7D6B0" w:sz="3"/>
+            </w:tcBorders>
+            <w:shd w:fill="EEF4E1" w:val="clear"/>
             <w:tcMar>
               <w:top w:type="dxa" w:w="60"/>
               <w:left w:type="dxa" w:w="110"/>
@@ -7710,17 +9197,29 @@
     </w:p>
     <w:p>
       <w:pPr>
+        <w:pageBreakBefore/>
         <w:pBdr>
-          <w:bottom w:val="single" w:color="1F4E79" w:sz="14" w:space="4"/>
+          <w:bottom w:val="single" w:color="3F6B1B" w:sz="16" w:space="5"/>
         </w:pBdr>
-        <w:spacing w:after="150" w:before="320"/>
+        <w:spacing w:after="170" w:before="60"/>
       </w:pPr>
       <w:r>
         <w:rPr>
           <w:rFonts w:ascii="맑은 고딕" w:cs="맑은 고딕" w:eastAsia="맑은 고딕" w:hAnsi="맑은 고딕"/>
           <w:b/>
           <w:bCs/>
-          <w:color w:val="1F4E79"/>
+          <w:color w:val="82B84C"/>
+          <w:sz w:val="26"/>
+          <w:szCs w:val="26"/>
+        </w:rPr>
+        <w:t xml:space="preserve">▌ </w:t>
+      </w:r>
+      <w:r>
+        <w:rPr>
+          <w:rFonts w:ascii="맑은 고딕" w:cs="맑은 고딕" w:eastAsia="맑은 고딕" w:hAnsi="맑은 고딕"/>
+          <w:b/>
+          <w:bCs/>
+          <w:color w:val="3F6B1B"/>
           <w:sz w:val="26"/>
           <w:szCs w:val="26"/>
         </w:rPr>
@@ -7753,12 +9252,12 @@
           <w:tcPr>
             <w:tcW w:type="dxa" w:w="3717"/>
             <w:tcBorders>
-              <w:top w:val="single" w:color="BFBFBF" w:sz="3"/>
-              <w:left w:val="single" w:color="BFBFBF" w:sz="3"/>
-              <w:bottom w:val="single" w:color="BFBFBF" w:sz="3"/>
-              <w:right w:val="single" w:color="BFBFBF" w:sz="3"/>
-            </w:tcBorders>
-            <w:shd w:fill="1F4E79" w:val="clear"/>
+              <w:top w:val="single" w:color="C7D6B0" w:sz="3"/>
+              <w:left w:val="single" w:color="C7D6B0" w:sz="3"/>
+              <w:bottom w:val="single" w:color="C7D6B0" w:sz="3"/>
+              <w:right w:val="single" w:color="C7D6B0" w:sz="3"/>
+            </w:tcBorders>
+            <w:shd w:fill="4F7A2B" w:val="clear"/>
             <w:tcMar>
               <w:top w:type="dxa" w:w="60"/>
               <w:left w:type="dxa" w:w="110"/>
@@ -7789,12 +9288,12 @@
           <w:tcPr>
             <w:tcW w:type="dxa" w:w="1593"/>
             <w:tcBorders>
-              <w:top w:val="single" w:color="BFBFBF" w:sz="3"/>
-              <w:left w:val="single" w:color="BFBFBF" w:sz="3"/>
-              <w:bottom w:val="single" w:color="BFBFBF" w:sz="3"/>
-              <w:right w:val="single" w:color="BFBFBF" w:sz="3"/>
-            </w:tcBorders>
-            <w:shd w:fill="1F4E79" w:val="clear"/>
+              <w:top w:val="single" w:color="C7D6B0" w:sz="3"/>
+              <w:left w:val="single" w:color="C7D6B0" w:sz="3"/>
+              <w:bottom w:val="single" w:color="C7D6B0" w:sz="3"/>
+              <w:right w:val="single" w:color="C7D6B0" w:sz="3"/>
+            </w:tcBorders>
+            <w:shd w:fill="4F7A2B" w:val="clear"/>
             <w:tcMar>
               <w:top w:type="dxa" w:w="60"/>
               <w:left w:type="dxa" w:w="110"/>
@@ -7825,12 +9324,12 @@
           <w:tcPr>
             <w:tcW w:type="dxa" w:w="1947"/>
             <w:tcBorders>
-              <w:top w:val="single" w:color="BFBFBF" w:sz="3"/>
-              <w:left w:val="single" w:color="BFBFBF" w:sz="3"/>
-              <w:bottom w:val="single" w:color="BFBFBF" w:sz="3"/>
-              <w:right w:val="single" w:color="BFBFBF" w:sz="3"/>
-            </w:tcBorders>
-            <w:shd w:fill="1F4E79" w:val="clear"/>
+              <w:top w:val="single" w:color="C7D6B0" w:sz="3"/>
+              <w:left w:val="single" w:color="C7D6B0" w:sz="3"/>
+              <w:bottom w:val="single" w:color="C7D6B0" w:sz="3"/>
+              <w:right w:val="single" w:color="C7D6B0" w:sz="3"/>
+            </w:tcBorders>
+            <w:shd w:fill="4F7A2B" w:val="clear"/>
             <w:tcMar>
               <w:top w:type="dxa" w:w="60"/>
               <w:left w:type="dxa" w:w="110"/>
@@ -7861,12 +9360,12 @@
           <w:tcPr>
             <w:tcW w:type="dxa" w:w="1769"/>
             <w:tcBorders>
-              <w:top w:val="single" w:color="BFBFBF" w:sz="3"/>
-              <w:left w:val="single" w:color="BFBFBF" w:sz="3"/>
-              <w:bottom w:val="single" w:color="BFBFBF" w:sz="3"/>
-              <w:right w:val="single" w:color="BFBFBF" w:sz="3"/>
-            </w:tcBorders>
-            <w:shd w:fill="1F4E79" w:val="clear"/>
+              <w:top w:val="single" w:color="C7D6B0" w:sz="3"/>
+              <w:left w:val="single" w:color="C7D6B0" w:sz="3"/>
+              <w:bottom w:val="single" w:color="C7D6B0" w:sz="3"/>
+              <w:right w:val="single" w:color="C7D6B0" w:sz="3"/>
+            </w:tcBorders>
+            <w:shd w:fill="4F7A2B" w:val="clear"/>
             <w:tcMar>
               <w:top w:type="dxa" w:w="60"/>
               <w:left w:type="dxa" w:w="110"/>
@@ -7902,10 +9401,10 @@
           <w:tcPr>
             <w:tcW w:type="dxa" w:w="3717"/>
             <w:tcBorders>
-              <w:top w:val="single" w:color="BFBFBF" w:sz="3"/>
-              <w:left w:val="single" w:color="BFBFBF" w:sz="3"/>
-              <w:bottom w:val="single" w:color="BFBFBF" w:sz="3"/>
-              <w:right w:val="single" w:color="BFBFBF" w:sz="3"/>
+              <w:top w:val="single" w:color="C7D6B0" w:sz="3"/>
+              <w:left w:val="single" w:color="C7D6B0" w:sz="3"/>
+              <w:bottom w:val="single" w:color="C7D6B0" w:sz="3"/>
+              <w:right w:val="single" w:color="C7D6B0" w:sz="3"/>
             </w:tcBorders>
             <w:shd w:fill="FFFFFF" w:val="clear"/>
             <w:tcMar>
@@ -7938,10 +9437,10 @@
           <w:tcPr>
             <w:tcW w:type="dxa" w:w="1593"/>
             <w:tcBorders>
-              <w:top w:val="single" w:color="BFBFBF" w:sz="3"/>
-              <w:left w:val="single" w:color="BFBFBF" w:sz="3"/>
-              <w:bottom w:val="single" w:color="BFBFBF" w:sz="3"/>
-              <w:right w:val="single" w:color="BFBFBF" w:sz="3"/>
+              <w:top w:val="single" w:color="C7D6B0" w:sz="3"/>
+              <w:left w:val="single" w:color="C7D6B0" w:sz="3"/>
+              <w:bottom w:val="single" w:color="C7D6B0" w:sz="3"/>
+              <w:right w:val="single" w:color="C7D6B0" w:sz="3"/>
             </w:tcBorders>
             <w:shd w:fill="FFFFFF" w:val="clear"/>
             <w:tcMar>
@@ -7974,10 +9473,10 @@
           <w:tcPr>
             <w:tcW w:type="dxa" w:w="1947"/>
             <w:tcBorders>
-              <w:top w:val="single" w:color="BFBFBF" w:sz="3"/>
-              <w:left w:val="single" w:color="BFBFBF" w:sz="3"/>
-              <w:bottom w:val="single" w:color="BFBFBF" w:sz="3"/>
-              <w:right w:val="single" w:color="BFBFBF" w:sz="3"/>
+              <w:top w:val="single" w:color="C7D6B0" w:sz="3"/>
+              <w:left w:val="single" w:color="C7D6B0" w:sz="3"/>
+              <w:bottom w:val="single" w:color="C7D6B0" w:sz="3"/>
+              <w:right w:val="single" w:color="C7D6B0" w:sz="3"/>
             </w:tcBorders>
             <w:shd w:fill="FFFFFF" w:val="clear"/>
             <w:tcMar>
@@ -8010,10 +9509,10 @@
           <w:tcPr>
             <w:tcW w:type="dxa" w:w="1769"/>
             <w:tcBorders>
-              <w:top w:val="single" w:color="BFBFBF" w:sz="3"/>
-              <w:left w:val="single" w:color="BFBFBF" w:sz="3"/>
-              <w:bottom w:val="single" w:color="BFBFBF" w:sz="3"/>
-              <w:right w:val="single" w:color="BFBFBF" w:sz="3"/>
+              <w:top w:val="single" w:color="C7D6B0" w:sz="3"/>
+              <w:left w:val="single" w:color="C7D6B0" w:sz="3"/>
+              <w:bottom w:val="single" w:color="C7D6B0" w:sz="3"/>
+              <w:right w:val="single" w:color="C7D6B0" w:sz="3"/>
             </w:tcBorders>
             <w:shd w:fill="FFFFFF" w:val="clear"/>
             <w:tcMar>
@@ -8051,12 +9550,12 @@
           <w:tcPr>
             <w:tcW w:type="dxa" w:w="3717"/>
             <w:tcBorders>
-              <w:top w:val="single" w:color="BFBFBF" w:sz="3"/>
-              <w:left w:val="single" w:color="BFBFBF" w:sz="3"/>
-              <w:bottom w:val="single" w:color="BFBFBF" w:sz="3"/>
-              <w:right w:val="single" w:color="BFBFBF" w:sz="3"/>
-            </w:tcBorders>
-            <w:shd w:fill="EEF3FA" w:val="clear"/>
+              <w:top w:val="single" w:color="C7D6B0" w:sz="3"/>
+              <w:left w:val="single" w:color="C7D6B0" w:sz="3"/>
+              <w:bottom w:val="single" w:color="C7D6B0" w:sz="3"/>
+              <w:right w:val="single" w:color="C7D6B0" w:sz="3"/>
+            </w:tcBorders>
+            <w:shd w:fill="EEF4E1" w:val="clear"/>
             <w:tcMar>
               <w:top w:type="dxa" w:w="60"/>
               <w:left w:type="dxa" w:w="110"/>
@@ -8087,12 +9586,12 @@
           <w:tcPr>
             <w:tcW w:type="dxa" w:w="1593"/>
             <w:tcBorders>
-              <w:top w:val="single" w:color="BFBFBF" w:sz="3"/>
-              <w:left w:val="single" w:color="BFBFBF" w:sz="3"/>
-              <w:bottom w:val="single" w:color="BFBFBF" w:sz="3"/>
-              <w:right w:val="single" w:color="BFBFBF" w:sz="3"/>
-            </w:tcBorders>
-            <w:shd w:fill="EEF3FA" w:val="clear"/>
+              <w:top w:val="single" w:color="C7D6B0" w:sz="3"/>
+              <w:left w:val="single" w:color="C7D6B0" w:sz="3"/>
+              <w:bottom w:val="single" w:color="C7D6B0" w:sz="3"/>
+              <w:right w:val="single" w:color="C7D6B0" w:sz="3"/>
+            </w:tcBorders>
+            <w:shd w:fill="EEF4E1" w:val="clear"/>
             <w:tcMar>
               <w:top w:type="dxa" w:w="60"/>
               <w:left w:type="dxa" w:w="110"/>
@@ -8123,12 +9622,12 @@
           <w:tcPr>
             <w:tcW w:type="dxa" w:w="1947"/>
             <w:tcBorders>
-              <w:top w:val="single" w:color="BFBFBF" w:sz="3"/>
-              <w:left w:val="single" w:color="BFBFBF" w:sz="3"/>
-              <w:bottom w:val="single" w:color="BFBFBF" w:sz="3"/>
-              <w:right w:val="single" w:color="BFBFBF" w:sz="3"/>
-            </w:tcBorders>
-            <w:shd w:fill="EEF3FA" w:val="clear"/>
+              <w:top w:val="single" w:color="C7D6B0" w:sz="3"/>
+              <w:left w:val="single" w:color="C7D6B0" w:sz="3"/>
+              <w:bottom w:val="single" w:color="C7D6B0" w:sz="3"/>
+              <w:right w:val="single" w:color="C7D6B0" w:sz="3"/>
+            </w:tcBorders>
+            <w:shd w:fill="EEF4E1" w:val="clear"/>
             <w:tcMar>
               <w:top w:type="dxa" w:w="60"/>
               <w:left w:type="dxa" w:w="110"/>
@@ -8159,12 +9658,12 @@
           <w:tcPr>
             <w:tcW w:type="dxa" w:w="1769"/>
             <w:tcBorders>
-              <w:top w:val="single" w:color="BFBFBF" w:sz="3"/>
-              <w:left w:val="single" w:color="BFBFBF" w:sz="3"/>
-              <w:bottom w:val="single" w:color="BFBFBF" w:sz="3"/>
-              <w:right w:val="single" w:color="BFBFBF" w:sz="3"/>
-            </w:tcBorders>
-            <w:shd w:fill="EEF3FA" w:val="clear"/>
+              <w:top w:val="single" w:color="C7D6B0" w:sz="3"/>
+              <w:left w:val="single" w:color="C7D6B0" w:sz="3"/>
+              <w:bottom w:val="single" w:color="C7D6B0" w:sz="3"/>
+              <w:right w:val="single" w:color="C7D6B0" w:sz="3"/>
+            </w:tcBorders>
+            <w:shd w:fill="EEF4E1" w:val="clear"/>
             <w:tcMar>
               <w:top w:type="dxa" w:w="60"/>
               <w:left w:type="dxa" w:w="110"/>
@@ -8200,10 +9699,10 @@
           <w:tcPr>
             <w:tcW w:type="dxa" w:w="3717"/>
             <w:tcBorders>
-              <w:top w:val="single" w:color="BFBFBF" w:sz="3"/>
-              <w:left w:val="single" w:color="BFBFBF" w:sz="3"/>
-              <w:bottom w:val="single" w:color="BFBFBF" w:sz="3"/>
-              <w:right w:val="single" w:color="BFBFBF" w:sz="3"/>
+              <w:top w:val="single" w:color="C7D6B0" w:sz="3"/>
+              <w:left w:val="single" w:color="C7D6B0" w:sz="3"/>
+              <w:bottom w:val="single" w:color="C7D6B0" w:sz="3"/>
+              <w:right w:val="single" w:color="C7D6B0" w:sz="3"/>
             </w:tcBorders>
             <w:shd w:fill="FFFFFF" w:val="clear"/>
             <w:tcMar>
@@ -8236,10 +9735,10 @@
           <w:tcPr>
             <w:tcW w:type="dxa" w:w="1593"/>
             <w:tcBorders>
-              <w:top w:val="single" w:color="BFBFBF" w:sz="3"/>
-              <w:left w:val="single" w:color="BFBFBF" w:sz="3"/>
-              <w:bottom w:val="single" w:color="BFBFBF" w:sz="3"/>
-              <w:right w:val="single" w:color="BFBFBF" w:sz="3"/>
+              <w:top w:val="single" w:color="C7D6B0" w:sz="3"/>
+              <w:left w:val="single" w:color="C7D6B0" w:sz="3"/>
+              <w:bottom w:val="single" w:color="C7D6B0" w:sz="3"/>
+              <w:right w:val="single" w:color="C7D6B0" w:sz="3"/>
             </w:tcBorders>
             <w:shd w:fill="FFFFFF" w:val="clear"/>
             <w:tcMar>
@@ -8272,10 +9771,10 @@
           <w:tcPr>
             <w:tcW w:type="dxa" w:w="1947"/>
             <w:tcBorders>
-              <w:top w:val="single" w:color="BFBFBF" w:sz="3"/>
-              <w:left w:val="single" w:color="BFBFBF" w:sz="3"/>
-              <w:bottom w:val="single" w:color="BFBFBF" w:sz="3"/>
-              <w:right w:val="single" w:color="BFBFBF" w:sz="3"/>
+              <w:top w:val="single" w:color="C7D6B0" w:sz="3"/>
+              <w:left w:val="single" w:color="C7D6B0" w:sz="3"/>
+              <w:bottom w:val="single" w:color="C7D6B0" w:sz="3"/>
+              <w:right w:val="single" w:color="C7D6B0" w:sz="3"/>
             </w:tcBorders>
             <w:shd w:fill="FFFFFF" w:val="clear"/>
             <w:tcMar>
@@ -8308,10 +9807,10 @@
           <w:tcPr>
             <w:tcW w:type="dxa" w:w="1769"/>
             <w:tcBorders>
-              <w:top w:val="single" w:color="BFBFBF" w:sz="3"/>
-              <w:left w:val="single" w:color="BFBFBF" w:sz="3"/>
-              <w:bottom w:val="single" w:color="BFBFBF" w:sz="3"/>
-              <w:right w:val="single" w:color="BFBFBF" w:sz="3"/>
+              <w:top w:val="single" w:color="C7D6B0" w:sz="3"/>
+              <w:left w:val="single" w:color="C7D6B0" w:sz="3"/>
+              <w:bottom w:val="single" w:color="C7D6B0" w:sz="3"/>
+              <w:right w:val="single" w:color="C7D6B0" w:sz="3"/>
             </w:tcBorders>
             <w:shd w:fill="FFFFFF" w:val="clear"/>
             <w:tcMar>
@@ -8349,12 +9848,12 @@
           <w:tcPr>
             <w:tcW w:type="dxa" w:w="3717"/>
             <w:tcBorders>
-              <w:top w:val="single" w:color="BFBFBF" w:sz="3"/>
-              <w:left w:val="single" w:color="BFBFBF" w:sz="3"/>
-              <w:bottom w:val="single" w:color="BFBFBF" w:sz="3"/>
-              <w:right w:val="single" w:color="BFBFBF" w:sz="3"/>
-            </w:tcBorders>
-            <w:shd w:fill="EEF3FA" w:val="clear"/>
+              <w:top w:val="single" w:color="C7D6B0" w:sz="3"/>
+              <w:left w:val="single" w:color="C7D6B0" w:sz="3"/>
+              <w:bottom w:val="single" w:color="C7D6B0" w:sz="3"/>
+              <w:right w:val="single" w:color="C7D6B0" w:sz="3"/>
+            </w:tcBorders>
+            <w:shd w:fill="EEF4E1" w:val="clear"/>
             <w:tcMar>
               <w:top w:type="dxa" w:w="60"/>
               <w:left w:type="dxa" w:w="110"/>
@@ -8385,12 +9884,12 @@
           <w:tcPr>
             <w:tcW w:type="dxa" w:w="1593"/>
             <w:tcBorders>
-              <w:top w:val="single" w:color="BFBFBF" w:sz="3"/>
-              <w:left w:val="single" w:color="BFBFBF" w:sz="3"/>
-              <w:bottom w:val="single" w:color="BFBFBF" w:sz="3"/>
-              <w:right w:val="single" w:color="BFBFBF" w:sz="3"/>
-            </w:tcBorders>
-            <w:shd w:fill="EEF3FA" w:val="clear"/>
+              <w:top w:val="single" w:color="C7D6B0" w:sz="3"/>
+              <w:left w:val="single" w:color="C7D6B0" w:sz="3"/>
+              <w:bottom w:val="single" w:color="C7D6B0" w:sz="3"/>
+              <w:right w:val="single" w:color="C7D6B0" w:sz="3"/>
+            </w:tcBorders>
+            <w:shd w:fill="EEF4E1" w:val="clear"/>
             <w:tcMar>
               <w:top w:type="dxa" w:w="60"/>
               <w:left w:type="dxa" w:w="110"/>
@@ -8421,12 +9920,12 @@
           <w:tcPr>
             <w:tcW w:type="dxa" w:w="1947"/>
             <w:tcBorders>
-              <w:top w:val="single" w:color="BFBFBF" w:sz="3"/>
-              <w:left w:val="single" w:color="BFBFBF" w:sz="3"/>
-              <w:bottom w:val="single" w:color="BFBFBF" w:sz="3"/>
-              <w:right w:val="single" w:color="BFBFBF" w:sz="3"/>
-            </w:tcBorders>
-            <w:shd w:fill="EEF3FA" w:val="clear"/>
+              <w:top w:val="single" w:color="C7D6B0" w:sz="3"/>
+              <w:left w:val="single" w:color="C7D6B0" w:sz="3"/>
+              <w:bottom w:val="single" w:color="C7D6B0" w:sz="3"/>
+              <w:right w:val="single" w:color="C7D6B0" w:sz="3"/>
+            </w:tcBorders>
+            <w:shd w:fill="EEF4E1" w:val="clear"/>
             <w:tcMar>
               <w:top w:type="dxa" w:w="60"/>
               <w:left w:type="dxa" w:w="110"/>
@@ -8457,12 +9956,12 @@
           <w:tcPr>
             <w:tcW w:type="dxa" w:w="1769"/>
             <w:tcBorders>
-              <w:top w:val="single" w:color="BFBFBF" w:sz="3"/>
-              <w:left w:val="single" w:color="BFBFBF" w:sz="3"/>
-              <w:bottom w:val="single" w:color="BFBFBF" w:sz="3"/>
-              <w:right w:val="single" w:color="BFBFBF" w:sz="3"/>
-            </w:tcBorders>
-            <w:shd w:fill="EEF3FA" w:val="clear"/>
+              <w:top w:val="single" w:color="C7D6B0" w:sz="3"/>
+              <w:left w:val="single" w:color="C7D6B0" w:sz="3"/>
+              <w:bottom w:val="single" w:color="C7D6B0" w:sz="3"/>
+              <w:right w:val="single" w:color="C7D6B0" w:sz="3"/>
+            </w:tcBorders>
+            <w:shd w:fill="EEF4E1" w:val="clear"/>
             <w:tcMar>
               <w:top w:type="dxa" w:w="60"/>
               <w:left w:type="dxa" w:w="110"/>
@@ -8498,10 +9997,10 @@
           <w:tcPr>
             <w:tcW w:type="dxa" w:w="3717"/>
             <w:tcBorders>
-              <w:top w:val="single" w:color="BFBFBF" w:sz="3"/>
-              <w:left w:val="single" w:color="BFBFBF" w:sz="3"/>
-              <w:bottom w:val="single" w:color="BFBFBF" w:sz="3"/>
-              <w:right w:val="single" w:color="BFBFBF" w:sz="3"/>
+              <w:top w:val="single" w:color="C7D6B0" w:sz="3"/>
+              <w:left w:val="single" w:color="C7D6B0" w:sz="3"/>
+              <w:bottom w:val="single" w:color="C7D6B0" w:sz="3"/>
+              <w:right w:val="single" w:color="C7D6B0" w:sz="3"/>
             </w:tcBorders>
             <w:shd w:fill="FFFFFF" w:val="clear"/>
             <w:tcMar>
@@ -8534,10 +10033,10 @@
           <w:tcPr>
             <w:tcW w:type="dxa" w:w="1593"/>
             <w:tcBorders>
-              <w:top w:val="single" w:color="BFBFBF" w:sz="3"/>
-              <w:left w:val="single" w:color="BFBFBF" w:sz="3"/>
-              <w:bottom w:val="single" w:color="BFBFBF" w:sz="3"/>
-              <w:right w:val="single" w:color="BFBFBF" w:sz="3"/>
+              <w:top w:val="single" w:color="C7D6B0" w:sz="3"/>
+              <w:left w:val="single" w:color="C7D6B0" w:sz="3"/>
+              <w:bottom w:val="single" w:color="C7D6B0" w:sz="3"/>
+              <w:right w:val="single" w:color="C7D6B0" w:sz="3"/>
             </w:tcBorders>
             <w:shd w:fill="FFFFFF" w:val="clear"/>
             <w:tcMar>
@@ -8570,10 +10069,10 @@
           <w:tcPr>
             <w:tcW w:type="dxa" w:w="1947"/>
             <w:tcBorders>
-              <w:top w:val="single" w:color="BFBFBF" w:sz="3"/>
-              <w:left w:val="single" w:color="BFBFBF" w:sz="3"/>
-              <w:bottom w:val="single" w:color="BFBFBF" w:sz="3"/>
-              <w:right w:val="single" w:color="BFBFBF" w:sz="3"/>
+              <w:top w:val="single" w:color="C7D6B0" w:sz="3"/>
+              <w:left w:val="single" w:color="C7D6B0" w:sz="3"/>
+              <w:bottom w:val="single" w:color="C7D6B0" w:sz="3"/>
+              <w:right w:val="single" w:color="C7D6B0" w:sz="3"/>
             </w:tcBorders>
             <w:shd w:fill="FFFFFF" w:val="clear"/>
             <w:tcMar>
@@ -8606,10 +10105,10 @@
           <w:tcPr>
             <w:tcW w:type="dxa" w:w="1769"/>
             <w:tcBorders>
-              <w:top w:val="single" w:color="BFBFBF" w:sz="3"/>
-              <w:left w:val="single" w:color="BFBFBF" w:sz="3"/>
-              <w:bottom w:val="single" w:color="BFBFBF" w:sz="3"/>
-              <w:right w:val="single" w:color="BFBFBF" w:sz="3"/>
+              <w:top w:val="single" w:color="C7D6B0" w:sz="3"/>
+              <w:left w:val="single" w:color="C7D6B0" w:sz="3"/>
+              <w:bottom w:val="single" w:color="C7D6B0" w:sz="3"/>
+              <w:right w:val="single" w:color="C7D6B0" w:sz="3"/>
             </w:tcBorders>
             <w:shd w:fill="FFFFFF" w:val="clear"/>
             <w:tcMar>
@@ -8647,12 +10146,12 @@
           <w:tcPr>
             <w:tcW w:type="dxa" w:w="3717"/>
             <w:tcBorders>
-              <w:top w:val="single" w:color="BFBFBF" w:sz="3"/>
-              <w:left w:val="single" w:color="BFBFBF" w:sz="3"/>
-              <w:bottom w:val="single" w:color="BFBFBF" w:sz="3"/>
-              <w:right w:val="single" w:color="BFBFBF" w:sz="3"/>
-            </w:tcBorders>
-            <w:shd w:fill="EEF3FA" w:val="clear"/>
+              <w:top w:val="single" w:color="C7D6B0" w:sz="3"/>
+              <w:left w:val="single" w:color="C7D6B0" w:sz="3"/>
+              <w:bottom w:val="single" w:color="C7D6B0" w:sz="3"/>
+              <w:right w:val="single" w:color="C7D6B0" w:sz="3"/>
+            </w:tcBorders>
+            <w:shd w:fill="EEF4E1" w:val="clear"/>
             <w:tcMar>
               <w:top w:type="dxa" w:w="60"/>
               <w:left w:type="dxa" w:w="110"/>
@@ -8683,12 +10182,12 @@
           <w:tcPr>
             <w:tcW w:type="dxa" w:w="1593"/>
             <w:tcBorders>
-              <w:top w:val="single" w:color="BFBFBF" w:sz="3"/>
-              <w:left w:val="single" w:color="BFBFBF" w:sz="3"/>
-              <w:bottom w:val="single" w:color="BFBFBF" w:sz="3"/>
-              <w:right w:val="single" w:color="BFBFBF" w:sz="3"/>
-            </w:tcBorders>
-            <w:shd w:fill="EEF3FA" w:val="clear"/>
+              <w:top w:val="single" w:color="C7D6B0" w:sz="3"/>
+              <w:left w:val="single" w:color="C7D6B0" w:sz="3"/>
+              <w:bottom w:val="single" w:color="C7D6B0" w:sz="3"/>
+              <w:right w:val="single" w:color="C7D6B0" w:sz="3"/>
+            </w:tcBorders>
+            <w:shd w:fill="EEF4E1" w:val="clear"/>
             <w:tcMar>
               <w:top w:type="dxa" w:w="60"/>
               <w:left w:type="dxa" w:w="110"/>
@@ -8719,12 +10218,12 @@
           <w:tcPr>
             <w:tcW w:type="dxa" w:w="1947"/>
             <w:tcBorders>
-              <w:top w:val="single" w:color="BFBFBF" w:sz="3"/>
-              <w:left w:val="single" w:color="BFBFBF" w:sz="3"/>
-              <w:bottom w:val="single" w:color="BFBFBF" w:sz="3"/>
-              <w:right w:val="single" w:color="BFBFBF" w:sz="3"/>
-            </w:tcBorders>
-            <w:shd w:fill="EEF3FA" w:val="clear"/>
+              <w:top w:val="single" w:color="C7D6B0" w:sz="3"/>
+              <w:left w:val="single" w:color="C7D6B0" w:sz="3"/>
+              <w:bottom w:val="single" w:color="C7D6B0" w:sz="3"/>
+              <w:right w:val="single" w:color="C7D6B0" w:sz="3"/>
+            </w:tcBorders>
+            <w:shd w:fill="EEF4E1" w:val="clear"/>
             <w:tcMar>
               <w:top w:type="dxa" w:w="60"/>
               <w:left w:type="dxa" w:w="110"/>
@@ -8755,12 +10254,12 @@
           <w:tcPr>
             <w:tcW w:type="dxa" w:w="1769"/>
             <w:tcBorders>
-              <w:top w:val="single" w:color="BFBFBF" w:sz="3"/>
-              <w:left w:val="single" w:color="BFBFBF" w:sz="3"/>
-              <w:bottom w:val="single" w:color="BFBFBF" w:sz="3"/>
-              <w:right w:val="single" w:color="BFBFBF" w:sz="3"/>
-            </w:tcBorders>
-            <w:shd w:fill="EEF3FA" w:val="clear"/>
+              <w:top w:val="single" w:color="C7D6B0" w:sz="3"/>
+              <w:left w:val="single" w:color="C7D6B0" w:sz="3"/>
+              <w:bottom w:val="single" w:color="C7D6B0" w:sz="3"/>
+              <w:right w:val="single" w:color="C7D6B0" w:sz="3"/>
+            </w:tcBorders>
+            <w:shd w:fill="EEF4E1" w:val="clear"/>
             <w:tcMar>
               <w:top w:type="dxa" w:w="60"/>
               <w:left w:type="dxa" w:w="110"/>
@@ -8796,10 +10295,10 @@
           <w:tcPr>
             <w:tcW w:type="dxa" w:w="3717"/>
             <w:tcBorders>
-              <w:top w:val="single" w:color="BFBFBF" w:sz="3"/>
-              <w:left w:val="single" w:color="BFBFBF" w:sz="3"/>
-              <w:bottom w:val="single" w:color="BFBFBF" w:sz="3"/>
-              <w:right w:val="single" w:color="BFBFBF" w:sz="3"/>
+              <w:top w:val="single" w:color="C7D6B0" w:sz="3"/>
+              <w:left w:val="single" w:color="C7D6B0" w:sz="3"/>
+              <w:bottom w:val="single" w:color="C7D6B0" w:sz="3"/>
+              <w:right w:val="single" w:color="C7D6B0" w:sz="3"/>
             </w:tcBorders>
             <w:shd w:fill="FFFFFF" w:val="clear"/>
             <w:tcMar>
@@ -8832,10 +10331,10 @@
           <w:tcPr>
             <w:tcW w:type="dxa" w:w="1593"/>
             <w:tcBorders>
-              <w:top w:val="single" w:color="BFBFBF" w:sz="3"/>
-              <w:left w:val="single" w:color="BFBFBF" w:sz="3"/>
-              <w:bottom w:val="single" w:color="BFBFBF" w:sz="3"/>
-              <w:right w:val="single" w:color="BFBFBF" w:sz="3"/>
+              <w:top w:val="single" w:color="C7D6B0" w:sz="3"/>
+              <w:left w:val="single" w:color="C7D6B0" w:sz="3"/>
+              <w:bottom w:val="single" w:color="C7D6B0" w:sz="3"/>
+              <w:right w:val="single" w:color="C7D6B0" w:sz="3"/>
             </w:tcBorders>
             <w:shd w:fill="FFFFFF" w:val="clear"/>
             <w:tcMar>
@@ -8868,10 +10367,10 @@
           <w:tcPr>
             <w:tcW w:type="dxa" w:w="1947"/>
             <w:tcBorders>
-              <w:top w:val="single" w:color="BFBFBF" w:sz="3"/>
-              <w:left w:val="single" w:color="BFBFBF" w:sz="3"/>
-              <w:bottom w:val="single" w:color="BFBFBF" w:sz="3"/>
-              <w:right w:val="single" w:color="BFBFBF" w:sz="3"/>
+              <w:top w:val="single" w:color="C7D6B0" w:sz="3"/>
+              <w:left w:val="single" w:color="C7D6B0" w:sz="3"/>
+              <w:bottom w:val="single" w:color="C7D6B0" w:sz="3"/>
+              <w:right w:val="single" w:color="C7D6B0" w:sz="3"/>
             </w:tcBorders>
             <w:shd w:fill="FFFFFF" w:val="clear"/>
             <w:tcMar>
@@ -8904,10 +10403,10 @@
           <w:tcPr>
             <w:tcW w:type="dxa" w:w="1769"/>
             <w:tcBorders>
-              <w:top w:val="single" w:color="BFBFBF" w:sz="3"/>
-              <w:left w:val="single" w:color="BFBFBF" w:sz="3"/>
-              <w:bottom w:val="single" w:color="BFBFBF" w:sz="3"/>
-              <w:right w:val="single" w:color="BFBFBF" w:sz="3"/>
+              <w:top w:val="single" w:color="C7D6B0" w:sz="3"/>
+              <w:left w:val="single" w:color="C7D6B0" w:sz="3"/>
+              <w:bottom w:val="single" w:color="C7D6B0" w:sz="3"/>
+              <w:right w:val="single" w:color="C7D6B0" w:sz="3"/>
             </w:tcBorders>
             <w:shd w:fill="FFFFFF" w:val="clear"/>
             <w:tcMar>
@@ -8945,12 +10444,12 @@
           <w:tcPr>
             <w:tcW w:type="dxa" w:w="3717"/>
             <w:tcBorders>
-              <w:top w:val="single" w:color="BFBFBF" w:sz="3"/>
-              <w:left w:val="single" w:color="BFBFBF" w:sz="3"/>
-              <w:bottom w:val="single" w:color="BFBFBF" w:sz="3"/>
-              <w:right w:val="single" w:color="BFBFBF" w:sz="3"/>
-            </w:tcBorders>
-            <w:shd w:fill="EEF3FA" w:val="clear"/>
+              <w:top w:val="single" w:color="C7D6B0" w:sz="3"/>
+              <w:left w:val="single" w:color="C7D6B0" w:sz="3"/>
+              <w:bottom w:val="single" w:color="C7D6B0" w:sz="3"/>
+              <w:right w:val="single" w:color="C7D6B0" w:sz="3"/>
+            </w:tcBorders>
+            <w:shd w:fill="EEF4E1" w:val="clear"/>
             <w:tcMar>
               <w:top w:type="dxa" w:w="60"/>
               <w:left w:type="dxa" w:w="110"/>
@@ -8981,12 +10480,12 @@
           <w:tcPr>
             <w:tcW w:type="dxa" w:w="1593"/>
             <w:tcBorders>
-              <w:top w:val="single" w:color="BFBFBF" w:sz="3"/>
-              <w:left w:val="single" w:color="BFBFBF" w:sz="3"/>
-              <w:bottom w:val="single" w:color="BFBFBF" w:sz="3"/>
-              <w:right w:val="single" w:color="BFBFBF" w:sz="3"/>
-            </w:tcBorders>
-            <w:shd w:fill="EEF3FA" w:val="clear"/>
+              <w:top w:val="single" w:color="C7D6B0" w:sz="3"/>
+              <w:left w:val="single" w:color="C7D6B0" w:sz="3"/>
+              <w:bottom w:val="single" w:color="C7D6B0" w:sz="3"/>
+              <w:right w:val="single" w:color="C7D6B0" w:sz="3"/>
+            </w:tcBorders>
+            <w:shd w:fill="EEF4E1" w:val="clear"/>
             <w:tcMar>
               <w:top w:type="dxa" w:w="60"/>
               <w:left w:type="dxa" w:w="110"/>
@@ -9017,12 +10516,12 @@
           <w:tcPr>
             <w:tcW w:type="dxa" w:w="1947"/>
             <w:tcBorders>
-              <w:top w:val="single" w:color="BFBFBF" w:sz="3"/>
-              <w:left w:val="single" w:color="BFBFBF" w:sz="3"/>
-              <w:bottom w:val="single" w:color="BFBFBF" w:sz="3"/>
-              <w:right w:val="single" w:color="BFBFBF" w:sz="3"/>
-            </w:tcBorders>
-            <w:shd w:fill="EEF3FA" w:val="clear"/>
+              <w:top w:val="single" w:color="C7D6B0" w:sz="3"/>
+              <w:left w:val="single" w:color="C7D6B0" w:sz="3"/>
+              <w:bottom w:val="single" w:color="C7D6B0" w:sz="3"/>
+              <w:right w:val="single" w:color="C7D6B0" w:sz="3"/>
+            </w:tcBorders>
+            <w:shd w:fill="EEF4E1" w:val="clear"/>
             <w:tcMar>
               <w:top w:type="dxa" w:w="60"/>
               <w:left w:type="dxa" w:w="110"/>
@@ -9053,12 +10552,12 @@
           <w:tcPr>
             <w:tcW w:type="dxa" w:w="1769"/>
             <w:tcBorders>
-              <w:top w:val="single" w:color="BFBFBF" w:sz="3"/>
-              <w:left w:val="single" w:color="BFBFBF" w:sz="3"/>
-              <w:bottom w:val="single" w:color="BFBFBF" w:sz="3"/>
-              <w:right w:val="single" w:color="BFBFBF" w:sz="3"/>
-            </w:tcBorders>
-            <w:shd w:fill="EEF3FA" w:val="clear"/>
+              <w:top w:val="single" w:color="C7D6B0" w:sz="3"/>
+              <w:left w:val="single" w:color="C7D6B0" w:sz="3"/>
+              <w:bottom w:val="single" w:color="C7D6B0" w:sz="3"/>
+              <w:right w:val="single" w:color="C7D6B0" w:sz="3"/>
+            </w:tcBorders>
+            <w:shd w:fill="EEF4E1" w:val="clear"/>
             <w:tcMar>
               <w:top w:type="dxa" w:w="60"/>
               <w:left w:type="dxa" w:w="110"/>
@@ -9094,10 +10593,10 @@
           <w:tcPr>
             <w:tcW w:type="dxa" w:w="3717"/>
             <w:tcBorders>
-              <w:top w:val="single" w:color="BFBFBF" w:sz="3"/>
-              <w:left w:val="single" w:color="BFBFBF" w:sz="3"/>
-              <w:bottom w:val="single" w:color="BFBFBF" w:sz="3"/>
-              <w:right w:val="single" w:color="BFBFBF" w:sz="3"/>
+              <w:top w:val="single" w:color="C7D6B0" w:sz="3"/>
+              <w:left w:val="single" w:color="C7D6B0" w:sz="3"/>
+              <w:bottom w:val="single" w:color="C7D6B0" w:sz="3"/>
+              <w:right w:val="single" w:color="C7D6B0" w:sz="3"/>
             </w:tcBorders>
             <w:shd w:fill="FFFFFF" w:val="clear"/>
             <w:tcMar>
@@ -9139,10 +10638,10 @@
           <w:tcPr>
             <w:tcW w:type="dxa" w:w="1593"/>
             <w:tcBorders>
-              <w:top w:val="single" w:color="BFBFBF" w:sz="3"/>
-              <w:left w:val="single" w:color="BFBFBF" w:sz="3"/>
-              <w:bottom w:val="single" w:color="BFBFBF" w:sz="3"/>
-              <w:right w:val="single" w:color="BFBFBF" w:sz="3"/>
+              <w:top w:val="single" w:color="C7D6B0" w:sz="3"/>
+              <w:left w:val="single" w:color="C7D6B0" w:sz="3"/>
+              <w:bottom w:val="single" w:color="C7D6B0" w:sz="3"/>
+              <w:right w:val="single" w:color="C7D6B0" w:sz="3"/>
             </w:tcBorders>
             <w:shd w:fill="FFFFFF" w:val="clear"/>
             <w:tcMar>
@@ -9175,10 +10674,10 @@
           <w:tcPr>
             <w:tcW w:type="dxa" w:w="1947"/>
             <w:tcBorders>
-              <w:top w:val="single" w:color="BFBFBF" w:sz="3"/>
-              <w:left w:val="single" w:color="BFBFBF" w:sz="3"/>
-              <w:bottom w:val="single" w:color="BFBFBF" w:sz="3"/>
-              <w:right w:val="single" w:color="BFBFBF" w:sz="3"/>
+              <w:top w:val="single" w:color="C7D6B0" w:sz="3"/>
+              <w:left w:val="single" w:color="C7D6B0" w:sz="3"/>
+              <w:bottom w:val="single" w:color="C7D6B0" w:sz="3"/>
+              <w:right w:val="single" w:color="C7D6B0" w:sz="3"/>
             </w:tcBorders>
             <w:shd w:fill="FFFFFF" w:val="clear"/>
             <w:tcMar>
@@ -9211,10 +10710,10 @@
           <w:tcPr>
             <w:tcW w:type="dxa" w:w="1769"/>
             <w:tcBorders>
-              <w:top w:val="single" w:color="BFBFBF" w:sz="3"/>
-              <w:left w:val="single" w:color="BFBFBF" w:sz="3"/>
-              <w:bottom w:val="single" w:color="BFBFBF" w:sz="3"/>
-              <w:right w:val="single" w:color="BFBFBF" w:sz="3"/>
+              <w:top w:val="single" w:color="C7D6B0" w:sz="3"/>
+              <w:left w:val="single" w:color="C7D6B0" w:sz="3"/>
+              <w:bottom w:val="single" w:color="C7D6B0" w:sz="3"/>
+              <w:right w:val="single" w:color="C7D6B0" w:sz="3"/>
             </w:tcBorders>
             <w:shd w:fill="FFFFFF" w:val="clear"/>
             <w:tcMar>
@@ -9252,12 +10751,12 @@
           <w:tcPr>
             <w:tcW w:type="dxa" w:w="3717"/>
             <w:tcBorders>
-              <w:top w:val="single" w:color="BFBFBF" w:sz="3"/>
-              <w:left w:val="single" w:color="BFBFBF" w:sz="3"/>
-              <w:bottom w:val="single" w:color="BFBFBF" w:sz="3"/>
-              <w:right w:val="single" w:color="BFBFBF" w:sz="3"/>
-            </w:tcBorders>
-            <w:shd w:fill="EEF3FA" w:val="clear"/>
+              <w:top w:val="single" w:color="C7D6B0" w:sz="3"/>
+              <w:left w:val="single" w:color="C7D6B0" w:sz="3"/>
+              <w:bottom w:val="single" w:color="C7D6B0" w:sz="3"/>
+              <w:right w:val="single" w:color="C7D6B0" w:sz="3"/>
+            </w:tcBorders>
+            <w:shd w:fill="EEF4E1" w:val="clear"/>
             <w:tcMar>
               <w:top w:type="dxa" w:w="60"/>
               <w:left w:type="dxa" w:w="110"/>
@@ -9288,12 +10787,12 @@
           <w:tcPr>
             <w:tcW w:type="dxa" w:w="1593"/>
             <w:tcBorders>
-              <w:top w:val="single" w:color="BFBFBF" w:sz="3"/>
-              <w:left w:val="single" w:color="BFBFBF" w:sz="3"/>
-              <w:bottom w:val="single" w:color="BFBFBF" w:sz="3"/>
-              <w:right w:val="single" w:color="BFBFBF" w:sz="3"/>
-            </w:tcBorders>
-            <w:shd w:fill="EEF3FA" w:val="clear"/>
+              <w:top w:val="single" w:color="C7D6B0" w:sz="3"/>
+              <w:left w:val="single" w:color="C7D6B0" w:sz="3"/>
+              <w:bottom w:val="single" w:color="C7D6B0" w:sz="3"/>
+              <w:right w:val="single" w:color="C7D6B0" w:sz="3"/>
+            </w:tcBorders>
+            <w:shd w:fill="EEF4E1" w:val="clear"/>
             <w:tcMar>
               <w:top w:type="dxa" w:w="60"/>
               <w:left w:type="dxa" w:w="110"/>
@@ -9324,12 +10823,12 @@
           <w:tcPr>
             <w:tcW w:type="dxa" w:w="1947"/>
             <w:tcBorders>
-              <w:top w:val="single" w:color="BFBFBF" w:sz="3"/>
-              <w:left w:val="single" w:color="BFBFBF" w:sz="3"/>
-              <w:bottom w:val="single" w:color="BFBFBF" w:sz="3"/>
-              <w:right w:val="single" w:color="BFBFBF" w:sz="3"/>
-            </w:tcBorders>
-            <w:shd w:fill="EEF3FA" w:val="clear"/>
+              <w:top w:val="single" w:color="C7D6B0" w:sz="3"/>
+              <w:left w:val="single" w:color="C7D6B0" w:sz="3"/>
+              <w:bottom w:val="single" w:color="C7D6B0" w:sz="3"/>
+              <w:right w:val="single" w:color="C7D6B0" w:sz="3"/>
+            </w:tcBorders>
+            <w:shd w:fill="EEF4E1" w:val="clear"/>
             <w:tcMar>
               <w:top w:type="dxa" w:w="60"/>
               <w:left w:type="dxa" w:w="110"/>
@@ -9360,12 +10859,12 @@
           <w:tcPr>
             <w:tcW w:type="dxa" w:w="1769"/>
             <w:tcBorders>
-              <w:top w:val="single" w:color="BFBFBF" w:sz="3"/>
-              <w:left w:val="single" w:color="BFBFBF" w:sz="3"/>
-              <w:bottom w:val="single" w:color="BFBFBF" w:sz="3"/>
-              <w:right w:val="single" w:color="BFBFBF" w:sz="3"/>
-            </w:tcBorders>
-            <w:shd w:fill="EEF3FA" w:val="clear"/>
+              <w:top w:val="single" w:color="C7D6B0" w:sz="3"/>
+              <w:left w:val="single" w:color="C7D6B0" w:sz="3"/>
+              <w:bottom w:val="single" w:color="C7D6B0" w:sz="3"/>
+              <w:right w:val="single" w:color="C7D6B0" w:sz="3"/>
+            </w:tcBorders>
+            <w:shd w:fill="EEF4E1" w:val="clear"/>
             <w:tcMar>
               <w:top w:type="dxa" w:w="60"/>
               <w:left w:type="dxa" w:w="110"/>
@@ -9401,10 +10900,10 @@
           <w:tcPr>
             <w:tcW w:type="dxa" w:w="3717"/>
             <w:tcBorders>
-              <w:top w:val="single" w:color="BFBFBF" w:sz="3"/>
-              <w:left w:val="single" w:color="BFBFBF" w:sz="3"/>
-              <w:bottom w:val="single" w:color="BFBFBF" w:sz="3"/>
-              <w:right w:val="single" w:color="BFBFBF" w:sz="3"/>
+              <w:top w:val="single" w:color="C7D6B0" w:sz="3"/>
+              <w:left w:val="single" w:color="C7D6B0" w:sz="3"/>
+              <w:bottom w:val="single" w:color="C7D6B0" w:sz="3"/>
+              <w:right w:val="single" w:color="C7D6B0" w:sz="3"/>
             </w:tcBorders>
             <w:shd w:fill="FFFFFF" w:val="clear"/>
             <w:tcMar>
@@ -9437,10 +10936,10 @@
           <w:tcPr>
             <w:tcW w:type="dxa" w:w="1593"/>
             <w:tcBorders>
-              <w:top w:val="single" w:color="BFBFBF" w:sz="3"/>
-              <w:left w:val="single" w:color="BFBFBF" w:sz="3"/>
-              <w:bottom w:val="single" w:color="BFBFBF" w:sz="3"/>
-              <w:right w:val="single" w:color="BFBFBF" w:sz="3"/>
+              <w:top w:val="single" w:color="C7D6B0" w:sz="3"/>
+              <w:left w:val="single" w:color="C7D6B0" w:sz="3"/>
+              <w:bottom w:val="single" w:color="C7D6B0" w:sz="3"/>
+              <w:right w:val="single" w:color="C7D6B0" w:sz="3"/>
             </w:tcBorders>
             <w:shd w:fill="FFFFFF" w:val="clear"/>
             <w:tcMar>
@@ -9473,10 +10972,10 @@
           <w:tcPr>
             <w:tcW w:type="dxa" w:w="1947"/>
             <w:tcBorders>
-              <w:top w:val="single" w:color="BFBFBF" w:sz="3"/>
-              <w:left w:val="single" w:color="BFBFBF" w:sz="3"/>
-              <w:bottom w:val="single" w:color="BFBFBF" w:sz="3"/>
-              <w:right w:val="single" w:color="BFBFBF" w:sz="3"/>
+              <w:top w:val="single" w:color="C7D6B0" w:sz="3"/>
+              <w:left w:val="single" w:color="C7D6B0" w:sz="3"/>
+              <w:bottom w:val="single" w:color="C7D6B0" w:sz="3"/>
+              <w:right w:val="single" w:color="C7D6B0" w:sz="3"/>
             </w:tcBorders>
             <w:shd w:fill="FFFFFF" w:val="clear"/>
             <w:tcMar>
@@ -9509,10 +11008,10 @@
           <w:tcPr>
             <w:tcW w:type="dxa" w:w="1769"/>
             <w:tcBorders>
-              <w:top w:val="single" w:color="BFBFBF" w:sz="3"/>
-              <w:left w:val="single" w:color="BFBFBF" w:sz="3"/>
-              <w:bottom w:val="single" w:color="BFBFBF" w:sz="3"/>
-              <w:right w:val="single" w:color="BFBFBF" w:sz="3"/>
+              <w:top w:val="single" w:color="C7D6B0" w:sz="3"/>
+              <w:left w:val="single" w:color="C7D6B0" w:sz="3"/>
+              <w:bottom w:val="single" w:color="C7D6B0" w:sz="3"/>
+              <w:right w:val="single" w:color="C7D6B0" w:sz="3"/>
             </w:tcBorders>
             <w:shd w:fill="FFFFFF" w:val="clear"/>
             <w:tcMar>
@@ -9550,12 +11049,12 @@
           <w:tcPr>
             <w:tcW w:type="dxa" w:w="3717"/>
             <w:tcBorders>
-              <w:top w:val="single" w:color="BFBFBF" w:sz="3"/>
-              <w:left w:val="single" w:color="BFBFBF" w:sz="3"/>
-              <w:bottom w:val="single" w:color="BFBFBF" w:sz="3"/>
-              <w:right w:val="single" w:color="BFBFBF" w:sz="3"/>
-            </w:tcBorders>
-            <w:shd w:fill="EEF3FA" w:val="clear"/>
+              <w:top w:val="single" w:color="C7D6B0" w:sz="3"/>
+              <w:left w:val="single" w:color="C7D6B0" w:sz="3"/>
+              <w:bottom w:val="single" w:color="C7D6B0" w:sz="3"/>
+              <w:right w:val="single" w:color="C7D6B0" w:sz="3"/>
+            </w:tcBorders>
+            <w:shd w:fill="EEF4E1" w:val="clear"/>
             <w:tcMar>
               <w:top w:type="dxa" w:w="60"/>
               <w:left w:type="dxa" w:w="110"/>
@@ -9586,12 +11085,12 @@
           <w:tcPr>
             <w:tcW w:type="dxa" w:w="1593"/>
             <w:tcBorders>
-              <w:top w:val="single" w:color="BFBFBF" w:sz="3"/>
-              <w:left w:val="single" w:color="BFBFBF" w:sz="3"/>
-              <w:bottom w:val="single" w:color="BFBFBF" w:sz="3"/>
-              <w:right w:val="single" w:color="BFBFBF" w:sz="3"/>
-            </w:tcBorders>
-            <w:shd w:fill="EEF3FA" w:val="clear"/>
+              <w:top w:val="single" w:color="C7D6B0" w:sz="3"/>
+              <w:left w:val="single" w:color="C7D6B0" w:sz="3"/>
+              <w:bottom w:val="single" w:color="C7D6B0" w:sz="3"/>
+              <w:right w:val="single" w:color="C7D6B0" w:sz="3"/>
+            </w:tcBorders>
+            <w:shd w:fill="EEF4E1" w:val="clear"/>
             <w:tcMar>
               <w:top w:type="dxa" w:w="60"/>
               <w:left w:type="dxa" w:w="110"/>
@@ -9622,12 +11121,12 @@
           <w:tcPr>
             <w:tcW w:type="dxa" w:w="1947"/>
             <w:tcBorders>
-              <w:top w:val="single" w:color="BFBFBF" w:sz="3"/>
-              <w:left w:val="single" w:color="BFBFBF" w:sz="3"/>
-              <w:bottom w:val="single" w:color="BFBFBF" w:sz="3"/>
-              <w:right w:val="single" w:color="BFBFBF" w:sz="3"/>
-            </w:tcBorders>
-            <w:shd w:fill="EEF3FA" w:val="clear"/>
+              <w:top w:val="single" w:color="C7D6B0" w:sz="3"/>
+              <w:left w:val="single" w:color="C7D6B0" w:sz="3"/>
+              <w:bottom w:val="single" w:color="C7D6B0" w:sz="3"/>
+              <w:right w:val="single" w:color="C7D6B0" w:sz="3"/>
+            </w:tcBorders>
+            <w:shd w:fill="EEF4E1" w:val="clear"/>
             <w:tcMar>
               <w:top w:type="dxa" w:w="60"/>
               <w:left w:type="dxa" w:w="110"/>
@@ -9658,12 +11157,12 @@
           <w:tcPr>
             <w:tcW w:type="dxa" w:w="1769"/>
             <w:tcBorders>
-              <w:top w:val="single" w:color="BFBFBF" w:sz="3"/>
-              <w:left w:val="single" w:color="BFBFBF" w:sz="3"/>
-              <w:bottom w:val="single" w:color="BFBFBF" w:sz="3"/>
-              <w:right w:val="single" w:color="BFBFBF" w:sz="3"/>
-            </w:tcBorders>
-            <w:shd w:fill="EEF3FA" w:val="clear"/>
+              <w:top w:val="single" w:color="C7D6B0" w:sz="3"/>
+              <w:left w:val="single" w:color="C7D6B0" w:sz="3"/>
+              <w:bottom w:val="single" w:color="C7D6B0" w:sz="3"/>
+              <w:right w:val="single" w:color="C7D6B0" w:sz="3"/>
+            </w:tcBorders>
+            <w:shd w:fill="EEF4E1" w:val="clear"/>
             <w:tcMar>
               <w:top w:type="dxa" w:w="60"/>
               <w:left w:type="dxa" w:w="110"/>
@@ -9699,10 +11198,10 @@
           <w:tcPr>
             <w:tcW w:type="dxa" w:w="3717"/>
             <w:tcBorders>
-              <w:top w:val="single" w:color="BFBFBF" w:sz="3"/>
-              <w:left w:val="single" w:color="BFBFBF" w:sz="3"/>
-              <w:bottom w:val="single" w:color="BFBFBF" w:sz="3"/>
-              <w:right w:val="single" w:color="BFBFBF" w:sz="3"/>
+              <w:top w:val="single" w:color="C7D6B0" w:sz="3"/>
+              <w:left w:val="single" w:color="C7D6B0" w:sz="3"/>
+              <w:bottom w:val="single" w:color="C7D6B0" w:sz="3"/>
+              <w:right w:val="single" w:color="C7D6B0" w:sz="3"/>
             </w:tcBorders>
             <w:shd w:fill="FFFFFF" w:val="clear"/>
             <w:tcMar>
@@ -9735,10 +11234,10 @@
           <w:tcPr>
             <w:tcW w:type="dxa" w:w="1593"/>
             <w:tcBorders>
-              <w:top w:val="single" w:color="BFBFBF" w:sz="3"/>
-              <w:left w:val="single" w:color="BFBFBF" w:sz="3"/>
-              <w:bottom w:val="single" w:color="BFBFBF" w:sz="3"/>
-              <w:right w:val="single" w:color="BFBFBF" w:sz="3"/>
+              <w:top w:val="single" w:color="C7D6B0" w:sz="3"/>
+              <w:left w:val="single" w:color="C7D6B0" w:sz="3"/>
+              <w:bottom w:val="single" w:color="C7D6B0" w:sz="3"/>
+              <w:right w:val="single" w:color="C7D6B0" w:sz="3"/>
             </w:tcBorders>
             <w:shd w:fill="FFFFFF" w:val="clear"/>
             <w:tcMar>
@@ -9771,10 +11270,10 @@
           <w:tcPr>
             <w:tcW w:type="dxa" w:w="1947"/>
             <w:tcBorders>
-              <w:top w:val="single" w:color="BFBFBF" w:sz="3"/>
-              <w:left w:val="single" w:color="BFBFBF" w:sz="3"/>
-              <w:bottom w:val="single" w:color="BFBFBF" w:sz="3"/>
-              <w:right w:val="single" w:color="BFBFBF" w:sz="3"/>
+              <w:top w:val="single" w:color="C7D6B0" w:sz="3"/>
+              <w:left w:val="single" w:color="C7D6B0" w:sz="3"/>
+              <w:bottom w:val="single" w:color="C7D6B0" w:sz="3"/>
+              <w:right w:val="single" w:color="C7D6B0" w:sz="3"/>
             </w:tcBorders>
             <w:shd w:fill="FFFFFF" w:val="clear"/>
             <w:tcMar>
@@ -9807,10 +11306,10 @@
           <w:tcPr>
             <w:tcW w:type="dxa" w:w="1769"/>
             <w:tcBorders>
-              <w:top w:val="single" w:color="BFBFBF" w:sz="3"/>
-              <w:left w:val="single" w:color="BFBFBF" w:sz="3"/>
-              <w:bottom w:val="single" w:color="BFBFBF" w:sz="3"/>
-              <w:right w:val="single" w:color="BFBFBF" w:sz="3"/>
+              <w:top w:val="single" w:color="C7D6B0" w:sz="3"/>
+              <w:left w:val="single" w:color="C7D6B0" w:sz="3"/>
+              <w:bottom w:val="single" w:color="C7D6B0" w:sz="3"/>
+              <w:right w:val="single" w:color="C7D6B0" w:sz="3"/>
             </w:tcBorders>
             <w:shd w:fill="FFFFFF" w:val="clear"/>
             <w:tcMar>
@@ -9848,12 +11347,12 @@
           <w:tcPr>
             <w:tcW w:type="dxa" w:w="3717"/>
             <w:tcBorders>
-              <w:top w:val="single" w:color="BFBFBF" w:sz="3"/>
-              <w:left w:val="single" w:color="BFBFBF" w:sz="3"/>
-              <w:bottom w:val="single" w:color="BFBFBF" w:sz="3"/>
-              <w:right w:val="single" w:color="BFBFBF" w:sz="3"/>
-            </w:tcBorders>
-            <w:shd w:fill="EEF3FA" w:val="clear"/>
+              <w:top w:val="single" w:color="C7D6B0" w:sz="3"/>
+              <w:left w:val="single" w:color="C7D6B0" w:sz="3"/>
+              <w:bottom w:val="single" w:color="C7D6B0" w:sz="3"/>
+              <w:right w:val="single" w:color="C7D6B0" w:sz="3"/>
+            </w:tcBorders>
+            <w:shd w:fill="EEF4E1" w:val="clear"/>
             <w:tcMar>
               <w:top w:type="dxa" w:w="60"/>
               <w:left w:type="dxa" w:w="110"/>
@@ -9884,12 +11383,12 @@
           <w:tcPr>
             <w:tcW w:type="dxa" w:w="1593"/>
             <w:tcBorders>
-              <w:top w:val="single" w:color="BFBFBF" w:sz="3"/>
-              <w:left w:val="single" w:color="BFBFBF" w:sz="3"/>
-              <w:bottom w:val="single" w:color="BFBFBF" w:sz="3"/>
-              <w:right w:val="single" w:color="BFBFBF" w:sz="3"/>
-            </w:tcBorders>
-            <w:shd w:fill="EEF3FA" w:val="clear"/>
+              <w:top w:val="single" w:color="C7D6B0" w:sz="3"/>
+              <w:left w:val="single" w:color="C7D6B0" w:sz="3"/>
+              <w:bottom w:val="single" w:color="C7D6B0" w:sz="3"/>
+              <w:right w:val="single" w:color="C7D6B0" w:sz="3"/>
+            </w:tcBorders>
+            <w:shd w:fill="EEF4E1" w:val="clear"/>
             <w:tcMar>
               <w:top w:type="dxa" w:w="60"/>
               <w:left w:type="dxa" w:w="110"/>
@@ -9920,12 +11419,12 @@
           <w:tcPr>
             <w:tcW w:type="dxa" w:w="1947"/>
             <w:tcBorders>
-              <w:top w:val="single" w:color="BFBFBF" w:sz="3"/>
-              <w:left w:val="single" w:color="BFBFBF" w:sz="3"/>
-              <w:bottom w:val="single" w:color="BFBFBF" w:sz="3"/>
-              <w:right w:val="single" w:color="BFBFBF" w:sz="3"/>
-            </w:tcBorders>
-            <w:shd w:fill="EEF3FA" w:val="clear"/>
+              <w:top w:val="single" w:color="C7D6B0" w:sz="3"/>
+              <w:left w:val="single" w:color="C7D6B0" w:sz="3"/>
+              <w:bottom w:val="single" w:color="C7D6B0" w:sz="3"/>
+              <w:right w:val="single" w:color="C7D6B0" w:sz="3"/>
+            </w:tcBorders>
+            <w:shd w:fill="EEF4E1" w:val="clear"/>
             <w:tcMar>
               <w:top w:type="dxa" w:w="60"/>
               <w:left w:type="dxa" w:w="110"/>
@@ -9956,12 +11455,12 @@
           <w:tcPr>
             <w:tcW w:type="dxa" w:w="1769"/>
             <w:tcBorders>
-              <w:top w:val="single" w:color="BFBFBF" w:sz="3"/>
-              <w:left w:val="single" w:color="BFBFBF" w:sz="3"/>
-              <w:bottom w:val="single" w:color="BFBFBF" w:sz="3"/>
-              <w:right w:val="single" w:color="BFBFBF" w:sz="3"/>
-            </w:tcBorders>
-            <w:shd w:fill="EEF3FA" w:val="clear"/>
+              <w:top w:val="single" w:color="C7D6B0" w:sz="3"/>
+              <w:left w:val="single" w:color="C7D6B0" w:sz="3"/>
+              <w:bottom w:val="single" w:color="C7D6B0" w:sz="3"/>
+              <w:right w:val="single" w:color="C7D6B0" w:sz="3"/>
+            </w:tcBorders>
+            <w:shd w:fill="EEF4E1" w:val="clear"/>
             <w:tcMar>
               <w:top w:type="dxa" w:w="60"/>
               <w:left w:type="dxa" w:w="110"/>
@@ -9997,10 +11496,10 @@
           <w:tcPr>
             <w:tcW w:type="dxa" w:w="3717"/>
             <w:tcBorders>
-              <w:top w:val="single" w:color="BFBFBF" w:sz="3"/>
-              <w:left w:val="single" w:color="BFBFBF" w:sz="3"/>
-              <w:bottom w:val="single" w:color="BFBFBF" w:sz="3"/>
-              <w:right w:val="single" w:color="BFBFBF" w:sz="3"/>
+              <w:top w:val="single" w:color="C7D6B0" w:sz="3"/>
+              <w:left w:val="single" w:color="C7D6B0" w:sz="3"/>
+              <w:bottom w:val="single" w:color="C7D6B0" w:sz="3"/>
+              <w:right w:val="single" w:color="C7D6B0" w:sz="3"/>
             </w:tcBorders>
             <w:shd w:fill="FFFFFF" w:val="clear"/>
             <w:tcMar>
@@ -10033,10 +11532,10 @@
           <w:tcPr>
             <w:tcW w:type="dxa" w:w="1593"/>
             <w:tcBorders>
-              <w:top w:val="single" w:color="BFBFBF" w:sz="3"/>
-              <w:left w:val="single" w:color="BFBFBF" w:sz="3"/>
-              <w:bottom w:val="single" w:color="BFBFBF" w:sz="3"/>
-              <w:right w:val="single" w:color="BFBFBF" w:sz="3"/>
+              <w:top w:val="single" w:color="C7D6B0" w:sz="3"/>
+              <w:left w:val="single" w:color="C7D6B0" w:sz="3"/>
+              <w:bottom w:val="single" w:color="C7D6B0" w:sz="3"/>
+              <w:right w:val="single" w:color="C7D6B0" w:sz="3"/>
             </w:tcBorders>
             <w:shd w:fill="FFFFFF" w:val="clear"/>
             <w:tcMar>
@@ -10069,10 +11568,10 @@
           <w:tcPr>
             <w:tcW w:type="dxa" w:w="1947"/>
             <w:tcBorders>
-              <w:top w:val="single" w:color="BFBFBF" w:sz="3"/>
-              <w:left w:val="single" w:color="BFBFBF" w:sz="3"/>
-              <w:bottom w:val="single" w:color="BFBFBF" w:sz="3"/>
-              <w:right w:val="single" w:color="BFBFBF" w:sz="3"/>
+              <w:top w:val="single" w:color="C7D6B0" w:sz="3"/>
+              <w:left w:val="single" w:color="C7D6B0" w:sz="3"/>
+              <w:bottom w:val="single" w:color="C7D6B0" w:sz="3"/>
+              <w:right w:val="single" w:color="C7D6B0" w:sz="3"/>
             </w:tcBorders>
             <w:shd w:fill="FFFFFF" w:val="clear"/>
             <w:tcMar>
@@ -10105,10 +11604,10 @@
           <w:tcPr>
             <w:tcW w:type="dxa" w:w="1769"/>
             <w:tcBorders>
-              <w:top w:val="single" w:color="BFBFBF" w:sz="3"/>
-              <w:left w:val="single" w:color="BFBFBF" w:sz="3"/>
-              <w:bottom w:val="single" w:color="BFBFBF" w:sz="3"/>
-              <w:right w:val="single" w:color="BFBFBF" w:sz="3"/>
+              <w:top w:val="single" w:color="C7D6B0" w:sz="3"/>
+              <w:left w:val="single" w:color="C7D6B0" w:sz="3"/>
+              <w:bottom w:val="single" w:color="C7D6B0" w:sz="3"/>
+              <w:right w:val="single" w:color="C7D6B0" w:sz="3"/>
             </w:tcBorders>
             <w:shd w:fill="FFFFFF" w:val="clear"/>
             <w:tcMar>
@@ -10161,17 +11660,29 @@
     </w:p>
     <w:p>
       <w:pPr>
+        <w:pageBreakBefore/>
         <w:pBdr>
-          <w:bottom w:val="single" w:color="1F4E79" w:sz="14" w:space="4"/>
+          <w:bottom w:val="single" w:color="3F6B1B" w:sz="16" w:space="5"/>
         </w:pBdr>
-        <w:spacing w:after="150" w:before="320"/>
+        <w:spacing w:after="170" w:before="60"/>
       </w:pPr>
       <w:r>
         <w:rPr>
           <w:rFonts w:ascii="맑은 고딕" w:cs="맑은 고딕" w:eastAsia="맑은 고딕" w:hAnsi="맑은 고딕"/>
           <w:b/>
           <w:bCs/>
-          <w:color w:val="1F4E79"/>
+          <w:color w:val="82B84C"/>
+          <w:sz w:val="26"/>
+          <w:szCs w:val="26"/>
+        </w:rPr>
+        <w:t xml:space="preserve">▌ </w:t>
+      </w:r>
+      <w:r>
+        <w:rPr>
+          <w:rFonts w:ascii="맑은 고딕" w:cs="맑은 고딕" w:eastAsia="맑은 고딕" w:hAnsi="맑은 고딕"/>
+          <w:b/>
+          <w:bCs/>
+          <w:color w:val="3F6B1B"/>
           <w:sz w:val="26"/>
           <w:szCs w:val="26"/>
         </w:rPr>
@@ -10251,12 +11762,12 @@
           <w:tcPr>
             <w:tcW w:type="dxa" w:w="2257"/>
             <w:tcBorders>
-              <w:top w:val="single" w:color="BFBFBF" w:sz="3"/>
-              <w:left w:val="single" w:color="BFBFBF" w:sz="3"/>
-              <w:bottom w:val="single" w:color="BFBFBF" w:sz="3"/>
-              <w:right w:val="single" w:color="BFBFBF" w:sz="3"/>
-            </w:tcBorders>
-            <w:shd w:fill="1F4E79" w:val="clear"/>
+              <w:top w:val="single" w:color="C7D6B0" w:sz="3"/>
+              <w:left w:val="single" w:color="C7D6B0" w:sz="3"/>
+              <w:bottom w:val="single" w:color="C7D6B0" w:sz="3"/>
+              <w:right w:val="single" w:color="C7D6B0" w:sz="3"/>
+            </w:tcBorders>
+            <w:shd w:fill="4F7A2B" w:val="clear"/>
             <w:tcMar>
               <w:top w:type="dxa" w:w="60"/>
               <w:left w:type="dxa" w:w="110"/>
@@ -10287,12 +11798,12 @@
           <w:tcPr>
             <w:tcW w:type="dxa" w:w="2557"/>
             <w:tcBorders>
-              <w:top w:val="single" w:color="BFBFBF" w:sz="3"/>
-              <w:left w:val="single" w:color="BFBFBF" w:sz="3"/>
-              <w:bottom w:val="single" w:color="BFBFBF" w:sz="3"/>
-              <w:right w:val="single" w:color="BFBFBF" w:sz="3"/>
-            </w:tcBorders>
-            <w:shd w:fill="1F4E79" w:val="clear"/>
+              <w:top w:val="single" w:color="C7D6B0" w:sz="3"/>
+              <w:left w:val="single" w:color="C7D6B0" w:sz="3"/>
+              <w:bottom w:val="single" w:color="C7D6B0" w:sz="3"/>
+              <w:right w:val="single" w:color="C7D6B0" w:sz="3"/>
+            </w:tcBorders>
+            <w:shd w:fill="4F7A2B" w:val="clear"/>
             <w:tcMar>
               <w:top w:type="dxa" w:w="60"/>
               <w:left w:type="dxa" w:w="110"/>
@@ -10323,12 +11834,12 @@
           <w:tcPr>
             <w:tcW w:type="dxa" w:w="4212"/>
             <w:tcBorders>
-              <w:top w:val="single" w:color="BFBFBF" w:sz="3"/>
-              <w:left w:val="single" w:color="BFBFBF" w:sz="3"/>
-              <w:bottom w:val="single" w:color="BFBFBF" w:sz="3"/>
-              <w:right w:val="single" w:color="BFBFBF" w:sz="3"/>
-            </w:tcBorders>
-            <w:shd w:fill="1F4E79" w:val="clear"/>
+              <w:top w:val="single" w:color="C7D6B0" w:sz="3"/>
+              <w:left w:val="single" w:color="C7D6B0" w:sz="3"/>
+              <w:bottom w:val="single" w:color="C7D6B0" w:sz="3"/>
+              <w:right w:val="single" w:color="C7D6B0" w:sz="3"/>
+            </w:tcBorders>
+            <w:shd w:fill="4F7A2B" w:val="clear"/>
             <w:tcMar>
               <w:top w:type="dxa" w:w="60"/>
               <w:left w:type="dxa" w:w="110"/>
@@ -10364,10 +11875,10 @@
           <w:tcPr>
             <w:tcW w:type="dxa" w:w="2257"/>
             <w:tcBorders>
-              <w:top w:val="single" w:color="BFBFBF" w:sz="3"/>
-              <w:left w:val="single" w:color="BFBFBF" w:sz="3"/>
-              <w:bottom w:val="single" w:color="BFBFBF" w:sz="3"/>
-              <w:right w:val="single" w:color="BFBFBF" w:sz="3"/>
+              <w:top w:val="single" w:color="C7D6B0" w:sz="3"/>
+              <w:left w:val="single" w:color="C7D6B0" w:sz="3"/>
+              <w:bottom w:val="single" w:color="C7D6B0" w:sz="3"/>
+              <w:right w:val="single" w:color="C7D6B0" w:sz="3"/>
             </w:tcBorders>
             <w:shd w:fill="FFFFFF" w:val="clear"/>
             <w:tcMar>
@@ -10400,10 +11911,10 @@
           <w:tcPr>
             <w:tcW w:type="dxa" w:w="2557"/>
             <w:tcBorders>
-              <w:top w:val="single" w:color="BFBFBF" w:sz="3"/>
-              <w:left w:val="single" w:color="BFBFBF" w:sz="3"/>
-              <w:bottom w:val="single" w:color="BFBFBF" w:sz="3"/>
-              <w:right w:val="single" w:color="BFBFBF" w:sz="3"/>
+              <w:top w:val="single" w:color="C7D6B0" w:sz="3"/>
+              <w:left w:val="single" w:color="C7D6B0" w:sz="3"/>
+              <w:bottom w:val="single" w:color="C7D6B0" w:sz="3"/>
+              <w:right w:val="single" w:color="C7D6B0" w:sz="3"/>
             </w:tcBorders>
             <w:shd w:fill="FFFFFF" w:val="clear"/>
             <w:tcMar>
@@ -10436,10 +11947,10 @@
           <w:tcPr>
             <w:tcW w:type="dxa" w:w="4212"/>
             <w:tcBorders>
-              <w:top w:val="single" w:color="BFBFBF" w:sz="3"/>
-              <w:left w:val="single" w:color="BFBFBF" w:sz="3"/>
-              <w:bottom w:val="single" w:color="BFBFBF" w:sz="3"/>
-              <w:right w:val="single" w:color="BFBFBF" w:sz="3"/>
+              <w:top w:val="single" w:color="C7D6B0" w:sz="3"/>
+              <w:left w:val="single" w:color="C7D6B0" w:sz="3"/>
+              <w:bottom w:val="single" w:color="C7D6B0" w:sz="3"/>
+              <w:right w:val="single" w:color="C7D6B0" w:sz="3"/>
             </w:tcBorders>
             <w:shd w:fill="FFFFFF" w:val="clear"/>
             <w:tcMar>
@@ -10477,12 +11988,12 @@
           <w:tcPr>
             <w:tcW w:type="dxa" w:w="2257"/>
             <w:tcBorders>
-              <w:top w:val="single" w:color="BFBFBF" w:sz="3"/>
-              <w:left w:val="single" w:color="BFBFBF" w:sz="3"/>
-              <w:bottom w:val="single" w:color="BFBFBF" w:sz="3"/>
-              <w:right w:val="single" w:color="BFBFBF" w:sz="3"/>
-            </w:tcBorders>
-            <w:shd w:fill="EEF3FA" w:val="clear"/>
+              <w:top w:val="single" w:color="C7D6B0" w:sz="3"/>
+              <w:left w:val="single" w:color="C7D6B0" w:sz="3"/>
+              <w:bottom w:val="single" w:color="C7D6B0" w:sz="3"/>
+              <w:right w:val="single" w:color="C7D6B0" w:sz="3"/>
+            </w:tcBorders>
+            <w:shd w:fill="EEF4E1" w:val="clear"/>
             <w:tcMar>
               <w:top w:type="dxa" w:w="60"/>
               <w:left w:type="dxa" w:w="110"/>
@@ -10513,12 +12024,12 @@
           <w:tcPr>
             <w:tcW w:type="dxa" w:w="2557"/>
             <w:tcBorders>
-              <w:top w:val="single" w:color="BFBFBF" w:sz="3"/>
-              <w:left w:val="single" w:color="BFBFBF" w:sz="3"/>
-              <w:bottom w:val="single" w:color="BFBFBF" w:sz="3"/>
-              <w:right w:val="single" w:color="BFBFBF" w:sz="3"/>
-            </w:tcBorders>
-            <w:shd w:fill="EEF3FA" w:val="clear"/>
+              <w:top w:val="single" w:color="C7D6B0" w:sz="3"/>
+              <w:left w:val="single" w:color="C7D6B0" w:sz="3"/>
+              <w:bottom w:val="single" w:color="C7D6B0" w:sz="3"/>
+              <w:right w:val="single" w:color="C7D6B0" w:sz="3"/>
+            </w:tcBorders>
+            <w:shd w:fill="EEF4E1" w:val="clear"/>
             <w:tcMar>
               <w:top w:type="dxa" w:w="60"/>
               <w:left w:type="dxa" w:w="110"/>
@@ -10549,12 +12060,12 @@
           <w:tcPr>
             <w:tcW w:type="dxa" w:w="4212"/>
             <w:tcBorders>
-              <w:top w:val="single" w:color="BFBFBF" w:sz="3"/>
-              <w:left w:val="single" w:color="BFBFBF" w:sz="3"/>
-              <w:bottom w:val="single" w:color="BFBFBF" w:sz="3"/>
-              <w:right w:val="single" w:color="BFBFBF" w:sz="3"/>
-            </w:tcBorders>
-            <w:shd w:fill="EEF3FA" w:val="clear"/>
+              <w:top w:val="single" w:color="C7D6B0" w:sz="3"/>
+              <w:left w:val="single" w:color="C7D6B0" w:sz="3"/>
+              <w:bottom w:val="single" w:color="C7D6B0" w:sz="3"/>
+              <w:right w:val="single" w:color="C7D6B0" w:sz="3"/>
+            </w:tcBorders>
+            <w:shd w:fill="EEF4E1" w:val="clear"/>
             <w:tcMar>
               <w:top w:type="dxa" w:w="60"/>
               <w:left w:type="dxa" w:w="110"/>
@@ -10590,10 +12101,10 @@
           <w:tcPr>
             <w:tcW w:type="dxa" w:w="2257"/>
             <w:tcBorders>
-              <w:top w:val="single" w:color="BFBFBF" w:sz="3"/>
-              <w:left w:val="single" w:color="BFBFBF" w:sz="3"/>
-              <w:bottom w:val="single" w:color="BFBFBF" w:sz="3"/>
-              <w:right w:val="single" w:color="BFBFBF" w:sz="3"/>
+              <w:top w:val="single" w:color="C7D6B0" w:sz="3"/>
+              <w:left w:val="single" w:color="C7D6B0" w:sz="3"/>
+              <w:bottom w:val="single" w:color="C7D6B0" w:sz="3"/>
+              <w:right w:val="single" w:color="C7D6B0" w:sz="3"/>
             </w:tcBorders>
             <w:shd w:fill="FFFFFF" w:val="clear"/>
             <w:tcMar>
@@ -10626,10 +12137,10 @@
           <w:tcPr>
             <w:tcW w:type="dxa" w:w="2557"/>
             <w:tcBorders>
-              <w:top w:val="single" w:color="BFBFBF" w:sz="3"/>
-              <w:left w:val="single" w:color="BFBFBF" w:sz="3"/>
-              <w:bottom w:val="single" w:color="BFBFBF" w:sz="3"/>
-              <w:right w:val="single" w:color="BFBFBF" w:sz="3"/>
+              <w:top w:val="single" w:color="C7D6B0" w:sz="3"/>
+              <w:left w:val="single" w:color="C7D6B0" w:sz="3"/>
+              <w:bottom w:val="single" w:color="C7D6B0" w:sz="3"/>
+              <w:right w:val="single" w:color="C7D6B0" w:sz="3"/>
             </w:tcBorders>
             <w:shd w:fill="FFFFFF" w:val="clear"/>
             <w:tcMar>
@@ -10662,10 +12173,10 @@
           <w:tcPr>
             <w:tcW w:type="dxa" w:w="4212"/>
             <w:tcBorders>
-              <w:top w:val="single" w:color="BFBFBF" w:sz="3"/>
-              <w:left w:val="single" w:color="BFBFBF" w:sz="3"/>
-              <w:bottom w:val="single" w:color="BFBFBF" w:sz="3"/>
-              <w:right w:val="single" w:color="BFBFBF" w:sz="3"/>
+              <w:top w:val="single" w:color="C7D6B0" w:sz="3"/>
+              <w:left w:val="single" w:color="C7D6B0" w:sz="3"/>
+              <w:bottom w:val="single" w:color="C7D6B0" w:sz="3"/>
+              <w:right w:val="single" w:color="C7D6B0" w:sz="3"/>
             </w:tcBorders>
             <w:shd w:fill="FFFFFF" w:val="clear"/>
             <w:tcMar>
@@ -10703,12 +12214,12 @@
           <w:tcPr>
             <w:tcW w:type="dxa" w:w="2257"/>
             <w:tcBorders>
-              <w:top w:val="single" w:color="BFBFBF" w:sz="3"/>
-              <w:left w:val="single" w:color="BFBFBF" w:sz="3"/>
-              <w:bottom w:val="single" w:color="BFBFBF" w:sz="3"/>
-              <w:right w:val="single" w:color="BFBFBF" w:sz="3"/>
-            </w:tcBorders>
-            <w:shd w:fill="EEF3FA" w:val="clear"/>
+              <w:top w:val="single" w:color="C7D6B0" w:sz="3"/>
+              <w:left w:val="single" w:color="C7D6B0" w:sz="3"/>
+              <w:bottom w:val="single" w:color="C7D6B0" w:sz="3"/>
+              <w:right w:val="single" w:color="C7D6B0" w:sz="3"/>
+            </w:tcBorders>
+            <w:shd w:fill="EEF4E1" w:val="clear"/>
             <w:tcMar>
               <w:top w:type="dxa" w:w="60"/>
               <w:left w:type="dxa" w:w="110"/>
@@ -10739,12 +12250,12 @@
           <w:tcPr>
             <w:tcW w:type="dxa" w:w="2557"/>
             <w:tcBorders>
-              <w:top w:val="single" w:color="BFBFBF" w:sz="3"/>
-              <w:left w:val="single" w:color="BFBFBF" w:sz="3"/>
-              <w:bottom w:val="single" w:color="BFBFBF" w:sz="3"/>
-              <w:right w:val="single" w:color="BFBFBF" w:sz="3"/>
-            </w:tcBorders>
-            <w:shd w:fill="EEF3FA" w:val="clear"/>
+              <w:top w:val="single" w:color="C7D6B0" w:sz="3"/>
+              <w:left w:val="single" w:color="C7D6B0" w:sz="3"/>
+              <w:bottom w:val="single" w:color="C7D6B0" w:sz="3"/>
+              <w:right w:val="single" w:color="C7D6B0" w:sz="3"/>
+            </w:tcBorders>
+            <w:shd w:fill="EEF4E1" w:val="clear"/>
             <w:tcMar>
               <w:top w:type="dxa" w:w="60"/>
               <w:left w:type="dxa" w:w="110"/>
@@ -10775,12 +12286,12 @@
           <w:tcPr>
             <w:tcW w:type="dxa" w:w="4212"/>
             <w:tcBorders>
-              <w:top w:val="single" w:color="BFBFBF" w:sz="3"/>
-              <w:left w:val="single" w:color="BFBFBF" w:sz="3"/>
-              <w:bottom w:val="single" w:color="BFBFBF" w:sz="3"/>
-              <w:right w:val="single" w:color="BFBFBF" w:sz="3"/>
-            </w:tcBorders>
-            <w:shd w:fill="EEF3FA" w:val="clear"/>
+              <w:top w:val="single" w:color="C7D6B0" w:sz="3"/>
+              <w:left w:val="single" w:color="C7D6B0" w:sz="3"/>
+              <w:bottom w:val="single" w:color="C7D6B0" w:sz="3"/>
+              <w:right w:val="single" w:color="C7D6B0" w:sz="3"/>
+            </w:tcBorders>
+            <w:shd w:fill="EEF4E1" w:val="clear"/>
             <w:tcMar>
               <w:top w:type="dxa" w:w="60"/>
               <w:left w:type="dxa" w:w="110"/>
@@ -10816,10 +12327,10 @@
           <w:tcPr>
             <w:tcW w:type="dxa" w:w="2257"/>
             <w:tcBorders>
-              <w:top w:val="single" w:color="BFBFBF" w:sz="3"/>
-              <w:left w:val="single" w:color="BFBFBF" w:sz="3"/>
-              <w:bottom w:val="single" w:color="BFBFBF" w:sz="3"/>
-              <w:right w:val="single" w:color="BFBFBF" w:sz="3"/>
+              <w:top w:val="single" w:color="C7D6B0" w:sz="3"/>
+              <w:left w:val="single" w:color="C7D6B0" w:sz="3"/>
+              <w:bottom w:val="single" w:color="C7D6B0" w:sz="3"/>
+              <w:right w:val="single" w:color="C7D6B0" w:sz="3"/>
             </w:tcBorders>
             <w:shd w:fill="FFFFFF" w:val="clear"/>
             <w:tcMar>
@@ -10852,10 +12363,10 @@
           <w:tcPr>
             <w:tcW w:type="dxa" w:w="2557"/>
             <w:tcBorders>
-              <w:top w:val="single" w:color="BFBFBF" w:sz="3"/>
-              <w:left w:val="single" w:color="BFBFBF" w:sz="3"/>
-              <w:bottom w:val="single" w:color="BFBFBF" w:sz="3"/>
-              <w:right w:val="single" w:color="BFBFBF" w:sz="3"/>
+              <w:top w:val="single" w:color="C7D6B0" w:sz="3"/>
+              <w:left w:val="single" w:color="C7D6B0" w:sz="3"/>
+              <w:bottom w:val="single" w:color="C7D6B0" w:sz="3"/>
+              <w:right w:val="single" w:color="C7D6B0" w:sz="3"/>
             </w:tcBorders>
             <w:shd w:fill="FFFFFF" w:val="clear"/>
             <w:tcMar>
@@ -10888,10 +12399,10 @@
           <w:tcPr>
             <w:tcW w:type="dxa" w:w="4212"/>
             <w:tcBorders>
-              <w:top w:val="single" w:color="BFBFBF" w:sz="3"/>
-              <w:left w:val="single" w:color="BFBFBF" w:sz="3"/>
-              <w:bottom w:val="single" w:color="BFBFBF" w:sz="3"/>
-              <w:right w:val="single" w:color="BFBFBF" w:sz="3"/>
+              <w:top w:val="single" w:color="C7D6B0" w:sz="3"/>
+              <w:left w:val="single" w:color="C7D6B0" w:sz="3"/>
+              <w:bottom w:val="single" w:color="C7D6B0" w:sz="3"/>
+              <w:right w:val="single" w:color="C7D6B0" w:sz="3"/>
             </w:tcBorders>
             <w:shd w:fill="FFFFFF" w:val="clear"/>
             <w:tcMar>
@@ -10929,12 +12440,12 @@
           <w:tcPr>
             <w:tcW w:type="dxa" w:w="2257"/>
             <w:tcBorders>
-              <w:top w:val="single" w:color="BFBFBF" w:sz="3"/>
-              <w:left w:val="single" w:color="BFBFBF" w:sz="3"/>
-              <w:bottom w:val="single" w:color="BFBFBF" w:sz="3"/>
-              <w:right w:val="single" w:color="BFBFBF" w:sz="3"/>
-            </w:tcBorders>
-            <w:shd w:fill="EEF3FA" w:val="clear"/>
+              <w:top w:val="single" w:color="C7D6B0" w:sz="3"/>
+              <w:left w:val="single" w:color="C7D6B0" w:sz="3"/>
+              <w:bottom w:val="single" w:color="C7D6B0" w:sz="3"/>
+              <w:right w:val="single" w:color="C7D6B0" w:sz="3"/>
+            </w:tcBorders>
+            <w:shd w:fill="EEF4E1" w:val="clear"/>
             <w:tcMar>
               <w:top w:type="dxa" w:w="60"/>
               <w:left w:type="dxa" w:w="110"/>
@@ -10965,12 +12476,12 @@
           <w:tcPr>
             <w:tcW w:type="dxa" w:w="2557"/>
             <w:tcBorders>
-              <w:top w:val="single" w:color="BFBFBF" w:sz="3"/>
-              <w:left w:val="single" w:color="BFBFBF" w:sz="3"/>
-              <w:bottom w:val="single" w:color="BFBFBF" w:sz="3"/>
-              <w:right w:val="single" w:color="BFBFBF" w:sz="3"/>
-            </w:tcBorders>
-            <w:shd w:fill="EEF3FA" w:val="clear"/>
+              <w:top w:val="single" w:color="C7D6B0" w:sz="3"/>
+              <w:left w:val="single" w:color="C7D6B0" w:sz="3"/>
+              <w:bottom w:val="single" w:color="C7D6B0" w:sz="3"/>
+              <w:right w:val="single" w:color="C7D6B0" w:sz="3"/>
+            </w:tcBorders>
+            <w:shd w:fill="EEF4E1" w:val="clear"/>
             <w:tcMar>
               <w:top w:type="dxa" w:w="60"/>
               <w:left w:type="dxa" w:w="110"/>
@@ -11001,12 +12512,12 @@
           <w:tcPr>
             <w:tcW w:type="dxa" w:w="4212"/>
             <w:tcBorders>
-              <w:top w:val="single" w:color="BFBFBF" w:sz="3"/>
-              <w:left w:val="single" w:color="BFBFBF" w:sz="3"/>
-              <w:bottom w:val="single" w:color="BFBFBF" w:sz="3"/>
-              <w:right w:val="single" w:color="BFBFBF" w:sz="3"/>
-            </w:tcBorders>
-            <w:shd w:fill="EEF3FA" w:val="clear"/>
+              <w:top w:val="single" w:color="C7D6B0" w:sz="3"/>
+              <w:left w:val="single" w:color="C7D6B0" w:sz="3"/>
+              <w:bottom w:val="single" w:color="C7D6B0" w:sz="3"/>
+              <w:right w:val="single" w:color="C7D6B0" w:sz="3"/>
+            </w:tcBorders>
+            <w:shd w:fill="EEF4E1" w:val="clear"/>
             <w:tcMar>
               <w:top w:type="dxa" w:w="60"/>
               <w:left w:type="dxa" w:w="110"/>
@@ -11042,10 +12553,10 @@
           <w:tcPr>
             <w:tcW w:type="dxa" w:w="2257"/>
             <w:tcBorders>
-              <w:top w:val="single" w:color="BFBFBF" w:sz="3"/>
-              <w:left w:val="single" w:color="BFBFBF" w:sz="3"/>
-              <w:bottom w:val="single" w:color="BFBFBF" w:sz="3"/>
-              <w:right w:val="single" w:color="BFBFBF" w:sz="3"/>
+              <w:top w:val="single" w:color="C7D6B0" w:sz="3"/>
+              <w:left w:val="single" w:color="C7D6B0" w:sz="3"/>
+              <w:bottom w:val="single" w:color="C7D6B0" w:sz="3"/>
+              <w:right w:val="single" w:color="C7D6B0" w:sz="3"/>
             </w:tcBorders>
             <w:shd w:fill="FFFFFF" w:val="clear"/>
             <w:tcMar>
@@ -11078,10 +12589,10 @@
           <w:tcPr>
             <w:tcW w:type="dxa" w:w="2557"/>
             <w:tcBorders>
-              <w:top w:val="single" w:color="BFBFBF" w:sz="3"/>
-              <w:left w:val="single" w:color="BFBFBF" w:sz="3"/>
-              <w:bottom w:val="single" w:color="BFBFBF" w:sz="3"/>
-              <w:right w:val="single" w:color="BFBFBF" w:sz="3"/>
+              <w:top w:val="single" w:color="C7D6B0" w:sz="3"/>
+              <w:left w:val="single" w:color="C7D6B0" w:sz="3"/>
+              <w:bottom w:val="single" w:color="C7D6B0" w:sz="3"/>
+              <w:right w:val="single" w:color="C7D6B0" w:sz="3"/>
             </w:tcBorders>
             <w:shd w:fill="FFFFFF" w:val="clear"/>
             <w:tcMar>
@@ -11114,10 +12625,10 @@
           <w:tcPr>
             <w:tcW w:type="dxa" w:w="4212"/>
             <w:tcBorders>
-              <w:top w:val="single" w:color="BFBFBF" w:sz="3"/>
-              <w:left w:val="single" w:color="BFBFBF" w:sz="3"/>
-              <w:bottom w:val="single" w:color="BFBFBF" w:sz="3"/>
-              <w:right w:val="single" w:color="BFBFBF" w:sz="3"/>
+              <w:top w:val="single" w:color="C7D6B0" w:sz="3"/>
+              <w:left w:val="single" w:color="C7D6B0" w:sz="3"/>
+              <w:bottom w:val="single" w:color="C7D6B0" w:sz="3"/>
+              <w:right w:val="single" w:color="C7D6B0" w:sz="3"/>
             </w:tcBorders>
             <w:shd w:fill="FFFFFF" w:val="clear"/>
             <w:tcMar>
@@ -11170,17 +12681,29 @@
     </w:p>
     <w:p>
       <w:pPr>
+        <w:pageBreakBefore/>
         <w:pBdr>
-          <w:bottom w:val="single" w:color="1F4E79" w:sz="14" w:space="4"/>
+          <w:bottom w:val="single" w:color="3F6B1B" w:sz="16" w:space="5"/>
         </w:pBdr>
-        <w:spacing w:after="150" w:before="320"/>
+        <w:spacing w:after="170" w:before="60"/>
       </w:pPr>
       <w:r>
         <w:rPr>
           <w:rFonts w:ascii="맑은 고딕" w:cs="맑은 고딕" w:eastAsia="맑은 고딕" w:hAnsi="맑은 고딕"/>
           <w:b/>
           <w:bCs/>
-          <w:color w:val="1F4E79"/>
+          <w:color w:val="82B84C"/>
+          <w:sz w:val="26"/>
+          <w:szCs w:val="26"/>
+        </w:rPr>
+        <w:t xml:space="preserve">▌ </w:t>
+      </w:r>
+      <w:r>
+        <w:rPr>
+          <w:rFonts w:ascii="맑은 고딕" w:cs="맑은 고딕" w:eastAsia="맑은 고딕" w:hAnsi="맑은 고딕"/>
+          <w:b/>
+          <w:bCs/>
+          <w:color w:val="3F6B1B"/>
           <w:sz w:val="26"/>
           <w:szCs w:val="26"/>
         </w:rPr>
@@ -11227,12 +12750,12 @@
           <w:tcPr>
             <w:tcW w:type="dxa" w:w="1989"/>
             <w:tcBorders>
-              <w:top w:val="single" w:color="BFBFBF" w:sz="3"/>
-              <w:left w:val="single" w:color="BFBFBF" w:sz="3"/>
-              <w:bottom w:val="single" w:color="BFBFBF" w:sz="3"/>
-              <w:right w:val="single" w:color="BFBFBF" w:sz="3"/>
-            </w:tcBorders>
-            <w:shd w:fill="1F4E79" w:val="clear"/>
+              <w:top w:val="single" w:color="C7D6B0" w:sz="3"/>
+              <w:left w:val="single" w:color="C7D6B0" w:sz="3"/>
+              <w:bottom w:val="single" w:color="C7D6B0" w:sz="3"/>
+              <w:right w:val="single" w:color="C7D6B0" w:sz="3"/>
+            </w:tcBorders>
+            <w:shd w:fill="4F7A2B" w:val="clear"/>
             <w:tcMar>
               <w:top w:type="dxa" w:w="60"/>
               <w:left w:type="dxa" w:w="110"/>
@@ -11263,12 +12786,12 @@
           <w:tcPr>
             <w:tcW w:type="dxa" w:w="1989"/>
             <w:tcBorders>
-              <w:top w:val="single" w:color="BFBFBF" w:sz="3"/>
-              <w:left w:val="single" w:color="BFBFBF" w:sz="3"/>
-              <w:bottom w:val="single" w:color="BFBFBF" w:sz="3"/>
-              <w:right w:val="single" w:color="BFBFBF" w:sz="3"/>
-            </w:tcBorders>
-            <w:shd w:fill="1F4E79" w:val="clear"/>
+              <w:top w:val="single" w:color="C7D6B0" w:sz="3"/>
+              <w:left w:val="single" w:color="C7D6B0" w:sz="3"/>
+              <w:bottom w:val="single" w:color="C7D6B0" w:sz="3"/>
+              <w:right w:val="single" w:color="C7D6B0" w:sz="3"/>
+            </w:tcBorders>
+            <w:shd w:fill="4F7A2B" w:val="clear"/>
             <w:tcMar>
               <w:top w:type="dxa" w:w="60"/>
               <w:left w:type="dxa" w:w="110"/>
@@ -11299,12 +12822,12 @@
           <w:tcPr>
             <w:tcW w:type="dxa" w:w="5048"/>
             <w:tcBorders>
-              <w:top w:val="single" w:color="BFBFBF" w:sz="3"/>
-              <w:left w:val="single" w:color="BFBFBF" w:sz="3"/>
-              <w:bottom w:val="single" w:color="BFBFBF" w:sz="3"/>
-              <w:right w:val="single" w:color="BFBFBF" w:sz="3"/>
-            </w:tcBorders>
-            <w:shd w:fill="1F4E79" w:val="clear"/>
+              <w:top w:val="single" w:color="C7D6B0" w:sz="3"/>
+              <w:left w:val="single" w:color="C7D6B0" w:sz="3"/>
+              <w:bottom w:val="single" w:color="C7D6B0" w:sz="3"/>
+              <w:right w:val="single" w:color="C7D6B0" w:sz="3"/>
+            </w:tcBorders>
+            <w:shd w:fill="4F7A2B" w:val="clear"/>
             <w:tcMar>
               <w:top w:type="dxa" w:w="60"/>
               <w:left w:type="dxa" w:w="110"/>
@@ -11340,10 +12863,10 @@
           <w:tcPr>
             <w:tcW w:type="dxa" w:w="1989"/>
             <w:tcBorders>
-              <w:top w:val="single" w:color="BFBFBF" w:sz="3"/>
-              <w:left w:val="single" w:color="BFBFBF" w:sz="3"/>
-              <w:bottom w:val="single" w:color="BFBFBF" w:sz="3"/>
-              <w:right w:val="single" w:color="BFBFBF" w:sz="3"/>
+              <w:top w:val="single" w:color="C7D6B0" w:sz="3"/>
+              <w:left w:val="single" w:color="C7D6B0" w:sz="3"/>
+              <w:bottom w:val="single" w:color="C7D6B0" w:sz="3"/>
+              <w:right w:val="single" w:color="C7D6B0" w:sz="3"/>
             </w:tcBorders>
             <w:shd w:fill="FFFFFF" w:val="clear"/>
             <w:tcMar>
@@ -11376,10 +12899,10 @@
           <w:tcPr>
             <w:tcW w:type="dxa" w:w="1989"/>
             <w:tcBorders>
-              <w:top w:val="single" w:color="BFBFBF" w:sz="3"/>
-              <w:left w:val="single" w:color="BFBFBF" w:sz="3"/>
-              <w:bottom w:val="single" w:color="BFBFBF" w:sz="3"/>
-              <w:right w:val="single" w:color="BFBFBF" w:sz="3"/>
+              <w:top w:val="single" w:color="C7D6B0" w:sz="3"/>
+              <w:left w:val="single" w:color="C7D6B0" w:sz="3"/>
+              <w:bottom w:val="single" w:color="C7D6B0" w:sz="3"/>
+              <w:right w:val="single" w:color="C7D6B0" w:sz="3"/>
             </w:tcBorders>
             <w:shd w:fill="FFFFFF" w:val="clear"/>
             <w:tcMar>
@@ -11412,10 +12935,10 @@
           <w:tcPr>
             <w:tcW w:type="dxa" w:w="5048"/>
             <w:tcBorders>
-              <w:top w:val="single" w:color="BFBFBF" w:sz="3"/>
-              <w:left w:val="single" w:color="BFBFBF" w:sz="3"/>
-              <w:bottom w:val="single" w:color="BFBFBF" w:sz="3"/>
-              <w:right w:val="single" w:color="BFBFBF" w:sz="3"/>
+              <w:top w:val="single" w:color="C7D6B0" w:sz="3"/>
+              <w:left w:val="single" w:color="C7D6B0" w:sz="3"/>
+              <w:bottom w:val="single" w:color="C7D6B0" w:sz="3"/>
+              <w:right w:val="single" w:color="C7D6B0" w:sz="3"/>
             </w:tcBorders>
             <w:shd w:fill="FFFFFF" w:val="clear"/>
             <w:tcMar>
@@ -11453,12 +12976,12 @@
           <w:tcPr>
             <w:tcW w:type="dxa" w:w="1989"/>
             <w:tcBorders>
-              <w:top w:val="single" w:color="BFBFBF" w:sz="3"/>
-              <w:left w:val="single" w:color="BFBFBF" w:sz="3"/>
-              <w:bottom w:val="single" w:color="BFBFBF" w:sz="3"/>
-              <w:right w:val="single" w:color="BFBFBF" w:sz="3"/>
-            </w:tcBorders>
-            <w:shd w:fill="EEF3FA" w:val="clear"/>
+              <w:top w:val="single" w:color="C7D6B0" w:sz="3"/>
+              <w:left w:val="single" w:color="C7D6B0" w:sz="3"/>
+              <w:bottom w:val="single" w:color="C7D6B0" w:sz="3"/>
+              <w:right w:val="single" w:color="C7D6B0" w:sz="3"/>
+            </w:tcBorders>
+            <w:shd w:fill="EEF4E1" w:val="clear"/>
             <w:tcMar>
               <w:top w:type="dxa" w:w="60"/>
               <w:left w:type="dxa" w:w="110"/>
@@ -11489,12 +13012,12 @@
           <w:tcPr>
             <w:tcW w:type="dxa" w:w="1989"/>
             <w:tcBorders>
-              <w:top w:val="single" w:color="BFBFBF" w:sz="3"/>
-              <w:left w:val="single" w:color="BFBFBF" w:sz="3"/>
-              <w:bottom w:val="single" w:color="BFBFBF" w:sz="3"/>
-              <w:right w:val="single" w:color="BFBFBF" w:sz="3"/>
-            </w:tcBorders>
-            <w:shd w:fill="EEF3FA" w:val="clear"/>
+              <w:top w:val="single" w:color="C7D6B0" w:sz="3"/>
+              <w:left w:val="single" w:color="C7D6B0" w:sz="3"/>
+              <w:bottom w:val="single" w:color="C7D6B0" w:sz="3"/>
+              <w:right w:val="single" w:color="C7D6B0" w:sz="3"/>
+            </w:tcBorders>
+            <w:shd w:fill="EEF4E1" w:val="clear"/>
             <w:tcMar>
               <w:top w:type="dxa" w:w="60"/>
               <w:left w:type="dxa" w:w="110"/>
@@ -11525,12 +13048,12 @@
           <w:tcPr>
             <w:tcW w:type="dxa" w:w="5048"/>
             <w:tcBorders>
-              <w:top w:val="single" w:color="BFBFBF" w:sz="3"/>
-              <w:left w:val="single" w:color="BFBFBF" w:sz="3"/>
-              <w:bottom w:val="single" w:color="BFBFBF" w:sz="3"/>
-              <w:right w:val="single" w:color="BFBFBF" w:sz="3"/>
-            </w:tcBorders>
-            <w:shd w:fill="EEF3FA" w:val="clear"/>
+              <w:top w:val="single" w:color="C7D6B0" w:sz="3"/>
+              <w:left w:val="single" w:color="C7D6B0" w:sz="3"/>
+              <w:bottom w:val="single" w:color="C7D6B0" w:sz="3"/>
+              <w:right w:val="single" w:color="C7D6B0" w:sz="3"/>
+            </w:tcBorders>
+            <w:shd w:fill="EEF4E1" w:val="clear"/>
             <w:tcMar>
               <w:top w:type="dxa" w:w="60"/>
               <w:left w:type="dxa" w:w="110"/>
@@ -11566,10 +13089,10 @@
           <w:tcPr>
             <w:tcW w:type="dxa" w:w="1989"/>
             <w:tcBorders>
-              <w:top w:val="single" w:color="BFBFBF" w:sz="3"/>
-              <w:left w:val="single" w:color="BFBFBF" w:sz="3"/>
-              <w:bottom w:val="single" w:color="BFBFBF" w:sz="3"/>
-              <w:right w:val="single" w:color="BFBFBF" w:sz="3"/>
+              <w:top w:val="single" w:color="C7D6B0" w:sz="3"/>
+              <w:left w:val="single" w:color="C7D6B0" w:sz="3"/>
+              <w:bottom w:val="single" w:color="C7D6B0" w:sz="3"/>
+              <w:right w:val="single" w:color="C7D6B0" w:sz="3"/>
             </w:tcBorders>
             <w:shd w:fill="FFFFFF" w:val="clear"/>
             <w:tcMar>
@@ -11602,10 +13125,10 @@
           <w:tcPr>
             <w:tcW w:type="dxa" w:w="1989"/>
             <w:tcBorders>
-              <w:top w:val="single" w:color="BFBFBF" w:sz="3"/>
-              <w:left w:val="single" w:color="BFBFBF" w:sz="3"/>
-              <w:bottom w:val="single" w:color="BFBFBF" w:sz="3"/>
-              <w:right w:val="single" w:color="BFBFBF" w:sz="3"/>
+              <w:top w:val="single" w:color="C7D6B0" w:sz="3"/>
+              <w:left w:val="single" w:color="C7D6B0" w:sz="3"/>
+              <w:bottom w:val="single" w:color="C7D6B0" w:sz="3"/>
+              <w:right w:val="single" w:color="C7D6B0" w:sz="3"/>
             </w:tcBorders>
             <w:shd w:fill="FFFFFF" w:val="clear"/>
             <w:tcMar>
@@ -11638,10 +13161,10 @@
           <w:tcPr>
             <w:tcW w:type="dxa" w:w="5048"/>
             <w:tcBorders>
-              <w:top w:val="single" w:color="BFBFBF" w:sz="3"/>
-              <w:left w:val="single" w:color="BFBFBF" w:sz="3"/>
-              <w:bottom w:val="single" w:color="BFBFBF" w:sz="3"/>
-              <w:right w:val="single" w:color="BFBFBF" w:sz="3"/>
+              <w:top w:val="single" w:color="C7D6B0" w:sz="3"/>
+              <w:left w:val="single" w:color="C7D6B0" w:sz="3"/>
+              <w:bottom w:val="single" w:color="C7D6B0" w:sz="3"/>
+              <w:right w:val="single" w:color="C7D6B0" w:sz="3"/>
             </w:tcBorders>
             <w:shd w:fill="FFFFFF" w:val="clear"/>
             <w:tcMar>
@@ -11679,12 +13202,12 @@
           <w:tcPr>
             <w:tcW w:type="dxa" w:w="1989"/>
             <w:tcBorders>
-              <w:top w:val="single" w:color="BFBFBF" w:sz="3"/>
-              <w:left w:val="single" w:color="BFBFBF" w:sz="3"/>
-              <w:bottom w:val="single" w:color="BFBFBF" w:sz="3"/>
-              <w:right w:val="single" w:color="BFBFBF" w:sz="3"/>
-            </w:tcBorders>
-            <w:shd w:fill="EEF3FA" w:val="clear"/>
+              <w:top w:val="single" w:color="C7D6B0" w:sz="3"/>
+              <w:left w:val="single" w:color="C7D6B0" w:sz="3"/>
+              <w:bottom w:val="single" w:color="C7D6B0" w:sz="3"/>
+              <w:right w:val="single" w:color="C7D6B0" w:sz="3"/>
+            </w:tcBorders>
+            <w:shd w:fill="EEF4E1" w:val="clear"/>
             <w:tcMar>
               <w:top w:type="dxa" w:w="60"/>
               <w:left w:type="dxa" w:w="110"/>
@@ -11715,12 +13238,12 @@
           <w:tcPr>
             <w:tcW w:type="dxa" w:w="1989"/>
             <w:tcBorders>
-              <w:top w:val="single" w:color="BFBFBF" w:sz="3"/>
-              <w:left w:val="single" w:color="BFBFBF" w:sz="3"/>
-              <w:bottom w:val="single" w:color="BFBFBF" w:sz="3"/>
-              <w:right w:val="single" w:color="BFBFBF" w:sz="3"/>
-            </w:tcBorders>
-            <w:shd w:fill="EEF3FA" w:val="clear"/>
+              <w:top w:val="single" w:color="C7D6B0" w:sz="3"/>
+              <w:left w:val="single" w:color="C7D6B0" w:sz="3"/>
+              <w:bottom w:val="single" w:color="C7D6B0" w:sz="3"/>
+              <w:right w:val="single" w:color="C7D6B0" w:sz="3"/>
+            </w:tcBorders>
+            <w:shd w:fill="EEF4E1" w:val="clear"/>
             <w:tcMar>
               <w:top w:type="dxa" w:w="60"/>
               <w:left w:type="dxa" w:w="110"/>
@@ -11751,12 +13274,12 @@
           <w:tcPr>
             <w:tcW w:type="dxa" w:w="5048"/>
             <w:tcBorders>
-              <w:top w:val="single" w:color="BFBFBF" w:sz="3"/>
-              <w:left w:val="single" w:color="BFBFBF" w:sz="3"/>
-              <w:bottom w:val="single" w:color="BFBFBF" w:sz="3"/>
-              <w:right w:val="single" w:color="BFBFBF" w:sz="3"/>
-            </w:tcBorders>
-            <w:shd w:fill="EEF3FA" w:val="clear"/>
+              <w:top w:val="single" w:color="C7D6B0" w:sz="3"/>
+              <w:left w:val="single" w:color="C7D6B0" w:sz="3"/>
+              <w:bottom w:val="single" w:color="C7D6B0" w:sz="3"/>
+              <w:right w:val="single" w:color="C7D6B0" w:sz="3"/>
+            </w:tcBorders>
+            <w:shd w:fill="EEF4E1" w:val="clear"/>
             <w:tcMar>
               <w:top w:type="dxa" w:w="60"/>
               <w:left w:type="dxa" w:w="110"/>
@@ -11807,17 +13330,29 @@
     </w:p>
     <w:p>
       <w:pPr>
+        <w:pageBreakBefore/>
         <w:pBdr>
-          <w:bottom w:val="single" w:color="1F4E79" w:sz="14" w:space="4"/>
+          <w:bottom w:val="single" w:color="3F6B1B" w:sz="16" w:space="5"/>
         </w:pBdr>
-        <w:spacing w:after="150" w:before="320"/>
+        <w:spacing w:after="170" w:before="60"/>
       </w:pPr>
       <w:r>
         <w:rPr>
           <w:rFonts w:ascii="맑은 고딕" w:cs="맑은 고딕" w:eastAsia="맑은 고딕" w:hAnsi="맑은 고딕"/>
           <w:b/>
           <w:bCs/>
-          <w:color w:val="1F4E79"/>
+          <w:color w:val="82B84C"/>
+          <w:sz w:val="26"/>
+          <w:szCs w:val="26"/>
+        </w:rPr>
+        <w:t xml:space="preserve">▌ </w:t>
+      </w:r>
+      <w:r>
+        <w:rPr>
+          <w:rFonts w:ascii="맑은 고딕" w:cs="맑은 고딕" w:eastAsia="맑은 고딕" w:hAnsi="맑은 고딕"/>
+          <w:b/>
+          <w:bCs/>
+          <w:color w:val="3F6B1B"/>
           <w:sz w:val="26"/>
           <w:szCs w:val="26"/>
         </w:rPr>
@@ -11856,17 +13391,29 @@
     </w:p>
     <w:p>
       <w:pPr>
+        <w:pageBreakBefore/>
         <w:pBdr>
-          <w:bottom w:val="single" w:color="1F4E79" w:sz="14" w:space="4"/>
+          <w:bottom w:val="single" w:color="3F6B1B" w:sz="16" w:space="5"/>
         </w:pBdr>
-        <w:spacing w:after="150" w:before="320"/>
+        <w:spacing w:after="170" w:before="60"/>
       </w:pPr>
       <w:r>
         <w:rPr>
           <w:rFonts w:ascii="맑은 고딕" w:cs="맑은 고딕" w:eastAsia="맑은 고딕" w:hAnsi="맑은 고딕"/>
           <w:b/>
           <w:bCs/>
-          <w:color w:val="1F4E79"/>
+          <w:color w:val="82B84C"/>
+          <w:sz w:val="26"/>
+          <w:szCs w:val="26"/>
+        </w:rPr>
+        <w:t xml:space="preserve">▌ </w:t>
+      </w:r>
+      <w:r>
+        <w:rPr>
+          <w:rFonts w:ascii="맑은 고딕" w:cs="맑은 고딕" w:eastAsia="맑은 고딕" w:hAnsi="맑은 고딕"/>
+          <w:b/>
+          <w:bCs/>
+          <w:color w:val="3F6B1B"/>
           <w:sz w:val="26"/>
           <w:szCs w:val="26"/>
         </w:rPr>
@@ -12114,10 +13661,13 @@
     </w:p>
     <w:sectPr>
       <w:headerReference w:type="default" r:id="rId7"/>
-      <w:footerReference w:type="default" r:id="rId8"/>
+      <w:headerReference w:type="first" r:id="rId8"/>
+      <w:footerReference w:type="default" r:id="rId9"/>
+      <w:footerReference w:type="first" r:id="rId10"/>
       <w:pgSz w:w="11906" w:h="16838" w:orient="portrait"/>
       <w:pgMar w:top="1440" w:right="1440" w:bottom="1440" w:left="1440" w:header="708" w:footer="708" w:gutter="0"/>
       <w:pgNumType/>
+      <w:titlePg/>
       <w:docGrid w:linePitch="360"/>
     </w:sectPr>
   </w:body>
@@ -12205,6 +13755,12 @@
 </w:ftr>
 </file>
 
+<file path=word/footer2.xml><?xml version="1.0" encoding="utf-8"?>
+<w:ftr xmlns:wpc="http://schemas.microsoft.com/office/word/2010/wordprocessingCanvas" xmlns:mc="http://schemas.openxmlformats.org/markup-compatibility/2006" xmlns:o="urn:schemas-microsoft-com:office:office" xmlns:r="http://schemas.openxmlformats.org/officeDocument/2006/relationships" xmlns:m="http://schemas.openxmlformats.org/officeDocument/2006/math" xmlns:v="urn:schemas-microsoft-com:vml" xmlns:wp14="http://schemas.microsoft.com/office/word/2010/wordprocessingDrawing" xmlns:wp="http://schemas.openxmlformats.org/drawingml/2006/wordprocessingDrawing" xmlns:w10="urn:schemas-microsoft-com:office:word" xmlns:w="http://schemas.openxmlformats.org/wordprocessingml/2006/main" xmlns:w14="http://schemas.microsoft.com/office/word/2010/wordml" xmlns:w15="http://schemas.microsoft.com/office/word/2012/wordml" xmlns:wpg="http://schemas.microsoft.com/office/word/2010/wordprocessingGroup" xmlns:wpi="http://schemas.microsoft.com/office/word/2010/wordprocessingInk" xmlns:wne="http://schemas.microsoft.com/office/word/2006/wordml" xmlns:wps="http://schemas.microsoft.com/office/word/2010/wordprocessingShape">
+  <w:p/>
+</w:ftr>
+</file>
+
 <file path=word/footnotes.xml><?xml version="1.0" encoding="utf-8"?>
 <w:footnotes xmlns:wpc="http://schemas.microsoft.com/office/word/2010/wordprocessingCanvas" xmlns:mc="http://schemas.openxmlformats.org/markup-compatibility/2006" xmlns:o="urn:schemas-microsoft-com:office:office" xmlns:r="http://schemas.openxmlformats.org/officeDocument/2006/relationships" xmlns:m="http://schemas.openxmlformats.org/officeDocument/2006/math" xmlns:v="urn:schemas-microsoft-com:vml" xmlns:wp14="http://schemas.microsoft.com/office/word/2010/wordprocessingDrawing" xmlns:wp="http://schemas.openxmlformats.org/drawingml/2006/wordprocessingDrawing" xmlns:w10="urn:schemas-microsoft-com:office:word" xmlns:w="http://schemas.openxmlformats.org/wordprocessingml/2006/main" xmlns:w14="http://schemas.microsoft.com/office/word/2010/wordml" xmlns:w15="http://schemas.microsoft.com/office/word/2012/wordml" xmlns:wpg="http://schemas.microsoft.com/office/word/2010/wordprocessingGroup" xmlns:wpi="http://schemas.microsoft.com/office/word/2010/wordprocessingInk" xmlns:wne="http://schemas.microsoft.com/office/word/2006/wordml" xmlns:wps="http://schemas.microsoft.com/office/word/2010/wordprocessingShape" mc:Ignorable="w14 w15 wp14">
   <w:footnote w:type="separator" w:id="-1">
@@ -12247,7 +13803,7 @@
   <w:p>
     <w:pPr>
       <w:pBdr>
-        <w:bottom w:val="single" w:color="BFBFBF" w:sz="6" w:space="2"/>
+        <w:bottom w:val="single" w:color="A7CE79" w:sz="6" w:space="2"/>
       </w:pBdr>
       <w:tabs>
         <w:tab w:val="right" w:pos="9026"/>
@@ -12273,6 +13829,12 @@
       <w:t xml:space="preserve">	2026-06-03</w:t>
     </w:r>
   </w:p>
+</w:hdr>
+</file>
+
+<file path=word/header2.xml><?xml version="1.0" encoding="utf-8"?>
+<w:hdr xmlns:wpc="http://schemas.microsoft.com/office/word/2010/wordprocessingCanvas" xmlns:mc="http://schemas.openxmlformats.org/markup-compatibility/2006" xmlns:o="urn:schemas-microsoft-com:office:office" xmlns:r="http://schemas.openxmlformats.org/officeDocument/2006/relationships" xmlns:m="http://schemas.openxmlformats.org/officeDocument/2006/math" xmlns:v="urn:schemas-microsoft-com:vml" xmlns:wp14="http://schemas.microsoft.com/office/word/2010/wordprocessingDrawing" xmlns:wp="http://schemas.openxmlformats.org/drawingml/2006/wordprocessingDrawing" xmlns:w10="urn:schemas-microsoft-com:office:word" xmlns:w="http://schemas.openxmlformats.org/wordprocessingml/2006/main" xmlns:w14="http://schemas.microsoft.com/office/word/2010/wordml" xmlns:w15="http://schemas.microsoft.com/office/word/2012/wordml" xmlns:wpg="http://schemas.microsoft.com/office/word/2010/wordprocessingGroup" xmlns:wpi="http://schemas.microsoft.com/office/word/2010/wordprocessingInk" xmlns:wne="http://schemas.microsoft.com/office/word/2006/wordml" xmlns:wps="http://schemas.microsoft.com/office/word/2010/wordprocessingShape" xmlns:cx="http://schemas.microsoft.com/office/drawing/2014/chartex" xmlns:cx1="http://schemas.microsoft.com/office/drawing/2015/9/8/chartex" xmlns:cx2="http://schemas.microsoft.com/office/drawing/2015/10/21/chartex" xmlns:cx3="http://schemas.microsoft.com/office/drawing/2016/5/9/chartex" xmlns:cx4="http://schemas.microsoft.com/office/drawing/2016/5/10/chartex" xmlns:cx5="http://schemas.microsoft.com/office/drawing/2016/5/11/chartex" xmlns:cx6="http://schemas.microsoft.com/office/drawing/2016/5/12/chartex" xmlns:cx7="http://schemas.microsoft.com/office/drawing/2016/5/13/chartex" xmlns:cx8="http://schemas.microsoft.com/office/drawing/2016/5/14/chartex" xmlns:w16cid="http://schemas.microsoft.com/office/word/2016/wordml/cid" xmlns:w16se="http://schemas.microsoft.com/office/word/2015/wordml/symex">
+  <w:p/>
 </w:hdr>
 </file>
 

--- a/docs/reports/Dibut_성능최적화_QA검증_보고서.docx
+++ b/docs/reports/Dibut_성능최적화_QA검증_보고서.docx
@@ -574,13 +574,13 @@
       </w:tr>
     </w:tbl>
     <w:p>
-      <w:pPr>
-        <w:spacing w:after="140"/>
-      </w:pPr>
+      <w:r>
+        <w:br w:type="page"/>
+      </w:r>
     </w:p>
     <w:p>
       <w:pPr>
-        <w:spacing w:after="120" w:before="360"/>
+        <w:spacing w:after="200" w:before="240"/>
         <w:jc w:val="center"/>
       </w:pPr>
       <w:r>
@@ -589,8 +589,8 @@
           <w:b/>
           <w:bCs/>
           <w:color w:val="3F6B1B"/>
-          <w:sz w:val="28"/>
-          <w:szCs w:val="28"/>
+          <w:sz w:val="30"/>
+          <w:szCs w:val="30"/>
         </w:rPr>
         <w:t xml:space="preserve">목     차</w:t>
       </w:r>
@@ -1357,7 +1357,16 @@
     </w:tbl>
     <w:p>
       <w:pPr>
-        <w:pageBreakBefore/>
+        <w:sectPr>
+          <w:pgSz w:w="11906" w:h="16838" w:orient="portrait"/>
+          <w:pgMar w:top="1440" w:right="1440" w:bottom="1440" w:left="1440" w:header="708" w:footer="708" w:gutter="0"/>
+          <w:pgNumType/>
+          <w:docGrid w:linePitch="360"/>
+        </w:sectPr>
+      </w:pPr>
+    </w:p>
+    <w:p>
+      <w:pPr>
         <w:pBdr>
           <w:bottom w:val="single" w:color="3F6B1B" w:sz="16" w:space="5"/>
         </w:pBdr>
@@ -13661,13 +13670,10 @@
     </w:p>
     <w:sectPr>
       <w:headerReference w:type="default" r:id="rId7"/>
-      <w:headerReference w:type="first" r:id="rId8"/>
-      <w:footerReference w:type="default" r:id="rId9"/>
-      <w:footerReference w:type="first" r:id="rId10"/>
+      <w:footerReference w:type="default" r:id="rId8"/>
       <w:pgSz w:w="11906" w:h="16838" w:orient="portrait"/>
       <w:pgMar w:top="1440" w:right="1440" w:bottom="1440" w:left="1440" w:header="708" w:footer="708" w:gutter="0"/>
-      <w:pgNumType/>
-      <w:titlePg/>
+      <w:pgNumType w:start="1"/>
       <w:docGrid w:linePitch="360"/>
     </w:sectPr>
   </w:body>
@@ -13755,12 +13761,6 @@
 </w:ftr>
 </file>
 
-<file path=word/footer2.xml><?xml version="1.0" encoding="utf-8"?>
-<w:ftr xmlns:wpc="http://schemas.microsoft.com/office/word/2010/wordprocessingCanvas" xmlns:mc="http://schemas.openxmlformats.org/markup-compatibility/2006" xmlns:o="urn:schemas-microsoft-com:office:office" xmlns:r="http://schemas.openxmlformats.org/officeDocument/2006/relationships" xmlns:m="http://schemas.openxmlformats.org/officeDocument/2006/math" xmlns:v="urn:schemas-microsoft-com:vml" xmlns:wp14="http://schemas.microsoft.com/office/word/2010/wordprocessingDrawing" xmlns:wp="http://schemas.openxmlformats.org/drawingml/2006/wordprocessingDrawing" xmlns:w10="urn:schemas-microsoft-com:office:word" xmlns:w="http://schemas.openxmlformats.org/wordprocessingml/2006/main" xmlns:w14="http://schemas.microsoft.com/office/word/2010/wordml" xmlns:w15="http://schemas.microsoft.com/office/word/2012/wordml" xmlns:wpg="http://schemas.microsoft.com/office/word/2010/wordprocessingGroup" xmlns:wpi="http://schemas.microsoft.com/office/word/2010/wordprocessingInk" xmlns:wne="http://schemas.microsoft.com/office/word/2006/wordml" xmlns:wps="http://schemas.microsoft.com/office/word/2010/wordprocessingShape">
-  <w:p/>
-</w:ftr>
-</file>
-
 <file path=word/footnotes.xml><?xml version="1.0" encoding="utf-8"?>
 <w:footnotes xmlns:wpc="http://schemas.microsoft.com/office/word/2010/wordprocessingCanvas" xmlns:mc="http://schemas.openxmlformats.org/markup-compatibility/2006" xmlns:o="urn:schemas-microsoft-com:office:office" xmlns:r="http://schemas.openxmlformats.org/officeDocument/2006/relationships" xmlns:m="http://schemas.openxmlformats.org/officeDocument/2006/math" xmlns:v="urn:schemas-microsoft-com:vml" xmlns:wp14="http://schemas.microsoft.com/office/word/2010/wordprocessingDrawing" xmlns:wp="http://schemas.openxmlformats.org/drawingml/2006/wordprocessingDrawing" xmlns:w10="urn:schemas-microsoft-com:office:word" xmlns:w="http://schemas.openxmlformats.org/wordprocessingml/2006/main" xmlns:w14="http://schemas.microsoft.com/office/word/2010/wordml" xmlns:w15="http://schemas.microsoft.com/office/word/2012/wordml" xmlns:wpg="http://schemas.microsoft.com/office/word/2010/wordprocessingGroup" xmlns:wpi="http://schemas.microsoft.com/office/word/2010/wordprocessingInk" xmlns:wne="http://schemas.microsoft.com/office/word/2006/wordml" xmlns:wps="http://schemas.microsoft.com/office/word/2010/wordprocessingShape" mc:Ignorable="w14 w15 wp14">
   <w:footnote w:type="separator" w:id="-1">
@@ -13829,12 +13829,6 @@
       <w:t xml:space="preserve">	2026-06-03</w:t>
     </w:r>
   </w:p>
-</w:hdr>
-</file>
-
-<file path=word/header2.xml><?xml version="1.0" encoding="utf-8"?>
-<w:hdr xmlns:wpc="http://schemas.microsoft.com/office/word/2010/wordprocessingCanvas" xmlns:mc="http://schemas.openxmlformats.org/markup-compatibility/2006" xmlns:o="urn:schemas-microsoft-com:office:office" xmlns:r="http://schemas.openxmlformats.org/officeDocument/2006/relationships" xmlns:m="http://schemas.openxmlformats.org/officeDocument/2006/math" xmlns:v="urn:schemas-microsoft-com:vml" xmlns:wp14="http://schemas.microsoft.com/office/word/2010/wordprocessingDrawing" xmlns:wp="http://schemas.openxmlformats.org/drawingml/2006/wordprocessingDrawing" xmlns:w10="urn:schemas-microsoft-com:office:word" xmlns:w="http://schemas.openxmlformats.org/wordprocessingml/2006/main" xmlns:w14="http://schemas.microsoft.com/office/word/2010/wordml" xmlns:w15="http://schemas.microsoft.com/office/word/2012/wordml" xmlns:wpg="http://schemas.microsoft.com/office/word/2010/wordprocessingGroup" xmlns:wpi="http://schemas.microsoft.com/office/word/2010/wordprocessingInk" xmlns:wne="http://schemas.microsoft.com/office/word/2006/wordml" xmlns:wps="http://schemas.microsoft.com/office/word/2010/wordprocessingShape" xmlns:cx="http://schemas.microsoft.com/office/drawing/2014/chartex" xmlns:cx1="http://schemas.microsoft.com/office/drawing/2015/9/8/chartex" xmlns:cx2="http://schemas.microsoft.com/office/drawing/2015/10/21/chartex" xmlns:cx3="http://schemas.microsoft.com/office/drawing/2016/5/9/chartex" xmlns:cx4="http://schemas.microsoft.com/office/drawing/2016/5/10/chartex" xmlns:cx5="http://schemas.microsoft.com/office/drawing/2016/5/11/chartex" xmlns:cx6="http://schemas.microsoft.com/office/drawing/2016/5/12/chartex" xmlns:cx7="http://schemas.microsoft.com/office/drawing/2016/5/13/chartex" xmlns:cx8="http://schemas.microsoft.com/office/drawing/2016/5/14/chartex" xmlns:w16cid="http://schemas.microsoft.com/office/word/2016/wordml/cid" xmlns:w16se="http://schemas.microsoft.com/office/word/2015/wordml/symex">
-  <w:p/>
 </w:hdr>
 </file>
 
